--- a/downloads/workbook/ai-7-week-32.docx
+++ b/downloads/workbook/ai-7-week-32.docx
@@ -961,6 +961,178 @@
         <w:t>Project connection: For the Reproducible AI Research Study, retain an annotated worked trace and the changed-case reasoning. Connect the claim to its records, units and assumptions so another investigator can challenge or reproduce it.</w:t>
       </w:r>
     </w:p>
+    <w:p>
+      <w:pPr>
+        <w:pStyle w:val="Heading1"/>
+      </w:pPr>
+      <w:r>
+        <w:t>13. Project portfolio milestone</w:t>
+      </w:r>
+    </w:p>
+    <w:p>
+      <w:r>
+        <w:t>Project: Reproducible AI Research Study</w:t>
+      </w:r>
+    </w:p>
+    <w:p>
+      <w:r>
+        <w:t>Current milestone: Present and defend. Demonstrate the system, explain one failure and justify the next improvement with evidence.</w:t>
+      </w:r>
+    </w:p>
+    <w:p>
+      <w:r>
+        <w:t>For the Reproducible AI Research Study, retain an annotated worked trace and the changed-case reasoning. Connect the claim to its records, units and assumptions so another investigator can challenge or reproduce it.</w:t>
+      </w:r>
+    </w:p>
+    <w:tbl>
+      <w:tblPr>
+        <w:tblStyle w:val="LightShading-Accent1"/>
+        <w:tblW w:type="auto" w:w="0"/>
+        <w:tblLook w:firstColumn="1" w:firstRow="1" w:lastColumn="0" w:lastRow="0" w:noHBand="0" w:noVBand="1" w:val="04A0"/>
+      </w:tblPr>
+      <w:tblGrid>
+        <w:gridCol w:w="5112"/>
+        <w:gridCol w:w="5112"/>
+      </w:tblGrid>
+      <w:tr>
+        <w:trPr>
+          <w:tblHeader/>
+        </w:trPr>
+        <w:tc>
+          <w:tcPr>
+            <w:tcW w:type="dxa" w:w="5112"/>
+          </w:tcPr>
+          <w:p>
+            <w:r>
+              <w:t>Evidence to keep</w:t>
+            </w:r>
+          </w:p>
+        </w:tc>
+        <w:tc>
+          <w:tcPr>
+            <w:tcW w:type="dxa" w:w="5112"/>
+          </w:tcPr>
+          <w:p>
+            <w:r>
+              <w:t>My record</w:t>
+            </w:r>
+          </w:p>
+        </w:tc>
+      </w:tr>
+      <w:tr>
+        <w:tc>
+          <w:tcPr>
+            <w:tcW w:type="dxa" w:w="5112"/>
+          </w:tcPr>
+          <w:p>
+            <w:r>
+              <w:t>This week’s input and deciding step</w:t>
+            </w:r>
+          </w:p>
+        </w:tc>
+        <w:tc>
+          <w:tcPr>
+            <w:tcW w:type="dxa" w:w="5112"/>
+          </w:tcPr>
+          <w:p>
+            <w:r/>
+          </w:p>
+        </w:tc>
+      </w:tr>
+      <w:tr>
+        <w:tc>
+          <w:tcPr>
+            <w:tcW w:type="dxa" w:w="5112"/>
+          </w:tcPr>
+          <w:p>
+            <w:r>
+              <w:t>Prediction and actual result (or labelled paper trace)</w:t>
+            </w:r>
+          </w:p>
+        </w:tc>
+        <w:tc>
+          <w:tcPr>
+            <w:tcW w:type="dxa" w:w="5112"/>
+          </w:tcPr>
+          <w:p>
+            <w:r/>
+          </w:p>
+        </w:tc>
+      </w:tr>
+      <w:tr>
+        <w:tc>
+          <w:tcPr>
+            <w:tcW w:type="dxa" w:w="5112"/>
+          </w:tcPr>
+          <w:p>
+            <w:r>
+              <w:t>One change since the previous checkpoint and why</w:t>
+            </w:r>
+          </w:p>
+        </w:tc>
+        <w:tc>
+          <w:tcPr>
+            <w:tcW w:type="dxa" w:w="5112"/>
+          </w:tcPr>
+          <w:p>
+            <w:r/>
+          </w:p>
+        </w:tc>
+      </w:tr>
+      <w:tr>
+        <w:tc>
+          <w:tcPr>
+            <w:tcW w:type="dxa" w:w="5112"/>
+          </w:tcPr>
+          <w:p>
+            <w:r>
+              <w:t>One error or limit and the next test</w:t>
+            </w:r>
+          </w:p>
+        </w:tc>
+        <w:tc>
+          <w:tcPr>
+            <w:tcW w:type="dxa" w:w="5112"/>
+          </w:tcPr>
+          <w:p>
+            <w:r/>
+          </w:p>
+        </w:tc>
+      </w:tr>
+    </w:tbl>
+    <w:p>
+      <w:pPr>
+        <w:pStyle w:val="Heading3"/>
+      </w:pPr>
+      <w:r>
+        <w:t>Explain what this week adds to your project. Reuse last week’s record rather than starting again.</w:t>
+      </w:r>
+    </w:p>
+    <w:p>
+      <w:r>
+        <w:t>________________________________________________________________</w:t>
+      </w:r>
+    </w:p>
+    <w:p>
+      <w:r>
+        <w:t>________________________________________________________________</w:t>
+      </w:r>
+    </w:p>
+    <w:p>
+      <w:r>
+        <w:t>________________________________________________________________</w:t>
+      </w:r>
+    </w:p>
+    <w:p>
+      <w:r>
+        <w:t>________________________________________________________________</w:t>
+      </w:r>
+    </w:p>
+    <w:p>
+      <w:r>
+        <w:t>________________________________________________________________</w:t>
+      </w:r>
+    </w:p>
     <w:sectPr>
       <w:pgSz w:w="12240" w:h="15840"/>
       <w:pgMar w:top="936" w:right="1008" w:bottom="936" w:left="1008" w:header="720" w:footer="720" w:gutter="0"/>

--- a/downloads/workbook/ai-7-week-32.docx
+++ b/downloads/workbook/ai-7-week-32.docx
@@ -1133,6 +1133,235 @@
         <w:t>________________________________________________________________</w:t>
       </w:r>
     </w:p>
+    <w:p>
+      <w:pPr>
+        <w:pStyle w:val="Heading1"/>
+      </w:pPr>
+      <w:r>
+        <w:t>14. Supported practice and learning evidence</w:t>
+      </w:r>
+    </w:p>
+    <w:p>
+      <w:r>
+        <w:t>Use this supported practice once, in the browser or on paper. Keep the reserved independent assessment for a separate first attempt before teacher feedback.</w:t>
+      </w:r>
+    </w:p>
+    <w:p>
+      <w:r>
+        <w:t>Respond to a reviewer with evidence. A reviewer asks why four photos of one plant were treated as four independent plants.</w:t>
+      </w:r>
+    </w:p>
+    <w:p>
+      <w:pPr>
+        <w:pStyle w:val="Heading3"/>
+      </w:pPr>
+      <w:r>
+        <w:t>Practice 1: explain the deciding evidence</w:t>
+      </w:r>
+    </w:p>
+    <w:p>
+      <w:r>
+        <w:t>Which labelled step matches this detail? Correct the description and revise any analysis that assumed independence.</w:t>
+      </w:r>
+    </w:p>
+    <w:p>
+      <w:r>
+        <w:t>1. Revise transparently</w:t>
+      </w:r>
+    </w:p>
+    <w:p>
+      <w:r>
+        <w:t>2. Check the records</w:t>
+      </w:r>
+    </w:p>
+    <w:p>
+      <w:r>
+        <w:t>3. Identify the concern</w:t>
+      </w:r>
+    </w:p>
+    <w:p>
+      <w:pPr>
+        <w:pStyle w:val="Heading3"/>
+      </w:pPr>
+      <w:r>
+        <w:t>My selected conclusion, deciding fact and explanation</w:t>
+      </w:r>
+    </w:p>
+    <w:p>
+      <w:r>
+        <w:t>________________________________________________________________</w:t>
+      </w:r>
+    </w:p>
+    <w:p>
+      <w:r>
+        <w:t>________________________________________________________________</w:t>
+      </w:r>
+    </w:p>
+    <w:p>
+      <w:r>
+        <w:t>________________________________________________________________</w:t>
+      </w:r>
+    </w:p>
+    <w:p>
+      <w:r>
+        <w:t>________________________________________________________________</w:t>
+      </w:r>
+    </w:p>
+    <w:p>
+      <w:r>
+        <w:t>________________________________________________________________</w:t>
+      </w:r>
+    </w:p>
+    <w:p>
+      <w:r>
+        <w:t>Hint if needed: Read the steps in the pictorial case. Match the supplied detail to the stage that performs or records it.</w:t>
+      </w:r>
+    </w:p>
+    <w:p>
+      <w:r>
+        <w:t>After your attempt, compare with the supported explanation: Revise transparently Correct the description and revise any analysis that assumed independence. Peer review should connect a criticism to the actual records and a concrete correction or reasoned response. Polite language alone cannot repair a methodological error.</w:t>
+      </w:r>
+    </w:p>
+    <w:p>
+      <w:pPr>
+        <w:pStyle w:val="Heading3"/>
+      </w:pPr>
+      <w:r>
+        <w:t>Practice 2: explain the deciding evidence</w:t>
+      </w:r>
+    </w:p>
+    <w:p>
+      <w:r>
+        <w:t>Changed-case practice: The team only changes "photos" to "plants" without revisiting analysis. Which conclusion is supported by the supplied facts?</w:t>
+      </w:r>
+    </w:p>
+    <w:p>
+      <w:r>
+        <w:t>1. This one example guarantees correct results for every future input.</w:t>
+      </w:r>
+    </w:p>
+    <w:p>
+      <w:r>
+        <w:t>2. The substantive independence issue remains unresolved.</w:t>
+      </w:r>
+    </w:p>
+    <w:p>
+      <w:r>
+        <w:t>3. We can decide the result without examining the changed input or the procedure.</w:t>
+      </w:r>
+    </w:p>
+    <w:p>
+      <w:pPr>
+        <w:pStyle w:val="Heading3"/>
+      </w:pPr>
+      <w:r>
+        <w:t>My selected conclusion, deciding fact and explanation</w:t>
+      </w:r>
+    </w:p>
+    <w:p>
+      <w:r>
+        <w:t>________________________________________________________________</w:t>
+      </w:r>
+    </w:p>
+    <w:p>
+      <w:r>
+        <w:t>________________________________________________________________</w:t>
+      </w:r>
+    </w:p>
+    <w:p>
+      <w:r>
+        <w:t>________________________________________________________________</w:t>
+      </w:r>
+    </w:p>
+    <w:p>
+      <w:r>
+        <w:t>________________________________________________________________</w:t>
+      </w:r>
+    </w:p>
+    <w:p>
+      <w:r>
+        <w:t>________________________________________________________________</w:t>
+      </w:r>
+    </w:p>
+    <w:p>
+      <w:r>
+        <w:t>Hint if needed: Use the changed condition and the deciding step in the pictorial trace. The answer must say what follows from those facts.</w:t>
+      </w:r>
+    </w:p>
+    <w:p>
+      <w:r>
+        <w:t>After your attempt, compare with the supported explanation: The substantive independence issue remains unresolved. Renaming records does not change their shared source objects.</w:t>
+      </w:r>
+    </w:p>
+    <w:p>
+      <w:pPr>
+        <w:pStyle w:val="Heading3"/>
+      </w:pPr>
+      <w:r>
+        <w:t>Repair a missing building block</w:t>
+      </w:r>
+    </w:p>
+    <w:p>
+      <w:r>
+        <w:t>Review Writing results and limitations (ai-7/31). Goal: Explain the mechanism and terminology of writing results and limitations. Short practice: Compute the supported-answer rates for 9/12 and 10/12. What actual outcome was measured, and why is a claim that every student becomes smarter outside this evidence?. Return to this week and explain what you changed.</w:t>
+      </w:r>
+    </w:p>
+    <w:p>
+      <w:r>
+        <w:t>Review Figures that preserve evidence (ai-7/29). Goal: Explain the mechanism and terminology of figures that preserve evidence. Short practice: Draw count bars for 6/10 and 8/10 using the stated axis. Why must the denominator and fixed task context remain visible, and what distortion arises from an undisclosed axis start at five?. Return to this week and explain what you changed.</w:t>
+      </w:r>
+    </w:p>
+    <w:p>
+      <w:r>
+        <w:t>Review Inspecting failures and anomalies (ai-7/26). Goal: Explain the mechanism and terminology of inspecting failures and anomalies. Short practice: Calculate mean and median for 2,2,2,10. What does the timeout log establish, and why is deleting that inconvenient record incompatible with the stated plan?. Return to this week and explain what you changed.</w:t>
+      </w:r>
+    </w:p>
+    <w:p>
+      <w:pPr>
+        <w:pStyle w:val="Heading3"/>
+      </w:pPr>
+      <w:r>
+        <w:t>Keep your completed work</w:t>
+      </w:r>
+    </w:p>
+    <w:p>
+      <w:r>
+        <w:t>Use Download completed work in the hosted lesson to export your answers, reflections, practice feedback and code-run evidence. Open the HTML copy to read or print it. Drafts stay in this browser when storage is available; clear drafts on a shared device.</w:t>
+      </w:r>
+    </w:p>
+    <w:p>
+      <w:pPr>
+        <w:pStyle w:val="Heading3"/>
+      </w:pPr>
+      <w:r>
+        <w:t>What I repaired, the evidence I kept and the next test</w:t>
+      </w:r>
+    </w:p>
+    <w:p>
+      <w:r>
+        <w:t>________________________________________________________________</w:t>
+      </w:r>
+    </w:p>
+    <w:p>
+      <w:r>
+        <w:t>________________________________________________________________</w:t>
+      </w:r>
+    </w:p>
+    <w:p>
+      <w:r>
+        <w:t>________________________________________________________________</w:t>
+      </w:r>
+    </w:p>
+    <w:p>
+      <w:r>
+        <w:t>________________________________________________________________</w:t>
+      </w:r>
+    </w:p>
+    <w:p>
+      <w:r>
+        <w:t>________________________________________________________________</w:t>
+      </w:r>
+    </w:p>
     <w:sectPr>
       <w:pgSz w:w="12240" w:h="15840"/>
       <w:pgMar w:top="936" w:right="1008" w:bottom="936" w:left="1008" w:header="720" w:footer="720" w:gutter="0"/>

--- a/downloads/workbook/ai-7-week-32.docx
+++ b/downloads/workbook/ai-7-week-32.docx
@@ -30,33 +30,45 @@
     </w:p>
     <w:p>
       <w:r>
-        <w:t>Try the recall before opening notes. Then use a different colour or a labelled second line to correct your explanation.</w:t>
+        <w:t>Record your starting explanation for Peer review and response before opening notes. Show any later correction separately.</w:t>
       </w:r>
     </w:p>
     <w:p>
       <w:pPr>
-        <w:pStyle w:val="Heading3"/>
-      </w:pPr>
-      <w:r>
-        <w:t>Writing results and limitations</w:t>
+        <w:spacing w:line="336" w:lineRule="auto" w:after="180"/>
+      </w:pPr>
+      <w:r>
+        <w:rPr>
+          <w:b w:val="0"/>
+        </w:rPr>
+        <w:t>Try the recall before opening notes. Then use a different colour or a labelled second line to correct your explanation.</w:t>
       </w:r>
     </w:p>
     <w:p>
-      <w:r>
-        <w:t>Without opening the old lesson, explain one key idea from Writing results and limitations. Give an example and a mistake that the idea helps you avoid.</w:t>
+      <w:pPr>
+        <w:pStyle w:val="Heading3"/>
+      </w:pPr>
+      <w:r>
+        <w:t>Writing results and limitations</w:t>
       </w:r>
     </w:p>
     <w:p>
       <w:pPr>
-        <w:pStyle w:val="Heading3"/>
-      </w:pPr>
-      <w:r>
-        <w:t>My remembered idea, example and correction</w:t>
+        <w:spacing w:line="336" w:lineRule="auto" w:after="180"/>
+      </w:pPr>
+      <w:r>
+        <w:rPr>
+          <w:b w:val="0"/>
+        </w:rPr>
+        <w:t>Without opening the old lesson, explain one key idea from Writing results and limitations. Give an example and a mistake that the idea helps you avoid.</w:t>
       </w:r>
     </w:p>
     <w:p>
-      <w:r>
-        <w:t>________________________________________________________________</w:t>
+      <w:pPr>
+        <w:pStyle w:val="Heading3"/>
+      </w:pPr>
+      <w:r>
+        <w:t>My remembered idea, example and correction</w:t>
       </w:r>
     </w:p>
     <w:p>
@@ -70,29 +82,47 @@
       </w:r>
     </w:p>
     <w:p>
-      <w:pPr>
-        <w:pStyle w:val="Heading3"/>
-      </w:pPr>
-      <w:r>
-        <w:t>Figures that preserve evidence</w:t>
+      <w:r>
+        <w:t>________________________________________________________________</w:t>
       </w:r>
     </w:p>
     <w:p>
-      <w:r>
-        <w:t>Without opening the old lesson, explain one key idea from Figures that preserve evidence. Give an example and a mistake that the idea helps you avoid.</w:t>
+      <w:pPr>
+        <w:pStyle w:val="Heading3"/>
+      </w:pPr>
+      <w:r>
+        <w:t>Figures that preserve evidence</w:t>
       </w:r>
     </w:p>
     <w:p>
       <w:pPr>
-        <w:pStyle w:val="Heading3"/>
-      </w:pPr>
-      <w:r>
-        <w:t>My remembered idea, example and correction</w:t>
+        <w:spacing w:line="336" w:lineRule="auto" w:after="180"/>
+      </w:pPr>
+      <w:r>
+        <w:rPr>
+          <w:b w:val="0"/>
+        </w:rPr>
+        <w:t xml:space="preserve">Without opening the old lesson, explain one key idea from Figures that preserve </w:t>
+      </w:r>
+      <w:r>
+        <w:rPr>
+          <w:b/>
+        </w:rPr>
+        <w:t>evidence</w:t>
+      </w:r>
+      <w:r>
+        <w:rPr>
+          <w:b w:val="0"/>
+        </w:rPr>
+        <w:t>. Give an example and a mistake that the idea helps you avoid.</w:t>
       </w:r>
     </w:p>
     <w:p>
-      <w:r>
-        <w:t>________________________________________________________________</w:t>
+      <w:pPr>
+        <w:pStyle w:val="Heading3"/>
+      </w:pPr>
+      <w:r>
+        <w:t>My remembered idea, example and correction</w:t>
       </w:r>
     </w:p>
     <w:p>
@@ -106,29 +136,35 @@
       </w:r>
     </w:p>
     <w:p>
-      <w:pPr>
-        <w:pStyle w:val="Heading3"/>
-      </w:pPr>
-      <w:r>
-        <w:t>Inspecting failures and anomalies</w:t>
+      <w:r>
+        <w:t>________________________________________________________________</w:t>
       </w:r>
     </w:p>
     <w:p>
-      <w:r>
-        <w:t>Without opening the old lesson, explain one key idea from Inspecting failures and anomalies. Give an example and a mistake that the idea helps you avoid.</w:t>
+      <w:pPr>
+        <w:pStyle w:val="Heading3"/>
+      </w:pPr>
+      <w:r>
+        <w:t>Inspecting failures and anomalies</w:t>
       </w:r>
     </w:p>
     <w:p>
       <w:pPr>
-        <w:pStyle w:val="Heading3"/>
-      </w:pPr>
-      <w:r>
-        <w:t>My remembered idea, example and correction</w:t>
+        <w:spacing w:line="336" w:lineRule="auto" w:after="180"/>
+      </w:pPr>
+      <w:r>
+        <w:rPr>
+          <w:b w:val="0"/>
+        </w:rPr>
+        <w:t>Without opening the old lesson, explain one key idea from Inspecting failures and anomalies. Give an example and a mistake that the idea helps you avoid.</w:t>
       </w:r>
     </w:p>
     <w:p>
-      <w:r>
-        <w:t>________________________________________________________________</w:t>
+      <w:pPr>
+        <w:pStyle w:val="Heading3"/>
+      </w:pPr>
+      <w:r>
+        <w:t>My remembered idea, example and correction</w:t>
       </w:r>
     </w:p>
     <w:p>
@@ -142,15 +178,31 @@
       </w:r>
     </w:p>
     <w:p>
-      <w:pPr>
-        <w:pStyle w:val="Heading1"/>
-      </w:pPr>
-      <w:r>
-        <w:t>02. Practise with fading help</w:t>
+      <w:r>
+        <w:t>________________________________________________________________</w:t>
       </w:r>
     </w:p>
     <w:p>
-      <w:r>
+      <w:pPr>
+        <w:pStyle w:val="Heading1"/>
+      </w:pPr>
+      <w:r>
+        <w:t>02. Practise with fading help</w:t>
+      </w:r>
+    </w:p>
+    <w:p>
+      <w:r>
+        <w:t>Complete the supported Peer review and response trace and record the first step you can explain without help.</w:t>
+      </w:r>
+    </w:p>
+    <w:p>
+      <w:pPr>
+        <w:spacing w:line="336" w:lineRule="auto" w:after="180"/>
+      </w:pPr>
+      <w:r>
+        <w:rPr>
+          <w:b w:val="0"/>
+        </w:rPr>
         <w:t>Use W2: Trace the worked case for Peer review and response. Record the answer once; the lesson and workbook refer to the same attempt.</w:t>
       </w:r>
     </w:p>
@@ -279,25 +331,37 @@
     </w:p>
     <w:p>
       <w:r>
-        <w:t>Use the worked case for Peer review and response. Proposed explanation: “The worked result establishes every future case”. Decide whether this explanation is supported. Point to the step or supplied fact that decides; explain your repair if needed.</w:t>
+        <w:t>Check the proposed Peer review and response explanation against the supplied facts before discussing it.</w:t>
       </w:r>
     </w:p>
     <w:p>
       <w:pPr>
-        <w:pStyle w:val="Heading3"/>
-      </w:pPr>
-      <w:r>
-        <w:t>My explanation before partner discussion</w:t>
+        <w:spacing w:line="336" w:lineRule="auto" w:after="180"/>
+      </w:pPr>
+      <w:r>
+        <w:rPr>
+          <w:b w:val="0"/>
+        </w:rPr>
+        <w:t>Use the worked case for Peer review and response. Proposed explanation: “The worked result establishes every future case”. Decide whether this explanation is supported.</w:t>
       </w:r>
     </w:p>
     <w:p>
-      <w:r>
-        <w:t>________________________________________________________________</w:t>
+      <w:pPr>
+        <w:spacing w:line="336" w:lineRule="auto" w:after="180"/>
+      </w:pPr>
+      <w:r>
+        <w:rPr>
+          <w:b w:val="0"/>
+        </w:rPr>
+        <w:t>Point to the step or supplied fact that decides; explain your repair if needed.</w:t>
       </w:r>
     </w:p>
     <w:p>
-      <w:r>
-        <w:t>________________________________________________________________</w:t>
+      <w:pPr>
+        <w:pStyle w:val="Heading3"/>
+      </w:pPr>
+      <w:r>
+        <w:t>My explanation before partner discussion</w:t>
       </w:r>
     </w:p>
     <w:p>
@@ -311,47 +375,54 @@
       </w:r>
     </w:p>
     <w:p>
-      <w:pPr>
-        <w:pStyle w:val="Heading1"/>
-      </w:pPr>
-      <w:r>
-        <w:t>04. Independent transfer case</w:t>
+      <w:r>
+        <w:t>________________________________________________________________</w:t>
       </w:r>
     </w:p>
     <w:p>
-      <w:pPr>
-        <w:pStyle w:val="Heading3"/>
-      </w:pPr>
-      <w:r>
-        <w:t>Independent case: Apply a new case independently</w:t>
+      <w:r>
+        <w:t>________________________________________________________________</w:t>
       </w:r>
     </w:p>
     <w:p>
-      <w:r>
-        <w:t>Reviewer notes missing failure counts; author deletes the limitation paragraph. What is an adequate response?</w:t>
+      <w:pPr>
+        <w:pStyle w:val="Heading1"/>
+      </w:pPr>
+      <w:r>
+        <w:t>04. Independent transfer case</w:t>
       </w:r>
     </w:p>
     <w:p>
-      <w:pPr>
-        <w:pStyle w:val="Heading3"/>
-      </w:pPr>
-      <w:r>
-        <w:t>My independent explanation, trace and limits</w:t>
+      <w:r>
+        <w:t>Write one first attempt at the reserved independent case before feedback. Repeated copies of that case refer to the same recorded attempt.</w:t>
       </w:r>
     </w:p>
     <w:p>
-      <w:r>
-        <w:t>________________________________________________________________</w:t>
+      <w:pPr>
+        <w:pStyle w:val="Heading3"/>
+      </w:pPr>
+      <w:r>
+        <w:t>Independent case: Apply a new case independently</w:t>
       </w:r>
     </w:p>
     <w:p>
-      <w:r>
-        <w:t>________________________________________________________________</w:t>
+      <w:pPr>
+        <w:spacing w:line="336" w:lineRule="auto" w:after="180"/>
+        <w:shd w:fill="F5F1FB"/>
+      </w:pPr>
+      <w:r>
+        <w:rPr>
+          <w:b w:val="0"/>
+        </w:rPr>
+        <w:t>Reviewer notes missing failure counts; author deletes the limitation paragraph. What is an adequate response?</w:t>
       </w:r>
     </w:p>
     <w:p>
-      <w:r>
-        <w:t>________________________________________________________________</w:t>
+      <w:pPr>
+        <w:pStyle w:val="Heading3"/>
+      </w:pPr>
+      <w:r>
+        <w:t>My independent explanation, trace and limits</w:t>
       </w:r>
     </w:p>
     <w:p>
@@ -376,48 +447,96 @@
     </w:p>
     <w:p>
       <w:r>
-        <w:t>Attempt this case before feedback. Record any help. Earlier examples below are further practice; a case already practised with feedback cannot establish fresh transfer.</w:t>
+        <w:t>________________________________________________________________</w:t>
       </w:r>
     </w:p>
     <w:p>
-      <w:pPr>
-        <w:pStyle w:val="Heading1"/>
-      </w:pPr>
-      <w:r>
-        <w:t>05. W1 Explain the mechanism</w:t>
+      <w:r>
+        <w:t>________________________________________________________________</w:t>
       </w:r>
     </w:p>
     <w:p>
       <w:r>
-        <w:t>Explain the weekly mechanism in your own words. Use the worked scenario to name its input, decision rule and output.</w:t>
+        <w:t>________________________________________________________________</w:t>
       </w:r>
     </w:p>
     <w:p>
       <w:pPr>
-        <w:pStyle w:val="Heading3"/>
-      </w:pPr>
-      <w:r>
-        <w:t>My reasoning and evidence</w:t>
+        <w:spacing w:line="336" w:lineRule="auto" w:after="180"/>
+      </w:pPr>
+      <w:r>
+        <w:rPr>
+          <w:b w:val="0"/>
+        </w:rPr>
+        <w:t>Attempt this case before feedback. Record any help. Earlier examples below are further practice; a case already practised with feedback cannot establish fresh transfer.</w:t>
       </w:r>
     </w:p>
     <w:p>
-      <w:r>
-        <w:t>________________________________________________________________</w:t>
+      <w:pPr>
+        <w:pStyle w:val="Heading1"/>
+      </w:pPr>
+      <w:r>
+        <w:t>05. W1 Explain the mechanism</w:t>
       </w:r>
     </w:p>
     <w:p>
       <w:r>
-        <w:t>________________________________________________________________</w:t>
+        <w:t>Explain the mechanism. Apply the supplied Peer review and response facts and keep your reasoning.</w:t>
       </w:r>
     </w:p>
     <w:p>
-      <w:r>
-        <w:t>________________________________________________________________</w:t>
+      <w:pPr>
+        <w:spacing w:line="336" w:lineRule="auto" w:after="180"/>
+      </w:pPr>
+      <w:r>
+        <w:rPr>
+          <w:b w:val="0"/>
+        </w:rPr>
+        <w:t xml:space="preserve">Explain the weekly </w:t>
+      </w:r>
+      <w:r>
+        <w:rPr>
+          <w:b/>
+        </w:rPr>
+        <w:t>mechanism</w:t>
+      </w:r>
+      <w:r>
+        <w:rPr>
+          <w:b w:val="0"/>
+        </w:rPr>
+        <w:t xml:space="preserve"> in your own words. Use the worked scenario to name its </w:t>
+      </w:r>
+      <w:r>
+        <w:rPr>
+          <w:b/>
+        </w:rPr>
+        <w:t>input</w:t>
+      </w:r>
+      <w:r>
+        <w:rPr>
+          <w:b w:val="0"/>
+        </w:rPr>
+        <w:t xml:space="preserve">, decision rule and </w:t>
+      </w:r>
+      <w:r>
+        <w:rPr>
+          <w:b/>
+        </w:rPr>
+        <w:t>output</w:t>
+      </w:r>
+      <w:r>
+        <w:rPr>
+          <w:b w:val="0"/>
+        </w:rPr>
+        <w:t>.</w:t>
       </w:r>
     </w:p>
     <w:p>
-      <w:r>
-        <w:t>________________________________________________________________</w:t>
+      <w:pPr>
+        <w:pStyle w:val="Heading3"/>
+      </w:pPr>
+      <w:r>
+        <w:t>My reasoning and evidence</w:t>
       </w:r>
     </w:p>
     <w:p>
@@ -431,24 +550,18 @@
       </w:r>
     </w:p>
     <w:p>
-      <w:pPr>
-        <w:pStyle w:val="Heading1"/>
-      </w:pPr>
-      <w:r>
-        <w:t>06. W2 Trace the worked case</w:t>
+      <w:r>
+        <w:t>________________________________________________________________</w:t>
       </w:r>
     </w:p>
     <w:p>
       <w:r>
-        <w:t>Reviewer asks for a fitted-line baseline; author responds that the neural network is advanced, without a comparison. Show the intermediate steps and give the conclusion with its scope.</w:t>
+        <w:t>________________________________________________________________</w:t>
       </w:r>
     </w:p>
     <w:p>
-      <w:pPr>
-        <w:pStyle w:val="Heading3"/>
-      </w:pPr>
-      <w:r>
-        <w:t>My reasoning and evidence</w:t>
+      <w:r>
+        <w:t>________________________________________________________________</w:t>
       </w:r>
     </w:p>
     <w:p>
@@ -457,23 +570,35 @@
       </w:r>
     </w:p>
     <w:p>
-      <w:r>
-        <w:t>________________________________________________________________</w:t>
+      <w:pPr>
+        <w:pStyle w:val="Heading1"/>
+      </w:pPr>
+      <w:r>
+        <w:t>06. W2 Trace the worked case</w:t>
       </w:r>
     </w:p>
     <w:p>
       <w:r>
-        <w:t>________________________________________________________________</w:t>
+        <w:t>Trace the worked case. Apply the supplied Peer review and response facts and keep your reasoning.</w:t>
       </w:r>
     </w:p>
     <w:p>
-      <w:r>
-        <w:t>________________________________________________________________</w:t>
+      <w:pPr>
+        <w:spacing w:line="336" w:lineRule="auto" w:after="180"/>
+      </w:pPr>
+      <w:r>
+        <w:rPr>
+          <w:b w:val="0"/>
+        </w:rPr>
+        <w:t>Reviewer asks for a fitted-line baseline; author responds that the neural network is advanced, without a comparison. Show the intermediate steps and give the conclusion with its scope.</w:t>
       </w:r>
     </w:p>
     <w:p>
-      <w:r>
-        <w:t>________________________________________________________________</w:t>
+      <w:pPr>
+        <w:pStyle w:val="Heading3"/>
+      </w:pPr>
+      <w:r>
+        <w:t>My reasoning and evidence</w:t>
       </w:r>
     </w:p>
     <w:p>
@@ -487,24 +612,18 @@
       </w:r>
     </w:p>
     <w:p>
-      <w:pPr>
-        <w:pStyle w:val="Heading1"/>
-      </w:pPr>
-      <w:r>
-        <w:t>07. W3 Audit the limit</w:t>
+      <w:r>
+        <w:t>________________________________________________________________</w:t>
       </w:r>
     </w:p>
     <w:p>
       <w:r>
-        <w:t>A report omits this qualification: Agreement with a reviewer is not required, but a disagreement needs explicit reasoning and evidence. Explain how omitting it could change a reader's interpretation, and write an accurate replacement.</w:t>
+        <w:t>________________________________________________________________</w:t>
       </w:r>
     </w:p>
     <w:p>
-      <w:pPr>
-        <w:pStyle w:val="Heading3"/>
-      </w:pPr>
-      <w:r>
-        <w:t>My reasoning and evidence</w:t>
+      <w:r>
+        <w:t>________________________________________________________________</w:t>
       </w:r>
     </w:p>
     <w:p>
@@ -518,44 +637,68 @@
       </w:r>
     </w:p>
     <w:p>
-      <w:r>
-        <w:t>________________________________________________________________</w:t>
+      <w:pPr>
+        <w:pStyle w:val="Heading1"/>
+      </w:pPr>
+      <w:r>
+        <w:t>07. W3 Audit the limit</w:t>
       </w:r>
     </w:p>
     <w:p>
       <w:r>
-        <w:t>________________________________________________________________</w:t>
+        <w:t>Audit the limit. Apply the supplied Peer review and response facts and keep your reasoning.</w:t>
       </w:r>
     </w:p>
     <w:p>
-      <w:r>
-        <w:t>________________________________________________________________</w:t>
+      <w:pPr>
+        <w:spacing w:line="336" w:lineRule="auto" w:after="180"/>
+      </w:pPr>
+      <w:r>
+        <w:rPr>
+          <w:b w:val="0"/>
+        </w:rPr>
+        <w:t xml:space="preserve">A report omits this qualification: Agreement with a reviewer is not required, but a disagreement needs explicit reasoning and </w:t>
+      </w:r>
+      <w:r>
+        <w:rPr>
+          <w:b/>
+        </w:rPr>
+        <w:t>evidence</w:t>
+      </w:r>
+      <w:r>
+        <w:rPr>
+          <w:b w:val="0"/>
+        </w:rPr>
+        <w:t>.</w:t>
       </w:r>
     </w:p>
     <w:p>
-      <w:r>
-        <w:t>________________________________________________________________</w:t>
+      <w:pPr>
+        <w:spacing w:line="336" w:lineRule="auto" w:after="180"/>
+      </w:pPr>
+      <w:r>
+        <w:rPr>
+          <w:b w:val="0"/>
+        </w:rPr>
+        <w:t>Explain how omitting it could change a reader's interpretation, and write an accurate replacement.</w:t>
       </w:r>
     </w:p>
     <w:p>
       <w:pPr>
-        <w:pStyle w:val="Heading1"/>
-      </w:pPr>
-      <w:r>
-        <w:t>08. W4 Apply a new case independently</w:t>
+        <w:pStyle w:val="Heading3"/>
+      </w:pPr>
+      <w:r>
+        <w:t>My reasoning and evidence</w:t>
       </w:r>
     </w:p>
     <w:p>
       <w:r>
-        <w:t>Reviewer notes missing failure counts; author deletes the limitation paragraph. What is an adequate response?</w:t>
+        <w:t>________________________________________________________________</w:t>
       </w:r>
     </w:p>
     <w:p>
-      <w:pPr>
-        <w:pStyle w:val="Heading3"/>
-      </w:pPr>
-      <w:r>
-        <w:t>My reasoning and evidence</w:t>
+      <w:r>
+        <w:t>________________________________________________________________</w:t>
       </w:r>
     </w:p>
     <w:p>
@@ -579,44 +722,51 @@
       </w:r>
     </w:p>
     <w:p>
-      <w:r>
-        <w:t>________________________________________________________________</w:t>
+      <w:pPr>
+        <w:pStyle w:val="Heading1"/>
+      </w:pPr>
+      <w:r>
+        <w:t>08. W4 Apply a new case independently</w:t>
       </w:r>
     </w:p>
     <w:p>
       <w:r>
-        <w:t>________________________________________________________________</w:t>
+        <w:t>Attempt before feedback. If this repeats the selected independent case, reuse that first attempt; otherwise keep a separate record. Apply a new case independently. Apply the supplied Peer review and response facts and keep your reasoning.</w:t>
       </w:r>
     </w:p>
     <w:p>
-      <w:r>
-        <w:t>________________________________________________________________</w:t>
+      <w:pPr>
+        <w:spacing w:line="336" w:lineRule="auto" w:after="180"/>
+        <w:shd w:fill="F5F1FB"/>
+      </w:pPr>
+      <w:r>
+        <w:rPr>
+          <w:b w:val="0"/>
+        </w:rPr>
+        <w:t>Reviewer notes missing failure counts; author deletes the limitation paragraph. What is an adequate response?</w:t>
       </w:r>
     </w:p>
     <w:p>
-      <w:r>
-        <w:t>________________________________________________________________</w:t>
+      <w:pPr>
+        <w:pStyle w:val="Heading3"/>
+      </w:pPr>
+      <w:r>
+        <w:t>My reasoning and evidence</w:t>
       </w:r>
     </w:p>
     <w:p>
-      <w:pPr>
-        <w:pStyle w:val="Heading1"/>
-      </w:pPr>
-      <w:r>
-        <w:t>09. W5 Design a revealing follow-up</w:t>
+      <w:r>
+        <w:t>________________________________________________________________</w:t>
       </w:r>
     </w:p>
     <w:p>
       <w:r>
-        <w:t>For the worked scenario, propose one additional case that could reveal a failure, describe its expected outcome before running it, and explain what would need to remain fixed for a fair comparison. Do not reuse W4 as a new final test after receiving feedback.</w:t>
+        <w:t>________________________________________________________________</w:t>
       </w:r>
     </w:p>
     <w:p>
-      <w:pPr>
-        <w:pStyle w:val="Heading3"/>
-      </w:pPr>
-      <w:r>
-        <w:t>My reasoning and evidence</w:t>
+      <w:r>
+        <w:t>________________________________________________________________</w:t>
       </w:r>
     </w:p>
     <w:p>
@@ -645,26 +795,38 @@
       </w:r>
     </w:p>
     <w:p>
-      <w:r>
-        <w:t>________________________________________________________________</w:t>
+      <w:pPr>
+        <w:pStyle w:val="Heading1"/>
+      </w:pPr>
+      <w:r>
+        <w:t>09. W5 Design a revealing follow-up</w:t>
       </w:r>
     </w:p>
     <w:p>
       <w:r>
-        <w:t>________________________________________________________________</w:t>
+        <w:t>Design a revealing follow-up. Apply the supplied Peer review and response facts and keep your reasoning.</w:t>
       </w:r>
     </w:p>
     <w:p>
       <w:pPr>
-        <w:pStyle w:val="Heading1"/>
-      </w:pPr>
-      <w:r>
-        <w:t>10. Project checkpoint and reflection</w:t>
+        <w:spacing w:line="336" w:lineRule="auto" w:after="180"/>
+      </w:pPr>
+      <w:r>
+        <w:rPr>
+          <w:b w:val="0"/>
+        </w:rPr>
+        <w:t>For the worked scenario, propose one additional case that could reveal a failure, describe its expected outcome before running it, and explain what would need to remain fixed for a fair comparison.</w:t>
       </w:r>
     </w:p>
     <w:p>
-      <w:r>
-        <w:t>Add a labelled peer review and response evidence sheet to Reproducible AI Research Study. Show how you can explain the mechanism and terminology of peer review and response. Use the supplied fictional case and keep its inputs, intermediate steps, calculation or prediction, and limitation. Connect this record to last week’s record; a matching answer without a trace is insufficient.</w:t>
+      <w:pPr>
+        <w:spacing w:line="336" w:lineRule="auto" w:after="180"/>
+      </w:pPr>
+      <w:r>
+        <w:rPr>
+          <w:b w:val="0"/>
+        </w:rPr>
+        <w:t>Do not reuse W4 as a new final test after receiving feedback.</w:t>
       </w:r>
     </w:p>
     <w:p>
@@ -672,7 +834,7 @@
         <w:pStyle w:val="Heading3"/>
       </w:pPr>
       <w:r>
-        <w:t>My project change, supporting evidence and remaining limit</w:t>
+        <w:t>My reasoning and evidence</w:t>
       </w:r>
     </w:p>
     <w:p>
@@ -706,11 +868,142 @@
       </w:r>
     </w:p>
     <w:p>
+      <w:r>
+        <w:t>________________________________________________________________</w:t>
+      </w:r>
+    </w:p>
+    <w:p>
       <w:pPr>
         <w:pStyle w:val="Heading1"/>
       </w:pPr>
       <w:r>
+        <w:t>10. Project checkpoint and reflection</w:t>
+      </w:r>
+    </w:p>
+    <w:p>
+      <w:r>
+        <w:t>Connect Peer review and response to Reproducible AI Research Study, identify a limit and choose the next useful test.</w:t>
+      </w:r>
+    </w:p>
+    <w:p>
+      <w:pPr>
+        <w:spacing w:line="336" w:lineRule="auto" w:after="180"/>
+      </w:pPr>
+      <w:r>
+        <w:rPr>
+          <w:b w:val="0"/>
+        </w:rPr>
+        <w:t xml:space="preserve">Add a labelled peer review and response </w:t>
+      </w:r>
+      <w:r>
+        <w:rPr>
+          <w:b/>
+        </w:rPr>
+        <w:t>evidence</w:t>
+      </w:r>
+      <w:r>
+        <w:rPr>
+          <w:b w:val="0"/>
+        </w:rPr>
+        <w:t xml:space="preserve"> sheet to Reproducible AI Research Study. Show how you can explain the </w:t>
+      </w:r>
+      <w:r>
+        <w:rPr>
+          <w:b/>
+        </w:rPr>
+        <w:t>mechanism</w:t>
+      </w:r>
+      <w:r>
+        <w:rPr>
+          <w:b w:val="0"/>
+        </w:rPr>
+        <w:t xml:space="preserve"> and terminology of peer review and response.</w:t>
+      </w:r>
+    </w:p>
+    <w:p>
+      <w:pPr>
+        <w:spacing w:line="336" w:lineRule="auto" w:after="180"/>
+      </w:pPr>
+      <w:r>
+        <w:rPr>
+          <w:b w:val="0"/>
+        </w:rPr>
+        <w:t xml:space="preserve">Use the supplied fictional case and keep its </w:t>
+      </w:r>
+      <w:r>
+        <w:rPr>
+          <w:b/>
+        </w:rPr>
+        <w:t>input</w:t>
+      </w:r>
+      <w:r>
+        <w:rPr>
+          <w:b w:val="0"/>
+        </w:rPr>
+        <w:t xml:space="preserve">s, intermediate steps, calculation or </w:t>
+      </w:r>
+      <w:r>
+        <w:rPr>
+          <w:b/>
+        </w:rPr>
+        <w:t>prediction</w:t>
+      </w:r>
+      <w:r>
+        <w:rPr>
+          <w:b w:val="0"/>
+        </w:rPr>
+        <w:t>, and limitation. Connect this record to last week’s record; a matching answer without a trace is insufficient.</w:t>
+      </w:r>
+    </w:p>
+    <w:p>
+      <w:pPr>
+        <w:pStyle w:val="Heading3"/>
+      </w:pPr>
+      <w:r>
+        <w:t>My project change, supporting evidence and remaining limit</w:t>
+      </w:r>
+    </w:p>
+    <w:p>
+      <w:r>
+        <w:t>________________________________________________________________</w:t>
+      </w:r>
+    </w:p>
+    <w:p>
+      <w:r>
+        <w:t>________________________________________________________________</w:t>
+      </w:r>
+    </w:p>
+    <w:p>
+      <w:r>
+        <w:t>________________________________________________________________</w:t>
+      </w:r>
+    </w:p>
+    <w:p>
+      <w:r>
+        <w:t>________________________________________________________________</w:t>
+      </w:r>
+    </w:p>
+    <w:p>
+      <w:r>
+        <w:t>________________________________________________________________</w:t>
+      </w:r>
+    </w:p>
+    <w:p>
+      <w:r>
+        <w:t>________________________________________________________________</w:t>
+      </w:r>
+    </w:p>
+    <w:p>
+      <w:pPr>
+        <w:pStyle w:val="Heading1"/>
+      </w:pPr>
+      <w:r>
         <w:t>11. Feedback, return check and learning record</w:t>
+      </w:r>
+    </w:p>
+    <w:p>
+      <w:r>
+        <w:t>Record the first repaired step and a different case to revisit after a delay.</w:t>
       </w:r>
     </w:p>
     <w:tbl>
@@ -850,7 +1143,13 @@
       </w:tr>
     </w:tbl>
     <w:p>
-      <w:r>
+      <w:pPr>
+        <w:spacing w:line="336" w:lineRule="auto" w:after="180"/>
+      </w:pPr>
+      <w:r>
+        <w:rPr>
+          <w:b w:val="0"/>
+        </w:rPr>
         <w:t>Revisit this idea with your teacher after a delay. Familiarity is different from explaining and using it on a changed case.</w:t>
       </w:r>
     </w:p>
@@ -864,11 +1163,40 @@
     </w:p>
     <w:p>
       <w:r>
-        <w:t>Respond to a reviewer with evidence. A reviewer asks why four photos of one plant were treated as four independent plants.</w:t>
+        <w:t>Respond to a reviewer with evidence. A reviewer asks why four photos of one plant were treated as four independent plants. Explain the labelled step before checking the changed condition.</w:t>
       </w:r>
     </w:p>
     <w:p>
-      <w:r>
+      <w:pPr>
+        <w:spacing w:line="336" w:lineRule="auto" w:after="180"/>
+      </w:pPr>
+      <w:r>
+        <w:rPr>
+          <w:b w:val="0"/>
+        </w:rPr>
+        <w:t xml:space="preserve">Respond to a reviewer with </w:t>
+      </w:r>
+      <w:r>
+        <w:rPr>
+          <w:b/>
+        </w:rPr>
+        <w:t>evidence</w:t>
+      </w:r>
+      <w:r>
+        <w:rPr>
+          <w:b w:val="0"/>
+        </w:rPr>
+        <w:t>. A reviewer asks why four photos of one plant were treated as four independent plants.</w:t>
+      </w:r>
+    </w:p>
+    <w:p>
+      <w:pPr>
+        <w:spacing w:line="336" w:lineRule="auto" w:after="180"/>
+      </w:pPr>
+      <w:r>
+        <w:rPr>
+          <w:b w:val="0"/>
+        </w:rPr>
         <w:t>The original table contains four views of P1 and four views of P2: eight photos from two plants.</w:t>
       </w:r>
     </w:p>
@@ -909,7 +1237,14 @@
       </w:r>
     </w:p>
     <w:p>
-      <w:r>
+      <w:pPr>
+        <w:spacing w:line="336" w:lineRule="auto" w:after="180"/>
+        <w:shd w:fill="F5F1FB"/>
+      </w:pPr>
+      <w:r>
+        <w:rPr>
+          <w:b w:val="0"/>
+        </w:rPr>
         <w:t>Count photos and underlying plants in the reviewer’s concern. What analysis assumption needs revision, and why does changing only the word photos to plants fail to repair it?</w:t>
       </w:r>
     </w:p>
@@ -952,35 +1287,114 @@
       </w:r>
     </w:p>
     <w:p>
-      <w:r>
-        <w:t>Support used: alone / hint / worked example. This record is practice evidence.</w:t>
+      <w:pPr>
+        <w:pStyle w:val="Heading3"/>
+      </w:pPr>
+      <w:r>
+        <w:t>Record the help used</w:t>
       </w:r>
     </w:p>
     <w:p>
-      <w:r>
-        <w:t>Project connection: For the Reproducible AI Research Study, retain an annotated worked trace and the changed-case reasoning. Connect the claim to its records, units and assumptions so another investigator can challenge or reproduce it.</w:t>
+      <w:pPr>
+        <w:spacing w:line="336" w:lineRule="auto" w:after="180"/>
+        <w:shd w:fill="F1F6F8"/>
+      </w:pPr>
+      <w:r>
+        <w:rPr>
+          <w:b w:val="0"/>
+        </w:rPr>
+        <w:t xml:space="preserve">Support used: alone / hint / worked example. This record is practice </w:t>
+      </w:r>
+      <w:r>
+        <w:rPr>
+          <w:b/>
+        </w:rPr>
+        <w:t>evidence</w:t>
+      </w:r>
+      <w:r>
+        <w:rPr>
+          <w:b w:val="0"/>
+        </w:rPr>
+        <w:t>.</w:t>
       </w:r>
     </w:p>
     <w:p>
       <w:pPr>
-        <w:pStyle w:val="Heading1"/>
-      </w:pPr>
-      <w:r>
-        <w:t>13. Project portfolio milestone</w:t>
+        <w:spacing w:line="336" w:lineRule="auto" w:after="180"/>
+      </w:pPr>
+      <w:r>
+        <w:rPr>
+          <w:b w:val="0"/>
+        </w:rPr>
+        <w:t>Project connection: For the Reproducible AI Research Study, retain an annotated worked trace and the changed-case reasoning.</w:t>
       </w:r>
     </w:p>
     <w:p>
-      <w:r>
-        <w:t>Project: Reproducible AI Research Study</w:t>
+      <w:pPr>
+        <w:spacing w:line="336" w:lineRule="auto" w:after="180"/>
+      </w:pPr>
+      <w:r>
+        <w:rPr>
+          <w:b w:val="0"/>
+        </w:rPr>
+        <w:t>Connect the claim to its records, units and assumptions so another investigator can challenge or reproduce it.</w:t>
       </w:r>
     </w:p>
     <w:p>
-      <w:r>
-        <w:t>Current milestone: Present and defend. Demonstrate the system, explain one failure and justify the next improvement with evidence.</w:t>
+      <w:pPr>
+        <w:pStyle w:val="Heading1"/>
+      </w:pPr>
+      <w:r>
+        <w:t>13. Project portfolio milestone</w:t>
       </w:r>
     </w:p>
     <w:p>
       <w:r>
+        <w:t>Keep this week’s input, deciding step, result and limit together in the Reproducible AI Research Study record.</w:t>
+      </w:r>
+    </w:p>
+    <w:p>
+      <w:pPr>
+        <w:spacing w:line="336" w:lineRule="auto" w:after="180"/>
+      </w:pPr>
+      <w:r>
+        <w:rPr>
+          <w:b w:val="0"/>
+        </w:rPr>
+        <w:t>Project: Reproducible AI Research Study</w:t>
+      </w:r>
+    </w:p>
+    <w:p>
+      <w:pPr>
+        <w:spacing w:line="336" w:lineRule="auto" w:after="180"/>
+      </w:pPr>
+      <w:r>
+        <w:rPr>
+          <w:b w:val="0"/>
+        </w:rPr>
+        <w:t xml:space="preserve">Current milestone: Present and defend. Demonstrate the system, explain one failure and justify the next improvement with </w:t>
+      </w:r>
+      <w:r>
+        <w:rPr>
+          <w:b/>
+        </w:rPr>
+        <w:t>evidence</w:t>
+      </w:r>
+      <w:r>
+        <w:rPr>
+          <w:b w:val="0"/>
+        </w:rPr>
+        <w:t>.</w:t>
+      </w:r>
+    </w:p>
+    <w:p>
+      <w:pPr>
+        <w:spacing w:line="336" w:lineRule="auto" w:after="180"/>
+      </w:pPr>
+      <w:r>
+        <w:rPr>
+          <w:b w:val="0"/>
+        </w:rPr>
         <w:t>For the Reproducible AI Research Study, retain an annotated worked trace and the changed-case reasoning. Connect the claim to its records, units and assumptions so another investigator can challenge or reproduce it.</w:t>
       </w:r>
     </w:p>
@@ -1143,53 +1557,104 @@
     </w:p>
     <w:p>
       <w:r>
-        <w:t>Use this supported practice once, in the browser or on paper. Keep the reserved independent assessment for a separate first attempt before teacher feedback.</w:t>
+        <w:t>Try the supported questions before comparing with hints and feedback. Record what you repaired and the evidence you retained.</w:t>
       </w:r>
     </w:p>
     <w:p>
-      <w:r>
-        <w:t>Respond to a reviewer with evidence. A reviewer asks why four photos of one plant were treated as four independent plants.</w:t>
+      <w:pPr>
+        <w:spacing w:line="336" w:lineRule="auto" w:after="180"/>
+      </w:pPr>
+      <w:r>
+        <w:rPr>
+          <w:b w:val="0"/>
+        </w:rPr>
+        <w:t>Use this supported practice once, in the browser or on paper. Keep the reserved independent assessment for a separate first attempt before teacher feedback.</w:t>
       </w:r>
     </w:p>
     <w:p>
       <w:pPr>
-        <w:pStyle w:val="Heading3"/>
-      </w:pPr>
-      <w:r>
-        <w:t>Practice 1: explain the deciding evidence</w:t>
+        <w:spacing w:line="336" w:lineRule="auto" w:after="180"/>
+      </w:pPr>
+      <w:r>
+        <w:rPr>
+          <w:b w:val="0"/>
+        </w:rPr>
+        <w:t xml:space="preserve">Respond to a reviewer with </w:t>
+      </w:r>
+      <w:r>
+        <w:rPr>
+          <w:b/>
+        </w:rPr>
+        <w:t>evidence</w:t>
+      </w:r>
+      <w:r>
+        <w:rPr>
+          <w:b w:val="0"/>
+        </w:rPr>
+        <w:t>. A reviewer asks why four photos of one plant were treated as four independent plants.</w:t>
       </w:r>
     </w:p>
     <w:p>
-      <w:r>
-        <w:t>Which labelled step matches this detail? Correct the description and revise any analysis that assumed independence.</w:t>
+      <w:pPr>
+        <w:pStyle w:val="Heading3"/>
+      </w:pPr>
+      <w:r>
+        <w:t>Practice 1: explain the deciding evidence</w:t>
       </w:r>
     </w:p>
     <w:p>
-      <w:r>
-        <w:t>1. Revise transparently</w:t>
+      <w:pPr>
+        <w:spacing w:line="336" w:lineRule="auto" w:after="180"/>
+      </w:pPr>
+      <w:r>
+        <w:rPr>
+          <w:b w:val="0"/>
+        </w:rPr>
+        <w:t>Which labelled step matches this detail? Correct the description and revise any analysis that assumed independence.</w:t>
       </w:r>
     </w:p>
     <w:p>
-      <w:r>
-        <w:t>2. Check the records</w:t>
+      <w:pPr>
+        <w:spacing w:line="336" w:lineRule="auto" w:after="180"/>
+        <w:shd w:fill="F4F9FC"/>
+      </w:pPr>
+      <w:r>
+        <w:rPr>
+          <w:b w:val="0"/>
+        </w:rPr>
+        <w:t>1. Revise transparently</w:t>
       </w:r>
     </w:p>
     <w:p>
-      <w:r>
-        <w:t>3. Identify the concern</w:t>
+      <w:pPr>
+        <w:spacing w:line="336" w:lineRule="auto" w:after="180"/>
+        <w:shd w:fill="F4F9FC"/>
+      </w:pPr>
+      <w:r>
+        <w:rPr>
+          <w:b w:val="0"/>
+        </w:rPr>
+        <w:t>2. Check the records</w:t>
       </w:r>
     </w:p>
     <w:p>
       <w:pPr>
-        <w:pStyle w:val="Heading3"/>
-      </w:pPr>
-      <w:r>
-        <w:t>My selected conclusion, deciding fact and explanation</w:t>
+        <w:spacing w:line="336" w:lineRule="auto" w:after="180"/>
+        <w:shd w:fill="F4F9FC"/>
+      </w:pPr>
+      <w:r>
+        <w:rPr>
+          <w:b w:val="0"/>
+        </w:rPr>
+        <w:t>3. Identify the concern</w:t>
       </w:r>
     </w:p>
     <w:p>
-      <w:r>
-        <w:t>________________________________________________________________</w:t>
+      <w:pPr>
+        <w:pStyle w:val="Heading3"/>
+      </w:pPr>
+      <w:r>
+        <w:t>My selected conclusion, deciding fact and explanation</w:t>
       </w:r>
     </w:p>
     <w:p>
@@ -1214,40 +1679,67 @@
     </w:p>
     <w:p>
       <w:r>
-        <w:t>Hint if needed: Read the steps in the pictorial case. Match the supplied detail to the stage that performs or records it.</w:t>
+        <w:t>________________________________________________________________</w:t>
       </w:r>
     </w:p>
     <w:p>
-      <w:r>
-        <w:t>After your attempt, compare with the supported explanation: Revise transparently Correct the description and revise any analysis that assumed independence. Peer review should connect a criticism to the actual records and a concrete correction or reasoned response. Polite language alone cannot repair a methodological error.</w:t>
+      <w:pPr>
+        <w:pStyle w:val="Heading3"/>
+      </w:pPr>
+      <w:r>
+        <w:t>Hint · try first</w:t>
       </w:r>
     </w:p>
     <w:p>
       <w:pPr>
-        <w:pStyle w:val="Heading3"/>
-      </w:pPr>
-      <w:r>
-        <w:t>Practice 2: explain the deciding evidence</w:t>
+        <w:spacing w:line="336" w:lineRule="auto" w:after="180"/>
+        <w:shd w:fill="F1F6F8"/>
+      </w:pPr>
+      <w:r>
+        <w:rPr>
+          <w:b w:val="0"/>
+        </w:rPr>
+        <w:t>Hint if needed: Read the steps in the pictorial case. Match the supplied detail to the stage that performs or records it.</w:t>
       </w:r>
     </w:p>
     <w:p>
-      <w:r>
-        <w:t>Changed-case practice: The team only changes "photos" to "plants" without revisiting analysis. Which conclusion is supported by the supplied facts?</w:t>
+      <w:pPr>
+        <w:pStyle w:val="Heading3"/>
+      </w:pPr>
+      <w:r>
+        <w:t>Feedback · compare after trying</w:t>
       </w:r>
     </w:p>
     <w:p>
-      <w:r>
-        <w:t>1. This one example guarantees correct results for every future input.</w:t>
+      <w:pPr>
+        <w:spacing w:line="336" w:lineRule="auto" w:after="180"/>
+        <w:shd w:fill="F1F6FC"/>
+      </w:pPr>
+      <w:r>
+        <w:rPr>
+          <w:b w:val="0"/>
+        </w:rPr>
+        <w:t>After your attempt, compare with the supported explanation: Revise transparently Correct the description and revise any analysis that assumed independence.</w:t>
       </w:r>
     </w:p>
     <w:p>
-      <w:r>
-        <w:t>2. The substantive independence issue remains unresolved.</w:t>
+      <w:pPr>
+        <w:spacing w:line="336" w:lineRule="auto" w:after="180"/>
+        <w:shd w:fill="F1F6FC"/>
+      </w:pPr>
+      <w:r>
+        <w:rPr>
+          <w:b w:val="0"/>
+        </w:rPr>
+        <w:t>Peer review should connect a criticism to the actual records and a concrete correction or reasoned response. Polite language alone cannot repair a methodological error.</w:t>
       </w:r>
     </w:p>
     <w:p>
-      <w:r>
-        <w:t>3. We can decide the result without examining the changed input or the procedure.</w:t>
+      <w:pPr>
+        <w:pStyle w:val="Heading3"/>
+      </w:pPr>
+      <w:r>
+        <w:t>Practice 2: explain the deciding evidence</w:t>
       </w:r>
     </w:p>
     <w:p>
@@ -1255,91 +1747,1132 @@
         <w:pStyle w:val="Heading3"/>
       </w:pPr>
       <w:r>
-        <w:t>My selected conclusion, deciding fact and explanation</w:t>
+        <w:t>Changed case · predict first</w:t>
       </w:r>
     </w:p>
     <w:p>
-      <w:r>
-        <w:t>________________________________________________________________</w:t>
+      <w:pPr>
+        <w:spacing w:line="336" w:lineRule="auto" w:after="180"/>
+        <w:shd w:fill="F5F1FB"/>
+      </w:pPr>
+      <w:r>
+        <w:rPr>
+          <w:b w:val="0"/>
+        </w:rPr>
+        <w:t>Changed-case practice: The team only changes "photos" to "plants" without revisiting analysis. Which conclusion is supported by the supplied facts?</w:t>
       </w:r>
     </w:p>
     <w:p>
-      <w:r>
-        <w:t>________________________________________________________________</w:t>
+      <w:pPr>
+        <w:spacing w:line="336" w:lineRule="auto" w:after="180"/>
+        <w:shd w:fill="F4F9FC"/>
+      </w:pPr>
+      <w:r>
+        <w:rPr>
+          <w:b w:val="0"/>
+        </w:rPr>
+        <w:t xml:space="preserve">1. This one example guarantees correct results for every future </w:t>
+      </w:r>
+      <w:r>
+        <w:rPr>
+          <w:b/>
+        </w:rPr>
+        <w:t>input</w:t>
+      </w:r>
+      <w:r>
+        <w:rPr>
+          <w:b w:val="0"/>
+        </w:rPr>
+        <w:t>.</w:t>
       </w:r>
     </w:p>
     <w:p>
-      <w:r>
-        <w:t>________________________________________________________________</w:t>
+      <w:pPr>
+        <w:spacing w:line="336" w:lineRule="auto" w:after="180"/>
+        <w:shd w:fill="F4F9FC"/>
+      </w:pPr>
+      <w:r>
+        <w:rPr>
+          <w:b w:val="0"/>
+        </w:rPr>
+        <w:t>2. The substantive independence issue remains unresolved.</w:t>
       </w:r>
     </w:p>
     <w:p>
-      <w:r>
-        <w:t>________________________________________________________________</w:t>
+      <w:pPr>
+        <w:spacing w:line="336" w:lineRule="auto" w:after="180"/>
+        <w:shd w:fill="F4F9FC"/>
+      </w:pPr>
+      <w:r>
+        <w:rPr>
+          <w:b w:val="0"/>
+        </w:rPr>
+        <w:t xml:space="preserve">3. We can decide the result without examining the changed </w:t>
+      </w:r>
+      <w:r>
+        <w:rPr>
+          <w:b/>
+        </w:rPr>
+        <w:t>input</w:t>
+      </w:r>
+      <w:r>
+        <w:rPr>
+          <w:b w:val="0"/>
+        </w:rPr>
+        <w:t xml:space="preserve"> or the procedure.</w:t>
       </w:r>
     </w:p>
     <w:p>
-      <w:r>
-        <w:t>________________________________________________________________</w:t>
+      <w:pPr>
+        <w:pStyle w:val="Heading3"/>
+      </w:pPr>
+      <w:r>
+        <w:t>My selected conclusion, deciding fact and explanation</w:t>
       </w:r>
     </w:p>
     <w:p>
       <w:r>
-        <w:t>Hint if needed: Use the changed condition and the deciding step in the pictorial trace. The answer must say what follows from those facts.</w:t>
+        <w:t>________________________________________________________________</w:t>
       </w:r>
     </w:p>
     <w:p>
       <w:r>
-        <w:t>After your attempt, compare with the supported explanation: The substantive independence issue remains unresolved. Renaming records does not change their shared source objects.</w:t>
+        <w:t>________________________________________________________________</w:t>
       </w:r>
     </w:p>
     <w:p>
-      <w:pPr>
-        <w:pStyle w:val="Heading3"/>
-      </w:pPr>
-      <w:r>
-        <w:t>Repair a missing building block</w:t>
+      <w:r>
+        <w:t>________________________________________________________________</w:t>
       </w:r>
     </w:p>
     <w:p>
       <w:r>
-        <w:t>Review Writing results and limitations (ai-7/31). Goal: Explain the mechanism and terminology of writing results and limitations. Short practice: Compute the supported-answer rates for 9/12 and 10/12. What actual outcome was measured, and why is a claim that every student becomes smarter outside this evidence?. Return to this week and explain what you changed.</w:t>
+        <w:t>________________________________________________________________</w:t>
       </w:r>
     </w:p>
     <w:p>
       <w:r>
-        <w:t>Review Figures that preserve evidence (ai-7/29). Goal: Explain the mechanism and terminology of figures that preserve evidence. Short practice: Draw count bars for 6/10 and 8/10 using the stated axis. Why must the denominator and fixed task context remain visible, and what distortion arises from an undisclosed axis start at five?. Return to this week and explain what you changed.</w:t>
+        <w:t>________________________________________________________________</w:t>
       </w:r>
     </w:p>
     <w:p>
-      <w:r>
-        <w:t>Review Inspecting failures and anomalies (ai-7/26). Goal: Explain the mechanism and terminology of inspecting failures and anomalies. Short practice: Calculate mean and median for 2,2,2,10. What does the timeout log establish, and why is deleting that inconvenient record incompatible with the stated plan?. Return to this week and explain what you changed.</w:t>
+      <w:pPr>
+        <w:pStyle w:val="Heading3"/>
+      </w:pPr>
+      <w:r>
+        <w:t>Hint · try first</w:t>
       </w:r>
     </w:p>
     <w:p>
       <w:pPr>
-        <w:pStyle w:val="Heading3"/>
-      </w:pPr>
-      <w:r>
-        <w:t>Keep your completed work</w:t>
+        <w:spacing w:line="336" w:lineRule="auto" w:after="180"/>
+        <w:shd w:fill="F1F6F8"/>
+      </w:pPr>
+      <w:r>
+        <w:rPr>
+          <w:b w:val="0"/>
+        </w:rPr>
+        <w:t>Hint if needed: Use the changed condition and the deciding step in the pictorial trace. The answer must say what follows from those facts.</w:t>
       </w:r>
     </w:p>
     <w:p>
-      <w:r>
-        <w:t>Use Download completed work in the hosted lesson to export your answers, reflections, practice feedback and code-run evidence. Open the HTML copy to read or print it. Drafts stay in this browser when storage is available; clear drafts on a shared device.</w:t>
+      <w:pPr>
+        <w:pStyle w:val="Heading3"/>
+      </w:pPr>
+      <w:r>
+        <w:t>Feedback · compare after trying</w:t>
       </w:r>
     </w:p>
     <w:p>
       <w:pPr>
-        <w:pStyle w:val="Heading3"/>
-      </w:pPr>
-      <w:r>
-        <w:t>What I repaired, the evidence I kept and the next test</w:t>
+        <w:spacing w:line="336" w:lineRule="auto" w:after="180"/>
+        <w:shd w:fill="F1F6FC"/>
+      </w:pPr>
+      <w:r>
+        <w:rPr>
+          <w:b w:val="0"/>
+        </w:rPr>
+        <w:t>After your attempt, compare with the supported explanation: The substantive independence issue remains unresolved. Renaming records does not change their shared source objects.</w:t>
       </w:r>
     </w:p>
     <w:p>
+      <w:pPr>
+        <w:pStyle w:val="Heading3"/>
+      </w:pPr>
+      <w:r>
+        <w:t>Repair a missing building block</w:t>
+      </w:r>
+    </w:p>
+    <w:p>
+      <w:pPr>
+        <w:spacing w:line="336" w:lineRule="auto" w:after="180"/>
+      </w:pPr>
+      <w:r>
+        <w:rPr>
+          <w:b w:val="0"/>
+        </w:rPr>
+        <w:t xml:space="preserve">Review Writing results and limitations (ai-7/31). Goal: Explain the </w:t>
+      </w:r>
+      <w:r>
+        <w:rPr>
+          <w:b/>
+        </w:rPr>
+        <w:t>mechanism</w:t>
+      </w:r>
+      <w:r>
+        <w:rPr>
+          <w:b w:val="0"/>
+        </w:rPr>
+        <w:t xml:space="preserve"> and terminology of writing results and limitations. Short practice: Compute the supported-answer rates for 9/12 and 10/12.</w:t>
+      </w:r>
+    </w:p>
+    <w:p>
+      <w:pPr>
+        <w:spacing w:line="336" w:lineRule="auto" w:after="180"/>
+      </w:pPr>
+      <w:r>
+        <w:rPr>
+          <w:b w:val="0"/>
+        </w:rPr>
+        <w:t xml:space="preserve">What actual outcome was measured, and why is a claim that every student becomes smarter outside this </w:t>
+      </w:r>
+      <w:r>
+        <w:rPr>
+          <w:b/>
+        </w:rPr>
+        <w:t>evidence</w:t>
+      </w:r>
+      <w:r>
+        <w:rPr>
+          <w:b w:val="0"/>
+        </w:rPr>
+        <w:t>?. Return to this week and explain what you changed.</w:t>
+      </w:r>
+    </w:p>
+    <w:p>
+      <w:pPr>
+        <w:spacing w:line="336" w:lineRule="auto" w:after="180"/>
+      </w:pPr>
+      <w:r>
+        <w:rPr>
+          <w:b w:val="0"/>
+        </w:rPr>
+        <w:t xml:space="preserve">Review Figures that preserve </w:t>
+      </w:r>
+      <w:r>
+        <w:rPr>
+          <w:b/>
+        </w:rPr>
+        <w:t>evidence</w:t>
+      </w:r>
+      <w:r>
+        <w:rPr>
+          <w:b w:val="0"/>
+        </w:rPr>
+        <w:t xml:space="preserve"> (ai-7/29). Goal: Explain the </w:t>
+      </w:r>
+      <w:r>
+        <w:rPr>
+          <w:b/>
+        </w:rPr>
+        <w:t>mechanism</w:t>
+      </w:r>
+      <w:r>
+        <w:rPr>
+          <w:b w:val="0"/>
+        </w:rPr>
+        <w:t xml:space="preserve"> and terminology of figures that preserve </w:t>
+      </w:r>
+      <w:r>
+        <w:rPr>
+          <w:b/>
+        </w:rPr>
+        <w:t>evidence</w:t>
+      </w:r>
+      <w:r>
+        <w:rPr>
+          <w:b w:val="0"/>
+        </w:rPr>
+        <w:t>. Short practice: Draw count bars for 6/10 and 8/10 using the stated axis.</w:t>
+      </w:r>
+    </w:p>
+    <w:p>
+      <w:pPr>
+        <w:spacing w:line="336" w:lineRule="auto" w:after="180"/>
+      </w:pPr>
+      <w:r>
+        <w:rPr>
+          <w:b w:val="0"/>
+        </w:rPr>
+        <w:t>Why must the denominator and fixed task context remain visible, and what distortion arises from an undisclosed axis start at five?. Return to this week and explain what you changed.</w:t>
+      </w:r>
+    </w:p>
+    <w:p>
+      <w:pPr>
+        <w:spacing w:line="336" w:lineRule="auto" w:after="180"/>
+      </w:pPr>
+      <w:r>
+        <w:rPr>
+          <w:b w:val="0"/>
+        </w:rPr>
+        <w:t xml:space="preserve">Review Inspecting failures and anomalies (ai-7/26). Goal: Explain the </w:t>
+      </w:r>
+      <w:r>
+        <w:rPr>
+          <w:b/>
+        </w:rPr>
+        <w:t>mechanism</w:t>
+      </w:r>
+      <w:r>
+        <w:rPr>
+          <w:b w:val="0"/>
+        </w:rPr>
+        <w:t xml:space="preserve"> and terminology of inspecting failures and anomalies. Short practice: Calculate mean and median for 2,2,2,10.</w:t>
+      </w:r>
+    </w:p>
+    <w:p>
+      <w:pPr>
+        <w:spacing w:line="336" w:lineRule="auto" w:after="180"/>
+      </w:pPr>
+      <w:r>
+        <w:rPr>
+          <w:b w:val="0"/>
+        </w:rPr>
+        <w:t>What does the timeout log establish, and why is deleting that inconvenient record incompatible with the stated plan?. Return to this week and explain what you changed.</w:t>
+      </w:r>
+    </w:p>
+    <w:p>
+      <w:pPr>
+        <w:pStyle w:val="Heading3"/>
+      </w:pPr>
+      <w:r>
+        <w:t>Keep your completed work</w:t>
+      </w:r>
+    </w:p>
+    <w:p>
+      <w:pPr>
+        <w:spacing w:line="336" w:lineRule="auto" w:after="180"/>
+      </w:pPr>
+      <w:r>
+        <w:rPr>
+          <w:b w:val="0"/>
+        </w:rPr>
+        <w:t xml:space="preserve">Use Download completed work in the hosted lesson to export your answers, reflections, practice feedback and code-run </w:t>
+      </w:r>
+      <w:r>
+        <w:rPr>
+          <w:b/>
+        </w:rPr>
+        <w:t>evidence</w:t>
+      </w:r>
+      <w:r>
+        <w:rPr>
+          <w:b w:val="0"/>
+        </w:rPr>
+        <w:t>. Open the HTML copy to read or print it.</w:t>
+      </w:r>
+    </w:p>
+    <w:p>
+      <w:pPr>
+        <w:spacing w:line="336" w:lineRule="auto" w:after="180"/>
+      </w:pPr>
+      <w:r>
+        <w:rPr>
+          <w:b w:val="0"/>
+        </w:rPr>
+        <w:t>Drafts stay in this browser when storage is available; clear drafts on a shared device.</w:t>
+      </w:r>
+    </w:p>
+    <w:p>
+      <w:pPr>
+        <w:pStyle w:val="Heading3"/>
+      </w:pPr>
+      <w:r>
+        <w:t>What I repaired, the evidence I kept and the next test</w:t>
+      </w:r>
+    </w:p>
+    <w:p>
       <w:r>
         <w:t>________________________________________________________________</w:t>
+      </w:r>
+    </w:p>
+    <w:p>
+      <w:r>
+        <w:t>________________________________________________________________</w:t>
+      </w:r>
+    </w:p>
+    <w:p>
+      <w:r>
+        <w:t>________________________________________________________________</w:t>
+      </w:r>
+    </w:p>
+    <w:p>
+      <w:r>
+        <w:t>________________________________________________________________</w:t>
+      </w:r>
+    </w:p>
+    <w:p>
+      <w:r>
+        <w:t>________________________________________________________________</w:t>
+      </w:r>
+    </w:p>
+    <w:p>
+      <w:pPr>
+        <w:pStyle w:val="Heading1"/>
+      </w:pPr>
+      <w:r>
+        <w:t>15. Visual concept journey</w:t>
+      </w:r>
+    </w:p>
+    <w:p>
+      <w:r>
+        <w:t>Explain each Peer review and response picture from its labels, then record a relevant limit.</w:t>
+      </w:r>
+    </w:p>
+    <w:p>
+      <w:pPr>
+        <w:pStyle w:val="Heading3"/>
+      </w:pPr>
+      <w:r>
+        <w:t>01. Peer review and response: the case</w:t>
+      </w:r>
+    </w:p>
+    <w:p>
+      <w:r>
+        <w:drawing>
+          <wp:inline xmlns:a="http://schemas.openxmlformats.org/drawingml/2006/main" xmlns:pic="http://schemas.openxmlformats.org/drawingml/2006/picture">
+            <wp:extent cx="5486400" cy="2834640"/>
+            <wp:docPr id="2" name="Picture 2" descr="Respond to a reviewer with evidence. A reviewer asks why four photos of one plant were treated as four independent plants. Supplied facts: The original table contains four views of P1 and four views of P2: eight photos from two plants."/>
+            <wp:cNvGraphicFramePr>
+              <a:graphicFrameLocks noChangeAspect="1"/>
+            </wp:cNvGraphicFramePr>
+            <a:graphic>
+              <a:graphicData uri="http://schemas.openxmlformats.org/drawingml/2006/picture">
+                <pic:pic>
+                  <pic:nvPicPr>
+                    <pic:cNvPr id="0" name="academy-story-ai-7-32-01.png"/>
+                    <pic:cNvPicPr/>
+                  </pic:nvPicPr>
+                  <pic:blipFill>
+                    <a:blip r:embed="rId10"/>
+                    <a:stretch>
+                      <a:fillRect/>
+                    </a:stretch>
+                  </pic:blipFill>
+                  <pic:spPr>
+                    <a:xfrm>
+                      <a:off x="0" y="0"/>
+                      <a:ext cx="5486400" cy="2834640"/>
+                    </a:xfrm>
+                    <a:prstGeom prst="rect"/>
+                  </pic:spPr>
+                </pic:pic>
+              </a:graphicData>
+            </a:graphic>
+          </wp:inline>
+        </w:drawing>
+      </w:r>
+    </w:p>
+    <w:p>
+      <w:pPr>
+        <w:spacing w:line="336" w:lineRule="auto" w:after="180"/>
+      </w:pPr>
+      <w:r>
+        <w:rPr>
+          <w:b w:val="0"/>
+        </w:rPr>
+        <w:t xml:space="preserve">Respond to a reviewer with </w:t>
+      </w:r>
+      <w:r>
+        <w:rPr>
+          <w:b/>
+        </w:rPr>
+        <w:t>evidence</w:t>
+      </w:r>
+      <w:r>
+        <w:rPr>
+          <w:b w:val="0"/>
+        </w:rPr>
+        <w:t>. A reviewer asks why four photos of one plant were treated as four independent plants.</w:t>
+      </w:r>
+    </w:p>
+    <w:p>
+      <w:pPr>
+        <w:spacing w:line="336" w:lineRule="auto" w:after="180"/>
+      </w:pPr>
+      <w:r>
+        <w:rPr>
+          <w:b w:val="0"/>
+        </w:rPr>
+        <w:t>Supplied facts: The original table contains four views of P1 and four views of P2: eight photos from two plants.</w:t>
+      </w:r>
+    </w:p>
+    <w:p>
+      <w:pPr>
+        <w:spacing w:line="336" w:lineRule="auto" w:after="180"/>
+        <w:shd w:fill="F5F1FB"/>
+      </w:pPr>
+      <w:r>
+        <w:rPr>
+          <w:b w:val="0"/>
+        </w:rPr>
+        <w:t>Point to the given fact that matters most. Explain why it matters.</w:t>
+      </w:r>
+    </w:p>
+    <w:p>
+      <w:pPr>
+        <w:pStyle w:val="Heading3"/>
+      </w:pPr>
+      <w:r>
+        <w:t>My picture explanation, deciding evidence and one limit</w:t>
+      </w:r>
+    </w:p>
+    <w:p>
+      <w:r>
+        <w:t>________________________________________________________________</w:t>
+      </w:r>
+    </w:p>
+    <w:p>
+      <w:r>
+        <w:t>________________________________________________________________</w:t>
+      </w:r>
+    </w:p>
+    <w:p>
+      <w:r>
+        <w:t>________________________________________________________________</w:t>
+      </w:r>
+    </w:p>
+    <w:p>
+      <w:r>
+        <w:t>________________________________________________________________</w:t>
+      </w:r>
+    </w:p>
+    <w:p>
+      <w:pPr>
+        <w:pStyle w:val="Heading3"/>
+      </w:pPr>
+      <w:r>
+        <w:t>02. Follow the deciding steps</w:t>
+      </w:r>
+    </w:p>
+    <w:p>
+      <w:r>
+        <w:drawing>
+          <wp:inline xmlns:a="http://schemas.openxmlformats.org/drawingml/2006/main" xmlns:pic="http://schemas.openxmlformats.org/drawingml/2006/picture">
+            <wp:extent cx="5486400" cy="3182112"/>
+            <wp:docPr id="3" name="Picture 3" descr="Identify the concern: The reviewer questions the unit of analysis. → Check the records: Plant identifiers confirm two plants, not eight independent plants. → Revise transparently: Correct the description and revise any analysis that assumed independence."/>
+            <wp:cNvGraphicFramePr>
+              <a:graphicFrameLocks noChangeAspect="1"/>
+            </wp:cNvGraphicFramePr>
+            <a:graphic>
+              <a:graphicData uri="http://schemas.openxmlformats.org/drawingml/2006/picture">
+                <pic:pic>
+                  <pic:nvPicPr>
+                    <pic:cNvPr id="0" name="academy-story-ai-7-32-02.png"/>
+                    <pic:cNvPicPr/>
+                  </pic:nvPicPr>
+                  <pic:blipFill>
+                    <a:blip r:embed="rId11"/>
+                    <a:stretch>
+                      <a:fillRect/>
+                    </a:stretch>
+                  </pic:blipFill>
+                  <pic:spPr>
+                    <a:xfrm>
+                      <a:off x="0" y="0"/>
+                      <a:ext cx="5486400" cy="3182112"/>
+                    </a:xfrm>
+                    <a:prstGeom prst="rect"/>
+                  </pic:spPr>
+                </pic:pic>
+              </a:graphicData>
+            </a:graphic>
+          </wp:inline>
+        </w:drawing>
+      </w:r>
+    </w:p>
+    <w:p>
+      <w:pPr>
+        <w:spacing w:line="336" w:lineRule="auto" w:after="180"/>
+      </w:pPr>
+      <w:r>
+        <w:rPr>
+          <w:b w:val="0"/>
+        </w:rPr>
+        <w:t>Identify the concern: The reviewer questions the unit of analysis. → Check the records: Plant identifiers confirm two plants, not eight independent plants. → Revise transparently: Correct the description and revise any analysis that assumed independence.</w:t>
+      </w:r>
+    </w:p>
+    <w:p>
+      <w:pPr>
+        <w:spacing w:line="336" w:lineRule="auto" w:after="180"/>
+        <w:shd w:fill="F5F1FB"/>
+      </w:pPr>
+      <w:r>
+        <w:rPr>
+          <w:b w:val="0"/>
+        </w:rPr>
+        <w:t xml:space="preserve">Point to each numbered stage and explain which recorded </w:t>
+      </w:r>
+      <w:r>
+        <w:rPr>
+          <w:b/>
+        </w:rPr>
+        <w:t>input</w:t>
+      </w:r>
+      <w:r>
+        <w:rPr>
+          <w:b w:val="0"/>
+        </w:rPr>
+        <w:t xml:space="preserve"> it uses.</w:t>
+      </w:r>
+    </w:p>
+    <w:p>
+      <w:pPr>
+        <w:pStyle w:val="Heading3"/>
+      </w:pPr>
+      <w:r>
+        <w:t>My picture explanation, deciding evidence and one limit</w:t>
+      </w:r>
+    </w:p>
+    <w:p>
+      <w:r>
+        <w:t>________________________________________________________________</w:t>
+      </w:r>
+    </w:p>
+    <w:p>
+      <w:r>
+        <w:t>________________________________________________________________</w:t>
+      </w:r>
+    </w:p>
+    <w:p>
+      <w:r>
+        <w:t>________________________________________________________________</w:t>
+      </w:r>
+    </w:p>
+    <w:p>
+      <w:r>
+        <w:t>________________________________________________________________</w:t>
+      </w:r>
+    </w:p>
+    <w:p>
+      <w:pPr>
+        <w:pStyle w:val="Heading3"/>
+      </w:pPr>
+      <w:r>
+        <w:t>03. Peer review and response — evidence trace</w:t>
+      </w:r>
+    </w:p>
+    <w:p>
+      <w:r>
+        <w:drawing>
+          <wp:inline xmlns:a="http://schemas.openxmlformats.org/drawingml/2006/main" xmlns:pic="http://schemas.openxmlformats.org/drawingml/2006/picture">
+            <wp:extent cx="5486400" cy="2996184"/>
+            <wp:docPr id="4" name="Picture 4" descr="Peer review and response — evidence trace. Reviewer asks for a fitted-line baseline; author responds that the neural network is advanced, without a comparison. | For each comment record concern, response, change location and new evidence if needed. If no new evidence exists, narrow the claim instead of promising an unperformed test. | The response lacks evidence. Add a fair comparison under the plan or narrow the claim to the existing baseline; record any new analysis as such."/>
+            <wp:cNvGraphicFramePr>
+              <a:graphicFrameLocks noChangeAspect="1"/>
+            </wp:cNvGraphicFramePr>
+            <a:graphic>
+              <a:graphicData uri="http://schemas.openxmlformats.org/drawingml/2006/picture">
+                <pic:pic>
+                  <pic:nvPicPr>
+                    <pic:cNvPr id="0" name="academy-story-ai-7-32-03.png"/>
+                    <pic:cNvPicPr/>
+                  </pic:nvPicPr>
+                  <pic:blipFill>
+                    <a:blip r:embed="rId12"/>
+                    <a:stretch>
+                      <a:fillRect/>
+                    </a:stretch>
+                  </pic:blipFill>
+                  <pic:spPr>
+                    <a:xfrm>
+                      <a:off x="0" y="0"/>
+                      <a:ext cx="5486400" cy="2996184"/>
+                    </a:xfrm>
+                    <a:prstGeom prst="rect"/>
+                  </pic:spPr>
+                </pic:pic>
+              </a:graphicData>
+            </a:graphic>
+          </wp:inline>
+        </w:drawing>
+      </w:r>
+    </w:p>
+    <w:p>
+      <w:pPr>
+        <w:spacing w:line="336" w:lineRule="auto" w:after="180"/>
+      </w:pPr>
+      <w:r>
+        <w:rPr>
+          <w:b w:val="0"/>
+        </w:rPr>
+        <w:t xml:space="preserve">Peer review and response — </w:t>
+      </w:r>
+      <w:r>
+        <w:rPr>
+          <w:b/>
+        </w:rPr>
+        <w:t>evidence</w:t>
+      </w:r>
+      <w:r>
+        <w:rPr>
+          <w:b w:val="0"/>
+        </w:rPr>
+        <w:t xml:space="preserve"> trace.</w:t>
+      </w:r>
+    </w:p>
+    <w:p>
+      <w:pPr>
+        <w:spacing w:line="336" w:lineRule="auto" w:after="180"/>
+      </w:pPr>
+      <w:r>
+        <w:rPr>
+          <w:b w:val="0"/>
+        </w:rPr>
+        <w:t xml:space="preserve">Reviewer asks for a fitted-line baseline; author responds that the neural network is advanced, without a comparison. | For each comment record concern, response, change location and new </w:t>
+      </w:r>
+      <w:r>
+        <w:rPr>
+          <w:b/>
+        </w:rPr>
+        <w:t>evidence</w:t>
+      </w:r>
+      <w:r>
+        <w:rPr>
+          <w:b w:val="0"/>
+        </w:rPr>
+        <w:t xml:space="preserve"> if needed.</w:t>
+      </w:r>
+    </w:p>
+    <w:p>
+      <w:pPr>
+        <w:spacing w:line="336" w:lineRule="auto" w:after="180"/>
+      </w:pPr>
+      <w:r>
+        <w:rPr>
+          <w:b w:val="0"/>
+        </w:rPr>
+        <w:t xml:space="preserve">If no new </w:t>
+      </w:r>
+      <w:r>
+        <w:rPr>
+          <w:b/>
+        </w:rPr>
+        <w:t>evidence</w:t>
+      </w:r>
+      <w:r>
+        <w:rPr>
+          <w:b w:val="0"/>
+        </w:rPr>
+        <w:t xml:space="preserve"> exists, narrow the claim instead of promising an unperformed test. | The response lacks </w:t>
+      </w:r>
+      <w:r>
+        <w:rPr>
+          <w:b/>
+        </w:rPr>
+        <w:t>evidence</w:t>
+      </w:r>
+      <w:r>
+        <w:rPr>
+          <w:b w:val="0"/>
+        </w:rPr>
+        <w:t>.</w:t>
+      </w:r>
+    </w:p>
+    <w:p>
+      <w:pPr>
+        <w:spacing w:line="336" w:lineRule="auto" w:after="180"/>
+      </w:pPr>
+      <w:r>
+        <w:rPr>
+          <w:b w:val="0"/>
+        </w:rPr>
+        <w:t>Add a fair comparison under the plan or narrow the claim to the existing baseline; record any new analysis as such.</w:t>
+      </w:r>
+    </w:p>
+    <w:p>
+      <w:pPr>
+        <w:spacing w:line="336" w:lineRule="auto" w:after="180"/>
+        <w:shd w:fill="F5F1FB"/>
+      </w:pPr>
+      <w:r>
+        <w:rPr>
+          <w:b w:val="0"/>
+        </w:rPr>
+        <w:t>Read the labels and values. Explain the relationship the model shows.</w:t>
+      </w:r>
+    </w:p>
+    <w:p>
+      <w:pPr>
+        <w:pStyle w:val="Heading3"/>
+      </w:pPr>
+      <w:r>
+        <w:t>My picture explanation, deciding evidence and one limit</w:t>
+      </w:r>
+    </w:p>
+    <w:p>
+      <w:r>
+        <w:t>________________________________________________________________</w:t>
+      </w:r>
+    </w:p>
+    <w:p>
+      <w:r>
+        <w:t>________________________________________________________________</w:t>
+      </w:r>
+    </w:p>
+    <w:p>
+      <w:r>
+        <w:t>________________________________________________________________</w:t>
+      </w:r>
+    </w:p>
+    <w:p>
+      <w:r>
+        <w:t>________________________________________________________________</w:t>
+      </w:r>
+    </w:p>
+    <w:p>
+      <w:pPr>
+        <w:pStyle w:val="Heading3"/>
+      </w:pPr>
+      <w:r>
+        <w:t>04. Change one thing. Trace what follows.</w:t>
+      </w:r>
+    </w:p>
+    <w:p>
+      <w:r>
+        <w:drawing>
+          <wp:inline xmlns:a="http://schemas.openxmlformats.org/drawingml/2006/main" xmlns:pic="http://schemas.openxmlformats.org/drawingml/2006/picture">
+            <wp:extent cx="5486400" cy="3026664"/>
+            <wp:docPr id="5" name="Picture 5" descr="Original case: Correct the description and revise any analysis that assumed independence. Changed condition: The team only changes &quot;photos&quot; to &quot;plants&quot; without revisiting analysis. Expected result: The substantive independence issue remains unresolved. Reason: Renaming records does not change their shared source objects."/>
+            <wp:cNvGraphicFramePr>
+              <a:graphicFrameLocks noChangeAspect="1"/>
+            </wp:cNvGraphicFramePr>
+            <a:graphic>
+              <a:graphicData uri="http://schemas.openxmlformats.org/drawingml/2006/picture">
+                <pic:pic>
+                  <pic:nvPicPr>
+                    <pic:cNvPr id="0" name="academy-story-ai-7-32-04.png"/>
+                    <pic:cNvPicPr/>
+                  </pic:nvPicPr>
+                  <pic:blipFill>
+                    <a:blip r:embed="rId13"/>
+                    <a:stretch>
+                      <a:fillRect/>
+                    </a:stretch>
+                  </pic:blipFill>
+                  <pic:spPr>
+                    <a:xfrm>
+                      <a:off x="0" y="0"/>
+                      <a:ext cx="5486400" cy="3026664"/>
+                    </a:xfrm>
+                    <a:prstGeom prst="rect"/>
+                  </pic:spPr>
+                </pic:pic>
+              </a:graphicData>
+            </a:graphic>
+          </wp:inline>
+        </w:drawing>
+      </w:r>
+    </w:p>
+    <w:p>
+      <w:pPr>
+        <w:spacing w:line="336" w:lineRule="auto" w:after="180"/>
+      </w:pPr>
+      <w:r>
+        <w:rPr>
+          <w:b w:val="0"/>
+        </w:rPr>
+        <w:t>Original case: Correct the description and revise any analysis that assumed independence. Changed condition: The team only changes "photos" to "plants" without revisiting analysis.</w:t>
+      </w:r>
+    </w:p>
+    <w:p>
+      <w:pPr>
+        <w:spacing w:line="336" w:lineRule="auto" w:after="180"/>
+      </w:pPr>
+      <w:r>
+        <w:rPr>
+          <w:b w:val="0"/>
+        </w:rPr>
+        <w:t>Expected result: The substantive independence issue remains unresolved. Reason: Renaming records does not change their shared source objects.</w:t>
+      </w:r>
+    </w:p>
+    <w:p>
+      <w:pPr>
+        <w:spacing w:line="336" w:lineRule="auto" w:after="180"/>
+        <w:shd w:fill="F5F1FB"/>
+      </w:pPr>
+      <w:r>
+        <w:rPr>
+          <w:b w:val="0"/>
+        </w:rPr>
+        <w:t>Predict before checking the worked changed-case result. Name what changed and what the supplied facts allow you to conclude.</w:t>
+      </w:r>
+    </w:p>
+    <w:p>
+      <w:pPr>
+        <w:pStyle w:val="Heading3"/>
+      </w:pPr>
+      <w:r>
+        <w:t>My picture explanation, deciding evidence and one limit</w:t>
+      </w:r>
+    </w:p>
+    <w:p>
+      <w:r>
+        <w:t>________________________________________________________________</w:t>
+      </w:r>
+    </w:p>
+    <w:p>
+      <w:r>
+        <w:t>________________________________________________________________</w:t>
+      </w:r>
+    </w:p>
+    <w:p>
+      <w:r>
+        <w:t>________________________________________________________________</w:t>
+      </w:r>
+    </w:p>
+    <w:p>
+      <w:r>
+        <w:t>________________________________________________________________</w:t>
+      </w:r>
+    </w:p>
+    <w:p>
+      <w:pPr>
+        <w:pStyle w:val="Heading3"/>
+      </w:pPr>
+      <w:r>
+        <w:t>05. Connect the explanation to its limit</w:t>
+      </w:r>
+    </w:p>
+    <w:p>
+      <w:r>
+        <w:drawing>
+          <wp:inline xmlns:a="http://schemas.openxmlformats.org/drawingml/2006/main" xmlns:pic="http://schemas.openxmlformats.org/drawingml/2006/picture">
+            <wp:extent cx="5486400" cy="2834640"/>
+            <wp:docPr id="6" name="Picture 6" descr="Peer review should connect a criticism to the actual records and a concrete correction or reasoned response. Polite language alone cannot repair a methodological error. Limit: Two plants provide limited coverage; grouping correctly does not create more independent evidence."/>
+            <wp:cNvGraphicFramePr>
+              <a:graphicFrameLocks noChangeAspect="1"/>
+            </wp:cNvGraphicFramePr>
+            <a:graphic>
+              <a:graphicData uri="http://schemas.openxmlformats.org/drawingml/2006/picture">
+                <pic:pic>
+                  <pic:nvPicPr>
+                    <pic:cNvPr id="0" name="academy-story-ai-7-32-05.png"/>
+                    <pic:cNvPicPr/>
+                  </pic:nvPicPr>
+                  <pic:blipFill>
+                    <a:blip r:embed="rId14"/>
+                    <a:stretch>
+                      <a:fillRect/>
+                    </a:stretch>
+                  </pic:blipFill>
+                  <pic:spPr>
+                    <a:xfrm>
+                      <a:off x="0" y="0"/>
+                      <a:ext cx="5486400" cy="2834640"/>
+                    </a:xfrm>
+                    <a:prstGeom prst="rect"/>
+                  </pic:spPr>
+                </pic:pic>
+              </a:graphicData>
+            </a:graphic>
+          </wp:inline>
+        </w:drawing>
+      </w:r>
+    </w:p>
+    <w:p>
+      <w:pPr>
+        <w:spacing w:line="336" w:lineRule="auto" w:after="180"/>
+      </w:pPr>
+      <w:r>
+        <w:rPr>
+          <w:b w:val="0"/>
+        </w:rPr>
+        <w:t>Peer review should connect a criticism to the actual records and a concrete correction or reasoned response. Polite language alone cannot repair a methodological error.</w:t>
+      </w:r>
+    </w:p>
+    <w:p>
+      <w:pPr>
+        <w:spacing w:line="336" w:lineRule="auto" w:after="180"/>
+      </w:pPr>
+      <w:r>
+        <w:rPr>
+          <w:b w:val="0"/>
+        </w:rPr>
+        <w:t xml:space="preserve">Limit: Two plants provide limited coverage; grouping correctly does not create more independent </w:t>
+      </w:r>
+      <w:r>
+        <w:rPr>
+          <w:b/>
+        </w:rPr>
+        <w:t>evidence</w:t>
+      </w:r>
+      <w:r>
+        <w:rPr>
+          <w:b w:val="0"/>
+        </w:rPr>
+        <w:t>.</w:t>
+      </w:r>
+    </w:p>
+    <w:p>
+      <w:pPr>
+        <w:spacing w:line="336" w:lineRule="auto" w:after="180"/>
+        <w:shd w:fill="F5F1FB"/>
+      </w:pPr>
+      <w:r>
+        <w:rPr>
+          <w:b w:val="0"/>
+        </w:rPr>
+        <w:t>Explain the case, then point to a limit on the claim.</w:t>
+      </w:r>
+    </w:p>
+    <w:p>
+      <w:pPr>
+        <w:pStyle w:val="Heading3"/>
+      </w:pPr>
+      <w:r>
+        <w:t>My picture explanation, deciding evidence and one limit</w:t>
+      </w:r>
+    </w:p>
+    <w:p>
+      <w:r>
+        <w:t>________________________________________________________________</w:t>
+      </w:r>
+    </w:p>
+    <w:p>
+      <w:r>
+        <w:t>________________________________________________________________</w:t>
+      </w:r>
+    </w:p>
+    <w:p>
+      <w:r>
+        <w:t>________________________________________________________________</w:t>
+      </w:r>
+    </w:p>
+    <w:p>
+      <w:r>
+        <w:t>________________________________________________________________</w:t>
+      </w:r>
+    </w:p>
+    <w:p>
+      <w:pPr>
+        <w:pStyle w:val="Heading3"/>
+      </w:pPr>
+      <w:r>
+        <w:t>06. Make the idea visible in your project</w:t>
+      </w:r>
+    </w:p>
+    <w:p>
+      <w:r>
+        <w:drawing>
+          <wp:inline xmlns:a="http://schemas.openxmlformats.org/drawingml/2006/main" xmlns:pic="http://schemas.openxmlformats.org/drawingml/2006/picture">
+            <wp:extent cx="5486400" cy="3681984"/>
+            <wp:docPr id="7" name="Picture 7" descr="For the Reproducible AI Research Study, retain an annotated worked trace and the changed-case reasoning. Connect the claim to its records, units and assumptions so another investigator can challenge or reproduce it. Draw your input, deciding step, result and limit. Supported question: Count photos and underlying plants in the reviewer’s concern. What analysis assumption needs revision, and why does changing only the word photos to plants fail to repair it?"/>
+            <wp:cNvGraphicFramePr>
+              <a:graphicFrameLocks noChangeAspect="1"/>
+            </wp:cNvGraphicFramePr>
+            <a:graphic>
+              <a:graphicData uri="http://schemas.openxmlformats.org/drawingml/2006/picture">
+                <pic:pic>
+                  <pic:nvPicPr>
+                    <pic:cNvPr id="0" name="academy-story-ai-7-32-06.png"/>
+                    <pic:cNvPicPr/>
+                  </pic:nvPicPr>
+                  <pic:blipFill>
+                    <a:blip r:embed="rId15"/>
+                    <a:stretch>
+                      <a:fillRect/>
+                    </a:stretch>
+                  </pic:blipFill>
+                  <pic:spPr>
+                    <a:xfrm>
+                      <a:off x="0" y="0"/>
+                      <a:ext cx="5486400" cy="3681984"/>
+                    </a:xfrm>
+                    <a:prstGeom prst="rect"/>
+                  </pic:spPr>
+                </pic:pic>
+              </a:graphicData>
+            </a:graphic>
+          </wp:inline>
+        </w:drawing>
+      </w:r>
+    </w:p>
+    <w:p>
+      <w:pPr>
+        <w:spacing w:line="336" w:lineRule="auto" w:after="180"/>
+      </w:pPr>
+      <w:r>
+        <w:rPr>
+          <w:b w:val="0"/>
+        </w:rPr>
+        <w:t>For the Reproducible AI Research Study, retain an annotated worked trace and the changed-case reasoning. Connect the claim to its records, units and assumptions so another investigator can challenge or reproduce it.</w:t>
+      </w:r>
+    </w:p>
+    <w:p>
+      <w:pPr>
+        <w:spacing w:line="336" w:lineRule="auto" w:after="180"/>
+      </w:pPr>
+      <w:r>
+        <w:rPr>
+          <w:b w:val="0"/>
+        </w:rPr>
+        <w:t xml:space="preserve">Draw your </w:t>
+      </w:r>
+      <w:r>
+        <w:rPr>
+          <w:b/>
+        </w:rPr>
+        <w:t>input</w:t>
+      </w:r>
+      <w:r>
+        <w:rPr>
+          <w:b w:val="0"/>
+        </w:rPr>
+        <w:t>, deciding step, result and limit. Supported question: Count photos and underlying plants in the reviewer’s concern.</w:t>
+      </w:r>
+    </w:p>
+    <w:p>
+      <w:pPr>
+        <w:spacing w:line="336" w:lineRule="auto" w:after="180"/>
+      </w:pPr>
+      <w:r>
+        <w:rPr>
+          <w:b w:val="0"/>
+        </w:rPr>
+        <w:t>What analysis assumption needs revision, and why does changing only the word photos to plants fail to repair it?</w:t>
+      </w:r>
+    </w:p>
+    <w:p>
+      <w:pPr>
+        <w:spacing w:line="336" w:lineRule="auto" w:after="180"/>
+        <w:shd w:fill="F5F1FB"/>
+      </w:pPr>
+      <w:r>
+        <w:rPr>
+          <w:b w:val="0"/>
+        </w:rPr>
+        <w:t xml:space="preserve">Draw your project trace and justify the deciding step using </w:t>
+      </w:r>
+      <w:r>
+        <w:rPr>
+          <w:b/>
+        </w:rPr>
+        <w:t>evidence</w:t>
+      </w:r>
+      <w:r>
+        <w:rPr>
+          <w:b w:val="0"/>
+        </w:rPr>
+        <w:t>.</w:t>
+      </w:r>
+    </w:p>
+    <w:p>
+      <w:pPr>
+        <w:pStyle w:val="Heading3"/>
+      </w:pPr>
+      <w:r>
+        <w:t>My picture explanation, deciding evidence and one limit</w:t>
       </w:r>
     </w:p>
     <w:p>

--- a/downloads/workbook/ai-7-week-32.docx
+++ b/downloads/workbook/ai-7-week-32.docx
@@ -25,22 +25,45 @@
         <w:pStyle w:val="Heading1"/>
       </w:pPr>
       <w:r>
-        <w:t>01. Recall and choose your starting point</w:t>
-      </w:r>
-    </w:p>
-    <w:p>
-      <w:r>
-        <w:t>Record your starting explanation for Peer review and response before opening notes. Show any later correction separately.</w:t>
-      </w:r>
-    </w:p>
-    <w:p>
-      <w:pPr>
-        <w:spacing w:line="336" w:lineRule="auto" w:after="180"/>
-      </w:pPr>
-      <w:r>
-        <w:rPr>
-          <w:b w:val="0"/>
-        </w:rPr>
+        <w:t>One complete research-case evidence record.</w:t>
+      </w:r>
+    </w:p>
+    <w:p>
+      <w:r>
+        <w:t>Address the concern, preserve original records and distinguish proposed analysis from completed evidence.</w:t>
+      </w:r>
+    </w:p>
+    <w:p>
+      <w:r>
+        <w:t>Recall → W1–W3/W5 → independent case → project evidence → feedback and delayed return.</w:t>
+      </w:r>
+    </w:p>
+    <w:p>
+      <w:pPr>
+        <w:pStyle w:val="Heading1"/>
+      </w:pPr>
+      <w:r>
+        <w:t>01. Recall · Retrieve before notes</w:t>
+      </w:r>
+    </w:p>
+    <w:p>
+      <w:r>
+        <w:t>Keep this task’s inputs,rule and response together.</w:t>
+      </w:r>
+    </w:p>
+    <w:p>
+      <w:pPr>
+        <w:pStyle w:val="Heading2"/>
+      </w:pPr>
+      <w:r>
+        <w:t>Complete task and evidence</w:t>
+      </w:r>
+    </w:p>
+    <w:p>
+      <w:pPr>
+        <w:pStyle w:val="ListBullet"/>
+      </w:pPr>
+      <w:r>
         <w:t>Try the recall before opening notes. Then use a different colour or a labelled second line to correct your explanation.</w:t>
       </w:r>
     </w:p>
@@ -54,12 +77,9 @@
     </w:p>
     <w:p>
       <w:pPr>
-        <w:spacing w:line="336" w:lineRule="auto" w:after="180"/>
-      </w:pPr>
-      <w:r>
-        <w:rPr>
-          <w:b w:val="0"/>
-        </w:rPr>
+        <w:pStyle w:val="ListBullet"/>
+      </w:pPr>
+      <w:r>
         <w:t>Without opening the old lesson, explain one key idea from Writing results and limitations. Give an example and a mistake that the idea helps you avoid.</w:t>
       </w:r>
     </w:p>
@@ -96,25 +116,10 @@
     </w:p>
     <w:p>
       <w:pPr>
-        <w:spacing w:line="336" w:lineRule="auto" w:after="180"/>
-      </w:pPr>
-      <w:r>
-        <w:rPr>
-          <w:b w:val="0"/>
-        </w:rPr>
-        <w:t xml:space="preserve">Without opening the old lesson, explain one key idea from Figures that preserve </w:t>
-      </w:r>
-      <w:r>
-        <w:rPr>
-          <w:b/>
-        </w:rPr>
-        <w:t>evidence</w:t>
-      </w:r>
-      <w:r>
-        <w:rPr>
-          <w:b w:val="0"/>
-        </w:rPr>
-        <w:t>. Give an example and a mistake that the idea helps you avoid.</w:t>
+        <w:pStyle w:val="ListBullet"/>
+      </w:pPr>
+      <w:r>
+        <w:t>Without opening the old lesson, explain one key idea from Figures that preserve evidence. Give an example and a mistake that the idea helps you avoid.</w:t>
       </w:r>
     </w:p>
     <w:p>
@@ -150,12 +155,9 @@
     </w:p>
     <w:p>
       <w:pPr>
-        <w:spacing w:line="336" w:lineRule="auto" w:after="180"/>
-      </w:pPr>
-      <w:r>
-        <w:rPr>
-          <w:b w:val="0"/>
-        </w:rPr>
+        <w:pStyle w:val="ListBullet"/>
+      </w:pPr>
+      <w:r>
         <w:t>Without opening the old lesson, explain one key idea from Inspecting failures and anomalies. Give an example and a mistake that the idea helps you avoid.</w:t>
       </w:r>
     </w:p>
@@ -187,23 +189,95 @@
         <w:pStyle w:val="Heading1"/>
       </w:pPr>
       <w:r>
-        <w:t>02. Practise with fading help</w:t>
-      </w:r>
-    </w:p>
-    <w:p>
-      <w:r>
-        <w:t>Complete the supported Peer review and response trace and record the first step you can explain without help.</w:t>
-      </w:r>
-    </w:p>
-    <w:p>
-      <w:pPr>
-        <w:spacing w:line="336" w:lineRule="auto" w:after="180"/>
-      </w:pPr>
-      <w:r>
-        <w:rPr>
-          <w:b w:val="0"/>
-        </w:rPr>
-        <w:t>Use W2: Trace the worked case for Peer review and response. Record the answer once; the lesson and workbook refer to the same attempt.</w:t>
+        <w:t>05. W1 · Explain the current example</w:t>
+      </w:r>
+    </w:p>
+    <w:p>
+      <w:r>
+        <w:t>Keep this task’s inputs,rule and response together.</w:t>
+      </w:r>
+    </w:p>
+    <w:p>
+      <w:pPr>
+        <w:pStyle w:val="Heading2"/>
+      </w:pPr>
+      <w:r>
+        <w:t>Complete task and evidence</w:t>
+      </w:r>
+    </w:p>
+    <w:p>
+      <w:pPr>
+        <w:pStyle w:val="ListBullet"/>
+      </w:pPr>
+      <w:r>
+        <w:t>Peer review tests evidence, methods and clarity. For each comment record concern, response, change location, evidence and status. Main reviewer requests a fitted-line baseline, while the author only calls a neural network advanced. That supplies no comparison. Add an explicitly planned fair comparison and label it new analysis, or narrow the claim to existing evidence. Proposed tests are not completed results. Separate picture has four views of P1 and four of P2: eight photos from two plants. Eight independent-plant observations are unsupported. Revisit grouping, data-role allocation and uncertainty assumptions, not merely wording. Different IDs do not establish sampling independence, and no labels/split assignments are supplied for a revised rate or actual leakage diagnosis. Correct grouping cannot create more evidence. Missing failure counts need real records/denominators or an honest statement of absence, not deletion of limitations. This is a fictional paper response exercise, not a message to a reviewer.</w:t>
+      </w:r>
+    </w:p>
+    <w:p>
+      <w:pPr>
+        <w:pStyle w:val="ListBullet"/>
+      </w:pPr>
+      <w:r>
+        <w:t>Explain the weekly mechanism in your own words. Use the worked scenario to name its input, decision rule and output.</w:t>
+      </w:r>
+    </w:p>
+    <w:p>
+      <w:pPr>
+        <w:pStyle w:val="Heading3"/>
+      </w:pPr>
+      <w:r>
+        <w:t>My reasoning and evidence</w:t>
+      </w:r>
+    </w:p>
+    <w:p>
+      <w:r>
+        <w:t>________________________________________________________________</w:t>
+      </w:r>
+    </w:p>
+    <w:p>
+      <w:r>
+        <w:t>________________________________________________________________</w:t>
+      </w:r>
+    </w:p>
+    <w:p>
+      <w:r>
+        <w:t>________________________________________________________________</w:t>
+      </w:r>
+    </w:p>
+    <w:p>
+      <w:r>
+        <w:t>________________________________________________________________</w:t>
+      </w:r>
+    </w:p>
+    <w:p>
+      <w:r>
+        <w:t>________________________________________________________________</w:t>
+      </w:r>
+    </w:p>
+    <w:p>
+      <w:r>
+        <w:t>________________________________________________________________</w:t>
+      </w:r>
+    </w:p>
+    <w:p>
+      <w:pPr>
+        <w:pStyle w:val="Heading1"/>
+      </w:pPr>
+      <w:r>
+        <w:t>06. W2 · Trace the worked case</w:t>
+      </w:r>
+    </w:p>
+    <w:p>
+      <w:r>
+        <w:t>Keep the supplied inputs, comparison rule and evidence together.</w:t>
+      </w:r>
+    </w:p>
+    <w:p>
+      <w:pPr>
+        <w:pStyle w:val="Heading2"/>
+      </w:pPr>
+      <w:r>
+        <w:t>Complete task and evidence</w:t>
       </w:r>
     </w:p>
     <w:tbl>
@@ -213,10 +287,8 @@
         <w:tblLook w:firstColumn="1" w:firstRow="1" w:lastColumn="0" w:lastRow="0" w:noHBand="0" w:noVBand="1" w:val="04A0"/>
       </w:tblPr>
       <w:tblGrid>
-        <w:gridCol w:w="2556"/>
-        <w:gridCol w:w="2556"/>
-        <w:gridCol w:w="2556"/>
-        <w:gridCol w:w="2556"/>
+        <w:gridCol w:w="5112"/>
+        <w:gridCol w:w="5112"/>
       </w:tblGrid>
       <w:tr>
         <w:trPr>
@@ -224,41 +296,21 @@
         </w:trPr>
         <w:tc>
           <w:tcPr>
-            <w:tcW w:type="dxa" w:w="2556"/>
+            <w:tcW w:type="dxa" w:w="5112"/>
           </w:tcPr>
           <w:p>
             <w:r>
-              <w:t>Given inputs</w:t>
+              <w:t>Main response step</w:t>
             </w:r>
           </w:p>
         </w:tc>
         <w:tc>
           <w:tcPr>
-            <w:tcW w:type="dxa" w:w="2556"/>
+            <w:tcW w:type="dxa" w:w="5112"/>
           </w:tcPr>
           <w:p>
             <w:r>
-              <w:t>Procedure I chose</w:t>
-            </w:r>
-          </w:p>
-        </w:tc>
-        <w:tc>
-          <w:tcPr>
-            <w:tcW w:type="dxa" w:w="2556"/>
-          </w:tcPr>
-          <w:p>
-            <w:r>
-              <w:t>Middle steps</w:t>
-            </w:r>
-          </w:p>
-        </w:tc>
-        <w:tc>
-          <w:tcPr>
-            <w:tcW w:type="dxa" w:w="2556"/>
-          </w:tcPr>
-          <w:p>
-            <w:r>
-              <w:t>Result and check</w:t>
+              <w:t>Evidence-grounded alternative</w:t>
             </w:r>
           </w:p>
         </w:tc>
@@ -266,44 +318,180 @@
       <w:tr>
         <w:tc>
           <w:tcPr>
-            <w:tcW w:type="dxa" w:w="2556"/>
+            <w:tcW w:type="dxa" w:w="5112"/>
           </w:tcPr>
           <w:p>
-            <w:r/>
+            <w:r>
+              <w:t>Identify concern</w:t>
+            </w:r>
           </w:p>
         </w:tc>
         <w:tc>
           <w:tcPr>
-            <w:tcW w:type="dxa" w:w="2556"/>
+            <w:tcW w:type="dxa" w:w="5112"/>
           </w:tcPr>
           <w:p>
-            <w:r/>
+            <w:r>
+              <w:t>Does performance differ from a fitted-line baseline under aligned conditions?</w:t>
+            </w:r>
+          </w:p>
+        </w:tc>
+      </w:tr>
+      <w:tr>
+        <w:tc>
+          <w:tcPr>
+            <w:tcW w:type="dxa" w:w="5112"/>
+          </w:tcPr>
+          <w:p>
+            <w:r>
+              <w:t>Reject unsupported defense</w:t>
+            </w:r>
           </w:p>
         </w:tc>
         <w:tc>
           <w:tcPr>
-            <w:tcW w:type="dxa" w:w="2556"/>
+            <w:tcW w:type="dxa" w:w="5112"/>
           </w:tcPr>
           <w:p>
-            <w:r/>
+            <w:r>
+              <w:t>Advanced architecture is not comparative evidence</w:t>
+            </w:r>
+          </w:p>
+        </w:tc>
+      </w:tr>
+      <w:tr>
+        <w:tc>
+          <w:tcPr>
+            <w:tcW w:type="dxa" w:w="5112"/>
+          </w:tcPr>
+          <w:p>
+            <w:r>
+              <w:t>If no comparison exists</w:t>
+            </w:r>
           </w:p>
         </w:tc>
         <w:tc>
           <w:tcPr>
-            <w:tcW w:type="dxa" w:w="2556"/>
+            <w:tcW w:type="dxa" w:w="5112"/>
           </w:tcPr>
           <w:p>
-            <w:r/>
+            <w:r>
+              <w:t>Narrow the claim to the actual recorded comparison</w:t>
+            </w:r>
+          </w:p>
+        </w:tc>
+      </w:tr>
+      <w:tr>
+        <w:tc>
+          <w:tcPr>
+            <w:tcW w:type="dxa" w:w="5112"/>
+          </w:tcPr>
+          <w:p>
+            <w:r>
+              <w:t>If new comparison is proposed</w:t>
+            </w:r>
+          </w:p>
+        </w:tc>
+        <w:tc>
+          <w:tcPr>
+            <w:tcW w:type="dxa" w:w="5112"/>
+          </w:tcPr>
+          <w:p>
+            <w:r>
+              <w:t>Specify aligned cases/metric/eligibility and label new analysis</w:t>
+            </w:r>
+          </w:p>
+        </w:tc>
+      </w:tr>
+      <w:tr>
+        <w:tc>
+          <w:tcPr>
+            <w:tcW w:type="dxa" w:w="5112"/>
+          </w:tcPr>
+          <w:p>
+            <w:r>
+              <w:t>Change location</w:t>
+            </w:r>
+          </w:p>
+        </w:tc>
+        <w:tc>
+          <w:tcPr>
+            <w:tcW w:type="dxa" w:w="5112"/>
+          </w:tcPr>
+          <w:p>
+            <w:r>
+              <w:t>Identify the actual manuscript section/artifact when revised; do not invent it</w:t>
+            </w:r>
+          </w:p>
+        </w:tc>
+      </w:tr>
+      <w:tr>
+        <w:tc>
+          <w:tcPr>
+            <w:tcW w:type="dxa" w:w="5112"/>
+          </w:tcPr>
+          <w:p>
+            <w:r>
+              <w:t>Status</w:t>
+            </w:r>
+          </w:p>
+        </w:tc>
+        <w:tc>
+          <w:tcPr>
+            <w:tcW w:type="dxa" w:w="5112"/>
+          </w:tcPr>
+          <w:p>
+            <w:r>
+              <w:t>Proposed, completed or blocked, with corresponding evidence</w:t>
+            </w:r>
+          </w:p>
+        </w:tc>
+      </w:tr>
+      <w:tr>
+        <w:tc>
+          <w:tcPr>
+            <w:tcW w:type="dxa" w:w="5112"/>
+          </w:tcPr>
+          <w:p>
+            <w:r>
+              <w:t>Preserve history</w:t>
+            </w:r>
+          </w:p>
+        </w:tc>
+        <w:tc>
+          <w:tcPr>
+            <w:tcW w:type="dxa" w:w="5112"/>
+          </w:tcPr>
+          <w:p>
+            <w:r>
+              <w:t>Original claim, response and later analysis remain distinguishable</w:t>
+            </w:r>
           </w:p>
         </w:tc>
       </w:tr>
     </w:tbl>
     <w:p>
       <w:pPr>
+        <w:pStyle w:val="ListBullet"/>
+      </w:pPr>
+      <w:r>
+        <w:t>Peer review tests evidence, methods and clarity. For each comment record concern, response, change location, evidence and status. Main reviewer requests a fitted-line baseline, while the author only calls a neural network advanced. That supplies no comparison. Add an explicitly planned fair comparison and label it new analysis, or narrow the claim to existing evidence. Proposed tests are not completed results. Separate picture has four views of P1 and four of P2: eight photos from two plants. Eight independent-plant observations are unsupported. Revisit grouping, data-role allocation and uncertainty assumptions, not merely wording. Different IDs do not establish sampling independence, and no labels/split assignments are supplied for a revised rate or actual leakage diagnosis. Correct grouping cannot create more evidence. Missing failure counts need real records/denominators or an honest statement of absence, not deletion of limitations. This is a fictional paper response exercise, not a message to a reviewer.</w:t>
+      </w:r>
+    </w:p>
+    <w:p>
+      <w:pPr>
+        <w:pStyle w:val="ListBullet"/>
+      </w:pPr>
+      <w:r>
+        <w:t>Reviewer asks for a fitted-line baseline; author responds that the neural network is advanced, without a comparison. Show the intermediate steps and give the conclusion with its scope.</w:t>
+      </w:r>
+    </w:p>
+    <w:p>
+      <w:pPr>
         <w:pStyle w:val="Heading3"/>
       </w:pPr>
       <w:r>
-        <w:t>The step I completed without help, and the hint I needed</w:t>
+        <w:t>My reasoning and evidence</w:t>
       </w:r>
     </w:p>
     <w:p>
@@ -322,38 +510,60 @@
       </w:r>
     </w:p>
     <w:p>
+      <w:r>
+        <w:t>________________________________________________________________</w:t>
+      </w:r>
+    </w:p>
+    <w:p>
+      <w:r>
+        <w:t>________________________________________________________________</w:t>
+      </w:r>
+    </w:p>
+    <w:p>
+      <w:r>
+        <w:t>________________________________________________________________</w:t>
+      </w:r>
+    </w:p>
+    <w:p>
+      <w:r>
+        <w:t>________________________________________________________________</w:t>
+      </w:r>
+    </w:p>
+    <w:p>
       <w:pPr>
         <w:pStyle w:val="Heading1"/>
       </w:pPr>
       <w:r>
-        <w:t>03. Individual reasoning check</w:t>
-      </w:r>
-    </w:p>
-    <w:p>
-      <w:r>
-        <w:t>Check the proposed Peer review and response explanation against the supplied facts before discussing it.</w:t>
-      </w:r>
-    </w:p>
-    <w:p>
-      <w:pPr>
-        <w:spacing w:line="336" w:lineRule="auto" w:after="180"/>
-      </w:pPr>
-      <w:r>
-        <w:rPr>
-          <w:b w:val="0"/>
-        </w:rPr>
-        <w:t>Use the worked case for Peer review and response. Proposed explanation: “The worked result establishes every future case”. Decide whether this explanation is supported.</w:t>
-      </w:r>
-    </w:p>
-    <w:p>
-      <w:pPr>
-        <w:spacing w:line="336" w:lineRule="auto" w:after="180"/>
-      </w:pPr>
-      <w:r>
-        <w:rPr>
-          <w:b w:val="0"/>
-        </w:rPr>
-        <w:t>Point to the step or supplied fact that decides; explain your repair if needed.</w:t>
+        <w:t>07. W3 · Repair a misconception</w:t>
+      </w:r>
+    </w:p>
+    <w:p>
+      <w:r>
+        <w:t>Keep this task’s inputs,rule and response together.</w:t>
+      </w:r>
+    </w:p>
+    <w:p>
+      <w:pPr>
+        <w:pStyle w:val="Heading2"/>
+      </w:pPr>
+      <w:r>
+        <w:t>Complete task and evidence</w:t>
+      </w:r>
+    </w:p>
+    <w:p>
+      <w:pPr>
+        <w:pStyle w:val="ListBullet"/>
+      </w:pPr>
+      <w:r>
+        <w:t>Peer review tests evidence, methods and clarity. For each comment record concern, response, change location, evidence and status. Main reviewer requests a fitted-line baseline, while the author only calls a neural network advanced. That supplies no comparison. Add an explicitly planned fair comparison and label it new analysis, or narrow the claim to existing evidence. Proposed tests are not completed results. Separate picture has four views of P1 and four of P2: eight photos from two plants. Eight independent-plant observations are unsupported. Revisit grouping, data-role allocation and uncertainty assumptions, not merely wording. Different IDs do not establish sampling independence, and no labels/split assignments are supplied for a revised rate or actual leakage diagnosis. Correct grouping cannot create more evidence. Missing failure counts need real records/denominators or an honest statement of absence, not deletion of limitations. This is a fictional paper response exercise, not a message to a reviewer.</w:t>
+      </w:r>
+    </w:p>
+    <w:p>
+      <w:pPr>
+        <w:pStyle w:val="ListBullet"/>
+      </w:pPr>
+      <w:r>
+        <w:t>A report omits this qualification: Agreement with a reviewer is not required, but a disagreement needs explicit reasoning and evidence. Explain how omitting it could change a reader's interpretation, and write an accurate replacement.</w:t>
       </w:r>
     </w:p>
     <w:p>
@@ -361,7 +571,7 @@
         <w:pStyle w:val="Heading3"/>
       </w:pPr>
       <w:r>
-        <w:t>My explanation before partner discussion</w:t>
+        <w:t>My reasoning and evidence</w:t>
       </w:r>
     </w:p>
     <w:p>
@@ -385,16 +595,50 @@
       </w:r>
     </w:p>
     <w:p>
+      <w:r>
+        <w:t>________________________________________________________________</w:t>
+      </w:r>
+    </w:p>
+    <w:p>
+      <w:r>
+        <w:t>________________________________________________________________</w:t>
+      </w:r>
+    </w:p>
+    <w:p>
       <w:pPr>
         <w:pStyle w:val="Heading1"/>
       </w:pPr>
       <w:r>
-        <w:t>04. Independent transfer case</w:t>
-      </w:r>
-    </w:p>
-    <w:p>
-      <w:r>
-        <w:t>Write one first attempt at the reserved independent case before feedback. Repeated copies of that case refer to the same recorded attempt.</w:t>
+        <w:t>09. W5 · Explain the limitation</w:t>
+      </w:r>
+    </w:p>
+    <w:p>
+      <w:r>
+        <w:t>Keep this task’s inputs,rule and response together.</w:t>
+      </w:r>
+    </w:p>
+    <w:p>
+      <w:pPr>
+        <w:pStyle w:val="Heading2"/>
+      </w:pPr>
+      <w:r>
+        <w:t>Complete task and evidence</w:t>
+      </w:r>
+    </w:p>
+    <w:p>
+      <w:pPr>
+        <w:pStyle w:val="ListBullet"/>
+      </w:pPr>
+      <w:r>
+        <w:t>Peer review tests evidence, methods and clarity. For each comment record concern, response, change location, evidence and status. Main reviewer requests a fitted-line baseline, while the author only calls a neural network advanced. That supplies no comparison. Add an explicitly planned fair comparison and label it new analysis, or narrow the claim to existing evidence. Proposed tests are not completed results. Separate picture has four views of P1 and four of P2: eight photos from two plants. Eight independent-plant observations are unsupported. Revisit grouping, data-role allocation and uncertainty assumptions, not merely wording. Different IDs do not establish sampling independence, and no labels/split assignments are supplied for a revised rate or actual leakage diagnosis. Correct grouping cannot create more evidence. Missing failure counts need real records/denominators or an honest statement of absence, not deletion of limitations. This is a fictional paper response exercise, not a message to a reviewer.</w:t>
+      </w:r>
+    </w:p>
+    <w:p>
+      <w:pPr>
+        <w:pStyle w:val="ListBullet"/>
+      </w:pPr>
+      <w:r>
+        <w:t>For the worked scenario, propose one additional case that could reveal a failure, describe its expected outcome before running it, and explain what would need to remain fixed for a fair comparison. Do not reuse W4 as a new final test after receiving feedback.</w:t>
       </w:r>
     </w:p>
     <w:p>
@@ -402,18 +646,78 @@
         <w:pStyle w:val="Heading3"/>
       </w:pPr>
       <w:r>
+        <w:t>My reasoning and evidence</w:t>
+      </w:r>
+    </w:p>
+    <w:p>
+      <w:r>
+        <w:t>________________________________________________________________</w:t>
+      </w:r>
+    </w:p>
+    <w:p>
+      <w:r>
+        <w:t>________________________________________________________________</w:t>
+      </w:r>
+    </w:p>
+    <w:p>
+      <w:r>
+        <w:t>________________________________________________________________</w:t>
+      </w:r>
+    </w:p>
+    <w:p>
+      <w:r>
+        <w:t>________________________________________________________________</w:t>
+      </w:r>
+    </w:p>
+    <w:p>
+      <w:r>
+        <w:t>________________________________________________________________</w:t>
+      </w:r>
+    </w:p>
+    <w:p>
+      <w:r>
+        <w:t>________________________________________________________________</w:t>
+      </w:r>
+    </w:p>
+    <w:p>
+      <w:r>
+        <w:t>________________________________________________________________</w:t>
+      </w:r>
+    </w:p>
+    <w:p>
+      <w:pPr>
+        <w:pStyle w:val="Heading1"/>
+      </w:pPr>
+      <w:r>
+        <w:t>04. Try alone · Selected transfer</w:t>
+      </w:r>
+    </w:p>
+    <w:p>
+      <w:r>
+        <w:t>Keep this task’s inputs,rule and response together.</w:t>
+      </w:r>
+    </w:p>
+    <w:p>
+      <w:pPr>
+        <w:pStyle w:val="Heading2"/>
+      </w:pPr>
+      <w:r>
+        <w:t>Complete task and evidence</w:t>
+      </w:r>
+    </w:p>
+    <w:p>
+      <w:pPr>
+        <w:pStyle w:val="Heading3"/>
+      </w:pPr>
+      <w:r>
         <w:t>Independent case: Apply a new case independently</w:t>
       </w:r>
     </w:p>
     <w:p>
       <w:pPr>
-        <w:spacing w:line="336" w:lineRule="auto" w:after="180"/>
-        <w:shd w:fill="F5F1FB"/>
-      </w:pPr>
-      <w:r>
-        <w:rPr>
-          <w:b w:val="0"/>
-        </w:rPr>
+        <w:pStyle w:val="ListBullet"/>
+      </w:pPr>
+      <w:r>
         <w:t>Reviewer notes missing failure counts; author deletes the limitation paragraph. What is an adequate response?</w:t>
       </w:r>
     </w:p>
@@ -462,12 +766,9 @@
     </w:p>
     <w:p>
       <w:pPr>
-        <w:spacing w:line="336" w:lineRule="auto" w:after="180"/>
-      </w:pPr>
-      <w:r>
-        <w:rPr>
-          <w:b w:val="0"/>
-        </w:rPr>
+        <w:pStyle w:val="ListBullet"/>
+      </w:pPr>
+      <w:r>
         <w:t>Attempt this case before feedback. Record any help. Earlier examples below are further practice; a case already practised with feedback cannot establish fresh transfer.</w:t>
       </w:r>
     </w:p>
@@ -476,59 +777,28 @@
         <w:pStyle w:val="Heading1"/>
       </w:pPr>
       <w:r>
-        <w:t>05. W1 Explain the mechanism</w:t>
-      </w:r>
-    </w:p>
-    <w:p>
-      <w:r>
-        <w:t>Explain the mechanism. Apply the supplied Peer review and response facts and keep your reasoning.</w:t>
-      </w:r>
-    </w:p>
-    <w:p>
-      <w:pPr>
-        <w:spacing w:line="336" w:lineRule="auto" w:after="180"/>
-      </w:pPr>
-      <w:r>
-        <w:rPr>
-          <w:b w:val="0"/>
-        </w:rPr>
-        <w:t xml:space="preserve">Explain the weekly </w:t>
-      </w:r>
-      <w:r>
-        <w:rPr>
-          <w:b/>
-        </w:rPr>
-        <w:t>mechanism</w:t>
-      </w:r>
-      <w:r>
-        <w:rPr>
-          <w:b w:val="0"/>
-        </w:rPr>
-        <w:t xml:space="preserve"> in your own words. Use the worked scenario to name its </w:t>
-      </w:r>
-      <w:r>
-        <w:rPr>
-          <w:b/>
-        </w:rPr>
-        <w:t>input</w:t>
-      </w:r>
-      <w:r>
-        <w:rPr>
-          <w:b w:val="0"/>
-        </w:rPr>
-        <w:t xml:space="preserve">, decision rule and </w:t>
-      </w:r>
-      <w:r>
-        <w:rPr>
-          <w:b/>
-        </w:rPr>
-        <w:t>output</w:t>
-      </w:r>
-      <w:r>
-        <w:rPr>
-          <w:b w:val="0"/>
-        </w:rPr>
-        <w:t>.</w:t>
+        <w:t>10. Project · Keep the research evidence</w:t>
+      </w:r>
+    </w:p>
+    <w:p>
+      <w:r>
+        <w:t>Preserve the question, protocol, observations, analysis and limits.</w:t>
+      </w:r>
+    </w:p>
+    <w:p>
+      <w:pPr>
+        <w:pStyle w:val="Heading2"/>
+      </w:pPr>
+      <w:r>
+        <w:t>Complete task and evidence</w:t>
+      </w:r>
+    </w:p>
+    <w:p>
+      <w:pPr>
+        <w:pStyle w:val="ListBullet"/>
+      </w:pPr>
+      <w:r>
+        <w:t>Add a labelled peer review and response evidence sheet to Reproducible AI Research Study. Show how you can explain the mechanism and terminology of peer review and response. Use the supplied fictional case and keep its inputs, intermediate steps, calculation or prediction, and limitation. Connect this record to last week’s record; a matching answer without a trace is insufficient.</w:t>
       </w:r>
     </w:p>
     <w:p>
@@ -536,7 +806,7 @@
         <w:pStyle w:val="Heading3"/>
       </w:pPr>
       <w:r>
-        <w:t>My reasoning and evidence</w:t>
+        <w:t>My project change, supporting evidence and remaining limit</w:t>
       </w:r>
     </w:p>
     <w:p>
@@ -574,436 +844,20 @@
         <w:pStyle w:val="Heading1"/>
       </w:pPr>
       <w:r>
-        <w:t>06. W2 Trace the worked case</w:t>
-      </w:r>
-    </w:p>
-    <w:p>
-      <w:r>
-        <w:t>Trace the worked case. Apply the supplied Peer review and response facts and keep your reasoning.</w:t>
-      </w:r>
-    </w:p>
-    <w:p>
-      <w:pPr>
-        <w:spacing w:line="336" w:lineRule="auto" w:after="180"/>
-      </w:pPr>
-      <w:r>
-        <w:rPr>
-          <w:b w:val="0"/>
-        </w:rPr>
-        <w:t>Reviewer asks for a fitted-line baseline; author responds that the neural network is advanced, without a comparison. Show the intermediate steps and give the conclusion with its scope.</w:t>
-      </w:r>
-    </w:p>
-    <w:p>
-      <w:pPr>
-        <w:pStyle w:val="Heading3"/>
-      </w:pPr>
-      <w:r>
-        <w:t>My reasoning and evidence</w:t>
-      </w:r>
-    </w:p>
-    <w:p>
-      <w:r>
-        <w:t>________________________________________________________________</w:t>
-      </w:r>
-    </w:p>
-    <w:p>
-      <w:r>
-        <w:t>________________________________________________________________</w:t>
-      </w:r>
-    </w:p>
-    <w:p>
-      <w:r>
-        <w:t>________________________________________________________________</w:t>
-      </w:r>
-    </w:p>
-    <w:p>
-      <w:r>
-        <w:t>________________________________________________________________</w:t>
-      </w:r>
-    </w:p>
-    <w:p>
-      <w:r>
-        <w:t>________________________________________________________________</w:t>
-      </w:r>
-    </w:p>
-    <w:p>
-      <w:r>
-        <w:t>________________________________________________________________</w:t>
-      </w:r>
-    </w:p>
-    <w:p>
-      <w:r>
-        <w:t>________________________________________________________________</w:t>
-      </w:r>
-    </w:p>
-    <w:p>
-      <w:pPr>
-        <w:pStyle w:val="Heading1"/>
-      </w:pPr>
-      <w:r>
-        <w:t>07. W3 Audit the limit</w:t>
-      </w:r>
-    </w:p>
-    <w:p>
-      <w:r>
-        <w:t>Audit the limit. Apply the supplied Peer review and response facts and keep your reasoning.</w:t>
-      </w:r>
-    </w:p>
-    <w:p>
-      <w:pPr>
-        <w:spacing w:line="336" w:lineRule="auto" w:after="180"/>
-      </w:pPr>
-      <w:r>
-        <w:rPr>
-          <w:b w:val="0"/>
-        </w:rPr>
-        <w:t xml:space="preserve">A report omits this qualification: Agreement with a reviewer is not required, but a disagreement needs explicit reasoning and </w:t>
-      </w:r>
-      <w:r>
-        <w:rPr>
-          <w:b/>
-        </w:rPr>
-        <w:t>evidence</w:t>
-      </w:r>
-      <w:r>
-        <w:rPr>
-          <w:b w:val="0"/>
-        </w:rPr>
-        <w:t>.</w:t>
-      </w:r>
-    </w:p>
-    <w:p>
-      <w:pPr>
-        <w:spacing w:line="336" w:lineRule="auto" w:after="180"/>
-      </w:pPr>
-      <w:r>
-        <w:rPr>
-          <w:b w:val="0"/>
-        </w:rPr>
-        <w:t>Explain how omitting it could change a reader's interpretation, and write an accurate replacement.</w:t>
-      </w:r>
-    </w:p>
-    <w:p>
-      <w:pPr>
-        <w:pStyle w:val="Heading3"/>
-      </w:pPr>
-      <w:r>
-        <w:t>My reasoning and evidence</w:t>
-      </w:r>
-    </w:p>
-    <w:p>
-      <w:r>
-        <w:t>________________________________________________________________</w:t>
-      </w:r>
-    </w:p>
-    <w:p>
-      <w:r>
-        <w:t>________________________________________________________________</w:t>
-      </w:r>
-    </w:p>
-    <w:p>
-      <w:r>
-        <w:t>________________________________________________________________</w:t>
-      </w:r>
-    </w:p>
-    <w:p>
-      <w:r>
-        <w:t>________________________________________________________________</w:t>
-      </w:r>
-    </w:p>
-    <w:p>
-      <w:r>
-        <w:t>________________________________________________________________</w:t>
-      </w:r>
-    </w:p>
-    <w:p>
-      <w:r>
-        <w:t>________________________________________________________________</w:t>
-      </w:r>
-    </w:p>
-    <w:p>
-      <w:pPr>
-        <w:pStyle w:val="Heading1"/>
-      </w:pPr>
-      <w:r>
-        <w:t>08. W4 Apply a new case independently</w:t>
-      </w:r>
-    </w:p>
-    <w:p>
-      <w:r>
-        <w:t>Attempt before feedback. If this repeats the selected independent case, reuse that first attempt; otherwise keep a separate record. Apply a new case independently. Apply the supplied Peer review and response facts and keep your reasoning.</w:t>
-      </w:r>
-    </w:p>
-    <w:p>
-      <w:pPr>
-        <w:spacing w:line="336" w:lineRule="auto" w:after="180"/>
-        <w:shd w:fill="F5F1FB"/>
-      </w:pPr>
-      <w:r>
-        <w:rPr>
-          <w:b w:val="0"/>
-        </w:rPr>
-        <w:t>Reviewer notes missing failure counts; author deletes the limitation paragraph. What is an adequate response?</w:t>
-      </w:r>
-    </w:p>
-    <w:p>
-      <w:pPr>
-        <w:pStyle w:val="Heading3"/>
-      </w:pPr>
-      <w:r>
-        <w:t>My reasoning and evidence</w:t>
-      </w:r>
-    </w:p>
-    <w:p>
-      <w:r>
-        <w:t>________________________________________________________________</w:t>
-      </w:r>
-    </w:p>
-    <w:p>
-      <w:r>
-        <w:t>________________________________________________________________</w:t>
-      </w:r>
-    </w:p>
-    <w:p>
-      <w:r>
-        <w:t>________________________________________________________________</w:t>
-      </w:r>
-    </w:p>
-    <w:p>
-      <w:r>
-        <w:t>________________________________________________________________</w:t>
-      </w:r>
-    </w:p>
-    <w:p>
-      <w:r>
-        <w:t>________________________________________________________________</w:t>
-      </w:r>
-    </w:p>
-    <w:p>
-      <w:r>
-        <w:t>________________________________________________________________</w:t>
-      </w:r>
-    </w:p>
-    <w:p>
-      <w:r>
-        <w:t>________________________________________________________________</w:t>
-      </w:r>
-    </w:p>
-    <w:p>
-      <w:r>
-        <w:t>________________________________________________________________</w:t>
-      </w:r>
-    </w:p>
-    <w:p>
-      <w:pPr>
-        <w:pStyle w:val="Heading1"/>
-      </w:pPr>
-      <w:r>
-        <w:t>09. W5 Design a revealing follow-up</w:t>
-      </w:r>
-    </w:p>
-    <w:p>
-      <w:r>
-        <w:t>Design a revealing follow-up. Apply the supplied Peer review and response facts and keep your reasoning.</w:t>
-      </w:r>
-    </w:p>
-    <w:p>
-      <w:pPr>
-        <w:spacing w:line="336" w:lineRule="auto" w:after="180"/>
-      </w:pPr>
-      <w:r>
-        <w:rPr>
-          <w:b w:val="0"/>
-        </w:rPr>
-        <w:t>For the worked scenario, propose one additional case that could reveal a failure, describe its expected outcome before running it, and explain what would need to remain fixed for a fair comparison.</w:t>
-      </w:r>
-    </w:p>
-    <w:p>
-      <w:pPr>
-        <w:spacing w:line="336" w:lineRule="auto" w:after="180"/>
-      </w:pPr>
-      <w:r>
-        <w:rPr>
-          <w:b w:val="0"/>
-        </w:rPr>
-        <w:t>Do not reuse W4 as a new final test after receiving feedback.</w:t>
-      </w:r>
-    </w:p>
-    <w:p>
-      <w:pPr>
-        <w:pStyle w:val="Heading3"/>
-      </w:pPr>
-      <w:r>
-        <w:t>My reasoning and evidence</w:t>
-      </w:r>
-    </w:p>
-    <w:p>
-      <w:r>
-        <w:t>________________________________________________________________</w:t>
-      </w:r>
-    </w:p>
-    <w:p>
-      <w:r>
-        <w:t>________________________________________________________________</w:t>
-      </w:r>
-    </w:p>
-    <w:p>
-      <w:r>
-        <w:t>________________________________________________________________</w:t>
-      </w:r>
-    </w:p>
-    <w:p>
-      <w:r>
-        <w:t>________________________________________________________________</w:t>
-      </w:r>
-    </w:p>
-    <w:p>
-      <w:r>
-        <w:t>________________________________________________________________</w:t>
-      </w:r>
-    </w:p>
-    <w:p>
-      <w:r>
-        <w:t>________________________________________________________________</w:t>
-      </w:r>
-    </w:p>
-    <w:p>
-      <w:r>
-        <w:t>________________________________________________________________</w:t>
-      </w:r>
-    </w:p>
-    <w:p>
-      <w:pPr>
-        <w:pStyle w:val="Heading1"/>
-      </w:pPr>
-      <w:r>
-        <w:t>10. Project checkpoint and reflection</w:t>
-      </w:r>
-    </w:p>
-    <w:p>
-      <w:r>
-        <w:t>Connect Peer review and response to Reproducible AI Research Study, identify a limit and choose the next useful test.</w:t>
-      </w:r>
-    </w:p>
-    <w:p>
-      <w:pPr>
-        <w:spacing w:line="336" w:lineRule="auto" w:after="180"/>
-      </w:pPr>
-      <w:r>
-        <w:rPr>
-          <w:b w:val="0"/>
-        </w:rPr>
-        <w:t xml:space="preserve">Add a labelled peer review and response </w:t>
-      </w:r>
-      <w:r>
-        <w:rPr>
-          <w:b/>
-        </w:rPr>
-        <w:t>evidence</w:t>
-      </w:r>
-      <w:r>
-        <w:rPr>
-          <w:b w:val="0"/>
-        </w:rPr>
-        <w:t xml:space="preserve"> sheet to Reproducible AI Research Study. Show how you can explain the </w:t>
-      </w:r>
-      <w:r>
-        <w:rPr>
-          <w:b/>
-        </w:rPr>
-        <w:t>mechanism</w:t>
-      </w:r>
-      <w:r>
-        <w:rPr>
-          <w:b w:val="0"/>
-        </w:rPr>
-        <w:t xml:space="preserve"> and terminology of peer review and response.</w:t>
-      </w:r>
-    </w:p>
-    <w:p>
-      <w:pPr>
-        <w:spacing w:line="336" w:lineRule="auto" w:after="180"/>
-      </w:pPr>
-      <w:r>
-        <w:rPr>
-          <w:b w:val="0"/>
-        </w:rPr>
-        <w:t xml:space="preserve">Use the supplied fictional case and keep its </w:t>
-      </w:r>
-      <w:r>
-        <w:rPr>
-          <w:b/>
-        </w:rPr>
-        <w:t>input</w:t>
-      </w:r>
-      <w:r>
-        <w:rPr>
-          <w:b w:val="0"/>
-        </w:rPr>
-        <w:t xml:space="preserve">s, intermediate steps, calculation or </w:t>
-      </w:r>
-      <w:r>
-        <w:rPr>
-          <w:b/>
-        </w:rPr>
-        <w:t>prediction</w:t>
-      </w:r>
-      <w:r>
-        <w:rPr>
-          <w:b w:val="0"/>
-        </w:rPr>
-        <w:t>, and limitation. Connect this record to last week’s record; a matching answer without a trace is insufficient.</w:t>
-      </w:r>
-    </w:p>
-    <w:p>
-      <w:pPr>
-        <w:pStyle w:val="Heading3"/>
-      </w:pPr>
-      <w:r>
-        <w:t>My project change, supporting evidence and remaining limit</w:t>
-      </w:r>
-    </w:p>
-    <w:p>
-      <w:r>
-        <w:t>________________________________________________________________</w:t>
-      </w:r>
-    </w:p>
-    <w:p>
-      <w:r>
-        <w:t>________________________________________________________________</w:t>
-      </w:r>
-    </w:p>
-    <w:p>
-      <w:r>
-        <w:t>________________________________________________________________</w:t>
-      </w:r>
-    </w:p>
-    <w:p>
-      <w:r>
-        <w:t>________________________________________________________________</w:t>
-      </w:r>
-    </w:p>
-    <w:p>
-      <w:r>
-        <w:t>________________________________________________________________</w:t>
-      </w:r>
-    </w:p>
-    <w:p>
-      <w:r>
-        <w:t>________________________________________________________________</w:t>
-      </w:r>
-    </w:p>
-    <w:p>
-      <w:pPr>
-        <w:pStyle w:val="Heading1"/>
-      </w:pPr>
-      <w:r>
-        <w:t>11. Feedback, return check and learning record</w:t>
-      </w:r>
-    </w:p>
-    <w:p>
-      <w:r>
-        <w:t>Record the first repaired step and a different case to revisit after a delay.</w:t>
+        <w:t>11. Feedback · Repair and return</w:t>
+      </w:r>
+    </w:p>
+    <w:p>
+      <w:r>
+        <w:t>Keep this task’s inputs,rule and response together.</w:t>
+      </w:r>
+    </w:p>
+    <w:p>
+      <w:pPr>
+        <w:pStyle w:val="Heading2"/>
+      </w:pPr>
+      <w:r>
+        <w:t>Complete task and evidence</w:t>
       </w:r>
     </w:p>
     <w:tbl>
@@ -1144,12 +998,9 @@
     </w:tbl>
     <w:p>
       <w:pPr>
-        <w:spacing w:line="336" w:lineRule="auto" w:after="180"/>
-      </w:pPr>
-      <w:r>
-        <w:rPr>
-          <w:b w:val="0"/>
-        </w:rPr>
+        <w:pStyle w:val="ListBullet"/>
+      </w:pPr>
+      <w:r>
         <w:t>Revisit this idea with your teacher after a delay. Familiarity is different from explaining and using it on a changed case.</w:t>
       </w:r>
     </w:p>
@@ -1158,45 +1009,357 @@
         <w:pStyle w:val="Heading1"/>
       </w:pPr>
       <w:r>
-        <w:t>12. Pictorial case practice: Peer review and response</w:t>
-      </w:r>
-    </w:p>
-    <w:p>
-      <w:r>
-        <w:t>Respond to a reviewer with evidence. A reviewer asks why four photos of one plant were treated as four independent plants. Explain the labelled step before checking the changed condition.</w:t>
-      </w:r>
-    </w:p>
-    <w:p>
-      <w:pPr>
-        <w:spacing w:line="336" w:lineRule="auto" w:after="180"/>
-      </w:pPr>
-      <w:r>
-        <w:rPr>
-          <w:b w:val="0"/>
-        </w:rPr>
-        <w:t xml:space="preserve">Respond to a reviewer with </w:t>
-      </w:r>
-      <w:r>
-        <w:rPr>
-          <w:b/>
-        </w:rPr>
-        <w:t>evidence</w:t>
-      </w:r>
-      <w:r>
-        <w:rPr>
-          <w:b w:val="0"/>
-        </w:rPr>
-        <w:t>. A reviewer asks why four photos of one plant were treated as four independent plants.</w:t>
-      </w:r>
-    </w:p>
-    <w:p>
-      <w:pPr>
-        <w:spacing w:line="336" w:lineRule="auto" w:after="180"/>
-      </w:pPr>
-      <w:r>
-        <w:rPr>
-          <w:b w:val="0"/>
-        </w:rPr>
+        <w:t>Reference bank and extra practice</w:t>
+      </w:r>
+    </w:p>
+    <w:p>
+      <w:pPr>
+        <w:pStyle w:val="Heading1"/>
+      </w:pPr>
+      <w:r>
+        <w:t>02. Reference · Supported W2 record</w:t>
+      </w:r>
+    </w:p>
+    <w:p>
+      <w:r>
+        <w:t>Keep this task’s inputs,rule and response together.</w:t>
+      </w:r>
+    </w:p>
+    <w:p>
+      <w:pPr>
+        <w:pStyle w:val="Heading2"/>
+      </w:pPr>
+      <w:r>
+        <w:t>Complete task and evidence</w:t>
+      </w:r>
+    </w:p>
+    <w:p>
+      <w:pPr>
+        <w:pStyle w:val="ListBullet"/>
+      </w:pPr>
+      <w:r>
+        <w:t>Use W2: Trace the worked case for Peer review and response. Record the answer once; the lesson and workbook refer to the same attempt.</w:t>
+      </w:r>
+    </w:p>
+    <w:tbl>
+      <w:tblPr>
+        <w:tblStyle w:val="LightShading-Accent1"/>
+        <w:tblW w:type="auto" w:w="0"/>
+        <w:tblLook w:firstColumn="1" w:firstRow="1" w:lastColumn="0" w:lastRow="0" w:noHBand="0" w:noVBand="1" w:val="04A0"/>
+      </w:tblPr>
+      <w:tblGrid>
+        <w:gridCol w:w="2556"/>
+        <w:gridCol w:w="2556"/>
+        <w:gridCol w:w="2556"/>
+        <w:gridCol w:w="2556"/>
+      </w:tblGrid>
+      <w:tr>
+        <w:trPr>
+          <w:tblHeader/>
+        </w:trPr>
+        <w:tc>
+          <w:tcPr>
+            <w:tcW w:type="dxa" w:w="2556"/>
+          </w:tcPr>
+          <w:p>
+            <w:r>
+              <w:t>Given inputs</w:t>
+            </w:r>
+          </w:p>
+        </w:tc>
+        <w:tc>
+          <w:tcPr>
+            <w:tcW w:type="dxa" w:w="2556"/>
+          </w:tcPr>
+          <w:p>
+            <w:r>
+              <w:t>Procedure I chose</w:t>
+            </w:r>
+          </w:p>
+        </w:tc>
+        <w:tc>
+          <w:tcPr>
+            <w:tcW w:type="dxa" w:w="2556"/>
+          </w:tcPr>
+          <w:p>
+            <w:r>
+              <w:t>Middle steps</w:t>
+            </w:r>
+          </w:p>
+        </w:tc>
+        <w:tc>
+          <w:tcPr>
+            <w:tcW w:type="dxa" w:w="2556"/>
+          </w:tcPr>
+          <w:p>
+            <w:r>
+              <w:t>Result and check</w:t>
+            </w:r>
+          </w:p>
+        </w:tc>
+      </w:tr>
+      <w:tr>
+        <w:tc>
+          <w:tcPr>
+            <w:tcW w:type="dxa" w:w="2556"/>
+          </w:tcPr>
+          <w:p>
+            <w:r/>
+          </w:p>
+        </w:tc>
+        <w:tc>
+          <w:tcPr>
+            <w:tcW w:type="dxa" w:w="2556"/>
+          </w:tcPr>
+          <w:p>
+            <w:r/>
+          </w:p>
+        </w:tc>
+        <w:tc>
+          <w:tcPr>
+            <w:tcW w:type="dxa" w:w="2556"/>
+          </w:tcPr>
+          <w:p>
+            <w:r/>
+          </w:p>
+        </w:tc>
+        <w:tc>
+          <w:tcPr>
+            <w:tcW w:type="dxa" w:w="2556"/>
+          </w:tcPr>
+          <w:p>
+            <w:r/>
+          </w:p>
+        </w:tc>
+      </w:tr>
+    </w:tbl>
+    <w:p>
+      <w:pPr>
+        <w:pStyle w:val="Heading3"/>
+      </w:pPr>
+      <w:r>
+        <w:t>The step I completed without help, and the hint I needed</w:t>
+      </w:r>
+    </w:p>
+    <w:p>
+      <w:r>
+        <w:t>________________________________________________________________</w:t>
+      </w:r>
+    </w:p>
+    <w:p>
+      <w:r>
+        <w:t>________________________________________________________________</w:t>
+      </w:r>
+    </w:p>
+    <w:p>
+      <w:r>
+        <w:t>________________________________________________________________</w:t>
+      </w:r>
+    </w:p>
+    <w:p>
+      <w:pPr>
+        <w:pStyle w:val="Heading1"/>
+      </w:pPr>
+      <w:r>
+        <w:t>03. Extra practice · Individual reasoning check</w:t>
+      </w:r>
+    </w:p>
+    <w:p>
+      <w:r>
+        <w:t>Keep this task’s inputs,rule and response together.</w:t>
+      </w:r>
+    </w:p>
+    <w:p>
+      <w:pPr>
+        <w:pStyle w:val="Heading2"/>
+      </w:pPr>
+      <w:r>
+        <w:t>Complete task and evidence</w:t>
+      </w:r>
+    </w:p>
+    <w:p>
+      <w:pPr>
+        <w:pStyle w:val="ListBullet"/>
+      </w:pPr>
+      <w:r>
+        <w:t>Use the worked case for Peer review and response. Proposed explanation: “The worked result establishes every future case”. Decide whether this explanation is supported. Point to the step or supplied fact that decides; explain your repair if needed.</w:t>
+      </w:r>
+    </w:p>
+    <w:p>
+      <w:pPr>
+        <w:pStyle w:val="Heading3"/>
+      </w:pPr>
+      <w:r>
+        <w:t>My explanation before partner discussion</w:t>
+      </w:r>
+    </w:p>
+    <w:p>
+      <w:r>
+        <w:t>________________________________________________________________</w:t>
+      </w:r>
+    </w:p>
+    <w:p>
+      <w:r>
+        <w:t>________________________________________________________________</w:t>
+      </w:r>
+    </w:p>
+    <w:p>
+      <w:r>
+        <w:t>________________________________________________________________</w:t>
+      </w:r>
+    </w:p>
+    <w:p>
+      <w:r>
+        <w:t>________________________________________________________________</w:t>
+      </w:r>
+    </w:p>
+    <w:p>
+      <w:pPr>
+        <w:pStyle w:val="Heading1"/>
+      </w:pPr>
+      <w:r>
+        <w:t>08. Reference · Earlier W4 response copy</w:t>
+      </w:r>
+    </w:p>
+    <w:p>
+      <w:r>
+        <w:t>Keep this task’s inputs,rule and response together.</w:t>
+      </w:r>
+    </w:p>
+    <w:p>
+      <w:pPr>
+        <w:pStyle w:val="Heading2"/>
+      </w:pPr>
+      <w:r>
+        <w:t>Complete task and evidence</w:t>
+      </w:r>
+    </w:p>
+    <w:p>
+      <w:pPr>
+        <w:pStyle w:val="ListBullet"/>
+      </w:pPr>
+      <w:r>
+        <w:t>Reviewer notes missing failure counts; author deletes the limitation paragraph. What is an adequate response?</w:t>
+      </w:r>
+    </w:p>
+    <w:p>
+      <w:pPr>
+        <w:pStyle w:val="Heading3"/>
+      </w:pPr>
+      <w:r>
+        <w:t>My reasoning and evidence</w:t>
+      </w:r>
+    </w:p>
+    <w:p>
+      <w:r>
+        <w:t>________________________________________________________________</w:t>
+      </w:r>
+    </w:p>
+    <w:p>
+      <w:r>
+        <w:t>________________________________________________________________</w:t>
+      </w:r>
+    </w:p>
+    <w:p>
+      <w:r>
+        <w:t>________________________________________________________________</w:t>
+      </w:r>
+    </w:p>
+    <w:p>
+      <w:r>
+        <w:t>________________________________________________________________</w:t>
+      </w:r>
+    </w:p>
+    <w:p>
+      <w:r>
+        <w:t>________________________________________________________________</w:t>
+      </w:r>
+    </w:p>
+    <w:p>
+      <w:r>
+        <w:t>________________________________________________________________</w:t>
+      </w:r>
+    </w:p>
+    <w:p>
+      <w:r>
+        <w:t>________________________________________________________________</w:t>
+      </w:r>
+    </w:p>
+    <w:p>
+      <w:r>
+        <w:t>________________________________________________________________</w:t>
+      </w:r>
+    </w:p>
+    <w:p>
+      <w:pPr>
+        <w:pStyle w:val="Heading1"/>
+      </w:pPr>
+      <w:r>
+        <w:t>12. Extra practice · Pictured case</w:t>
+      </w:r>
+    </w:p>
+    <w:p>
+      <w:r>
+        <w:t>Keep this task’s inputs,rule and response together.</w:t>
+      </w:r>
+    </w:p>
+    <w:p>
+      <w:pPr>
+        <w:pStyle w:val="Heading2"/>
+      </w:pPr>
+      <w:r>
+        <w:t>Complete task and evidence</w:t>
+      </w:r>
+    </w:p>
+    <w:p>
+      <w:r>
+        <w:drawing>
+          <wp:inline xmlns:a="http://schemas.openxmlformats.org/drawingml/2006/main" xmlns:pic="http://schemas.openxmlformats.org/drawingml/2006/picture">
+            <wp:extent cx="5486400" cy="3029913"/>
+            <wp:docPr id="1" name="Picture 1" descr="Plant P1 has four photo views, and plant P2 has four. Eight photos represent two distinct plant identities, not eight independent plants. Review grouping, data roles and uncertainty assumptions; changing wording alone does not repair the analysis. No outcome labels or split assignments are supplied."/>
+            <wp:cNvGraphicFramePr>
+              <a:graphicFrameLocks noChangeAspect="1"/>
+            </wp:cNvGraphicFramePr>
+            <a:graphic>
+              <a:graphicData uri="http://schemas.openxmlformats.org/drawingml/2006/picture">
+                <pic:pic>
+                  <pic:nvPicPr>
+                    <pic:cNvPr id="0" name="ai-7-32-review-units.png"/>
+                    <pic:cNvPicPr/>
+                  </pic:nvPicPr>
+                  <pic:blipFill>
+                    <a:blip r:embed="rId9"/>
+                    <a:stretch>
+                      <a:fillRect/>
+                    </a:stretch>
+                  </pic:blipFill>
+                  <pic:spPr>
+                    <a:xfrm>
+                      <a:off x="0" y="0"/>
+                      <a:ext cx="5486400" cy="3029913"/>
+                    </a:xfrm>
+                    <a:prstGeom prst="rect"/>
+                  </pic:spPr>
+                </pic:pic>
+              </a:graphicData>
+            </a:graphic>
+          </wp:inline>
+        </w:drawing>
+      </w:r>
+    </w:p>
+    <w:p>
+      <w:pPr>
+        <w:pStyle w:val="ListBullet"/>
+      </w:pPr>
+      <w:r>
+        <w:t>Respond to a reviewer with evidence. A reviewer asks why four photos of one plant were treated as four independent plants.</w:t>
+      </w:r>
+    </w:p>
+    <w:p>
+      <w:pPr>
+        <w:pStyle w:val="ListBullet"/>
+      </w:pPr>
+      <w:r>
         <w:t>The original table contains four views of P1 and four views of P2: eight photos from two plants.</w:t>
       </w:r>
     </w:p>
@@ -1205,7 +1368,7 @@
         <w:drawing>
           <wp:inline xmlns:a="http://schemas.openxmlformats.org/drawingml/2006/main" xmlns:pic="http://schemas.openxmlformats.org/drawingml/2006/picture">
             <wp:extent cx="5486400" cy="5225143"/>
-            <wp:docPr id="1" name="Picture 1" descr="Peer review and response. Identify the concern: The reviewer questions the unit of analysis.. Check the records: Plant identifiers confirm two plants, not eight independent plants.. Revise transparently: Correct the description and revise any analysis that assumed independence."/>
+            <wp:docPr id="2" name="Picture 2" descr="Peer review and response. Identify the concern: The reviewer questions the unit of analysis.. Check the records: Plant identifiers confirm two plants, not eight independent plants.. Revise transparently: Correct the description and revise any analysis that assumed independence."/>
             <wp:cNvGraphicFramePr>
               <a:graphicFrameLocks noChangeAspect="1"/>
             </wp:cNvGraphicFramePr>
@@ -1217,7 +1380,7 @@
                     <pic:cNvPicPr/>
                   </pic:nvPicPr>
                   <pic:blipFill>
-                    <a:blip r:embed="rId9"/>
+                    <a:blip r:embed="rId10"/>
                     <a:stretch>
                       <a:fillRect/>
                     </a:stretch>
@@ -1238,13 +1401,9 @@
     </w:p>
     <w:p>
       <w:pPr>
-        <w:spacing w:line="336" w:lineRule="auto" w:after="180"/>
-        <w:shd w:fill="F5F1FB"/>
-      </w:pPr>
-      <w:r>
-        <w:rPr>
-          <w:b w:val="0"/>
-        </w:rPr>
+        <w:pStyle w:val="ListBullet"/>
+      </w:pPr>
+      <w:r>
         <w:t>Count photos and underlying plants in the reviewer’s concern. What analysis assumption needs revision, and why does changing only the word photos to plants fail to repair it?</w:t>
       </w:r>
     </w:p>
@@ -1288,56 +1447,18 @@
     </w:p>
     <w:p>
       <w:pPr>
-        <w:pStyle w:val="Heading3"/>
-      </w:pPr>
-      <w:r>
-        <w:t>Record the help used</w:t>
-      </w:r>
-    </w:p>
-    <w:p>
-      <w:pPr>
-        <w:spacing w:line="336" w:lineRule="auto" w:after="180"/>
-        <w:shd w:fill="F1F6F8"/>
-      </w:pPr>
-      <w:r>
-        <w:rPr>
-          <w:b w:val="0"/>
-        </w:rPr>
-        <w:t xml:space="preserve">Support used: alone / hint / worked example. This record is practice </w:t>
-      </w:r>
-      <w:r>
-        <w:rPr>
-          <w:b/>
-        </w:rPr>
-        <w:t>evidence</w:t>
-      </w:r>
-      <w:r>
-        <w:rPr>
-          <w:b w:val="0"/>
-        </w:rPr>
-        <w:t>.</w:t>
-      </w:r>
-    </w:p>
-    <w:p>
-      <w:pPr>
-        <w:spacing w:line="336" w:lineRule="auto" w:after="180"/>
-      </w:pPr>
-      <w:r>
-        <w:rPr>
-          <w:b w:val="0"/>
-        </w:rPr>
-        <w:t>Project connection: For the Reproducible AI Research Study, retain an annotated worked trace and the changed-case reasoning.</w:t>
-      </w:r>
-    </w:p>
-    <w:p>
-      <w:pPr>
-        <w:spacing w:line="336" w:lineRule="auto" w:after="180"/>
-      </w:pPr>
-      <w:r>
-        <w:rPr>
-          <w:b w:val="0"/>
-        </w:rPr>
-        <w:t>Connect the claim to its records, units and assumptions so another investigator can challenge or reproduce it.</w:t>
+        <w:pStyle w:val="ListBullet"/>
+      </w:pPr>
+      <w:r>
+        <w:t>Support used: alone / hint / worked example. This record is practice evidence.</w:t>
+      </w:r>
+    </w:p>
+    <w:p>
+      <w:pPr>
+        <w:pStyle w:val="ListBullet"/>
+      </w:pPr>
+      <w:r>
+        <w:t>Project connection: For the Reproducible AI Research Study, retain an annotated worked trace and the changed-case reasoning. Connect the claim to its records, units and assumptions so another investigator can challenge or reproduce it.</w:t>
       </w:r>
     </w:p>
     <w:p>
@@ -1345,56 +1466,43 @@
         <w:pStyle w:val="Heading1"/>
       </w:pPr>
       <w:r>
-        <w:t>13. Project portfolio milestone</w:t>
-      </w:r>
-    </w:p>
-    <w:p>
-      <w:r>
-        <w:t>Keep this week’s input, deciding step, result and limit together in the Reproducible AI Research Study record.</w:t>
-      </w:r>
-    </w:p>
-    <w:p>
-      <w:pPr>
-        <w:spacing w:line="336" w:lineRule="auto" w:after="180"/>
-      </w:pPr>
-      <w:r>
-        <w:rPr>
-          <w:b w:val="0"/>
-        </w:rPr>
+        <w:t>13. Reference · Project milestone</w:t>
+      </w:r>
+    </w:p>
+    <w:p>
+      <w:r>
+        <w:t>Keep this task’s inputs,rule and response together.</w:t>
+      </w:r>
+    </w:p>
+    <w:p>
+      <w:pPr>
+        <w:pStyle w:val="Heading2"/>
+      </w:pPr>
+      <w:r>
+        <w:t>Complete task and evidence</w:t>
+      </w:r>
+    </w:p>
+    <w:p>
+      <w:pPr>
+        <w:pStyle w:val="ListBullet"/>
+      </w:pPr>
+      <w:r>
         <w:t>Project: Reproducible AI Research Study</w:t>
       </w:r>
     </w:p>
     <w:p>
       <w:pPr>
-        <w:spacing w:line="336" w:lineRule="auto" w:after="180"/>
-      </w:pPr>
-      <w:r>
-        <w:rPr>
-          <w:b w:val="0"/>
-        </w:rPr>
-        <w:t xml:space="preserve">Current milestone: Present and defend. Demonstrate the system, explain one failure and justify the next improvement with </w:t>
-      </w:r>
-      <w:r>
-        <w:rPr>
-          <w:b/>
-        </w:rPr>
-        <w:t>evidence</w:t>
-      </w:r>
-      <w:r>
-        <w:rPr>
-          <w:b w:val="0"/>
-        </w:rPr>
-        <w:t>.</w:t>
-      </w:r>
-    </w:p>
-    <w:p>
-      <w:pPr>
-        <w:spacing w:line="336" w:lineRule="auto" w:after="180"/>
-      </w:pPr>
-      <w:r>
-        <w:rPr>
-          <w:b w:val="0"/>
-        </w:rPr>
+        <w:pStyle w:val="ListBullet"/>
+      </w:pPr>
+      <w:r>
+        <w:t>Current milestone: Present and defend. Demonstrate the system, explain one failure and justify the next improvement with evidence.</w:t>
+      </w:r>
+    </w:p>
+    <w:p>
+      <w:pPr>
+        <w:pStyle w:val="ListBullet"/>
+      </w:pPr>
+      <w:r>
         <w:t>For the Reproducible AI Research Study, retain an annotated worked trace and the changed-case reasoning. Connect the claim to its records, units and assumptions so another investigator can challenge or reproduce it.</w:t>
       </w:r>
     </w:p>
@@ -1552,12 +1660,468 @@
         <w:pStyle w:val="Heading1"/>
       </w:pPr>
       <w:r>
-        <w:t>14. Supported practice and learning evidence</w:t>
-      </w:r>
-    </w:p>
-    <w:p>
-      <w:r>
-        <w:t>Try the supported questions before comparing with hints and feedback. Record what you repaired and the evidence you retained.</w:t>
+        <w:t>14. Extra practice · Predict,check and repair</w:t>
+      </w:r>
+    </w:p>
+    <w:p>
+      <w:r>
+        <w:t>Keep supported feedback separate from the independent case.</w:t>
+      </w:r>
+    </w:p>
+    <w:p>
+      <w:pPr>
+        <w:pStyle w:val="Heading2"/>
+      </w:pPr>
+      <w:r>
+        <w:t>First supported question and optional hint</w:t>
+      </w:r>
+    </w:p>
+    <w:p>
+      <w:pPr>
+        <w:pStyle w:val="ListBullet"/>
+      </w:pPr>
+      <w:r>
+        <w:t>Respond to a reviewer with evidence. A reviewer asks why four photos of one plant were treated as four independent plants.</w:t>
+      </w:r>
+    </w:p>
+    <w:p>
+      <w:pPr>
+        <w:pStyle w:val="Heading3"/>
+      </w:pPr>
+      <w:r>
+        <w:t>Practice 1: explain the deciding evidence</w:t>
+      </w:r>
+    </w:p>
+    <w:p>
+      <w:pPr>
+        <w:pStyle w:val="ListBullet"/>
+      </w:pPr>
+      <w:r>
+        <w:t>Which labelled step matches this detail? Correct the description and revise any analysis that assumed independence.</w:t>
+      </w:r>
+    </w:p>
+    <w:p>
+      <w:pPr>
+        <w:pStyle w:val="ListBullet"/>
+      </w:pPr>
+      <w:r>
+        <w:t>1. Revise transparently</w:t>
+      </w:r>
+    </w:p>
+    <w:p>
+      <w:pPr>
+        <w:pStyle w:val="ListBullet"/>
+      </w:pPr>
+      <w:r>
+        <w:t>2. Check the records</w:t>
+      </w:r>
+    </w:p>
+    <w:p>
+      <w:pPr>
+        <w:pStyle w:val="ListBullet"/>
+      </w:pPr>
+      <w:r>
+        <w:t>3. Identify the concern</w:t>
+      </w:r>
+    </w:p>
+    <w:p>
+      <w:pPr>
+        <w:pStyle w:val="Heading3"/>
+      </w:pPr>
+      <w:r>
+        <w:t>My selected conclusion, deciding fact and explanation</w:t>
+      </w:r>
+    </w:p>
+    <w:p>
+      <w:r>
+        <w:t>________________________________________________________________</w:t>
+      </w:r>
+    </w:p>
+    <w:p>
+      <w:r>
+        <w:t>________________________________________________________________</w:t>
+      </w:r>
+    </w:p>
+    <w:p>
+      <w:r>
+        <w:t>________________________________________________________________</w:t>
+      </w:r>
+    </w:p>
+    <w:p>
+      <w:r>
+        <w:t>________________________________________________________________</w:t>
+      </w:r>
+    </w:p>
+    <w:p>
+      <w:r>
+        <w:t>________________________________________________________________</w:t>
+      </w:r>
+    </w:p>
+    <w:p>
+      <w:pPr>
+        <w:pStyle w:val="ListBullet"/>
+      </w:pPr>
+      <w:r>
+        <w:t>Hint if needed: Read the steps in the pictorial case. Match the supplied detail to the stage that performs or records it.</w:t>
+      </w:r>
+    </w:p>
+    <w:p>
+      <w:pPr>
+        <w:pStyle w:val="Heading2"/>
+      </w:pPr>
+      <w:r>
+        <w:t>Check after the first attempt · reference / check after trying</w:t>
+      </w:r>
+    </w:p>
+    <w:p>
+      <w:pPr>
+        <w:spacing w:line="336" w:lineRule="auto" w:after="180"/>
+      </w:pPr>
+      <w:r>
+        <w:rPr>
+          <w:b w:val="0"/>
+        </w:rPr>
+        <w:t>After your attempt, compare with the supported explanation: Revise transparently Correct the description and revise any analysis that assumed independence.</w:t>
+      </w:r>
+    </w:p>
+    <w:p>
+      <w:pPr>
+        <w:spacing w:line="336" w:lineRule="auto" w:after="180"/>
+      </w:pPr>
+      <w:r>
+        <w:rPr>
+          <w:b w:val="0"/>
+        </w:rPr>
+        <w:t>Peer review should connect a criticism to the actual records and a concrete correction or reasoned response. Polite language alone cannot repair a methodological error.</w:t>
+      </w:r>
+    </w:p>
+    <w:p>
+      <w:pPr>
+        <w:pStyle w:val="Heading2"/>
+      </w:pPr>
+      <w:r>
+        <w:t>Changed-case question and optional hint</w:t>
+      </w:r>
+    </w:p>
+    <w:p>
+      <w:pPr>
+        <w:pStyle w:val="Heading3"/>
+      </w:pPr>
+      <w:r>
+        <w:t>Practice 2: explain the deciding evidence</w:t>
+      </w:r>
+    </w:p>
+    <w:p>
+      <w:pPr>
+        <w:pStyle w:val="ListBullet"/>
+      </w:pPr>
+      <w:r>
+        <w:t>Changed-case practice: The team only changes "photos" to "plants" without revisiting analysis. Which conclusion is supported by the supplied facts?</w:t>
+      </w:r>
+    </w:p>
+    <w:p>
+      <w:pPr>
+        <w:pStyle w:val="ListBullet"/>
+      </w:pPr>
+      <w:r>
+        <w:t>1. This one example guarantees correct results for every future input.</w:t>
+      </w:r>
+    </w:p>
+    <w:p>
+      <w:pPr>
+        <w:pStyle w:val="ListBullet"/>
+      </w:pPr>
+      <w:r>
+        <w:t>2. The substantive independence issue remains unresolved.</w:t>
+      </w:r>
+    </w:p>
+    <w:p>
+      <w:pPr>
+        <w:pStyle w:val="ListBullet"/>
+      </w:pPr>
+      <w:r>
+        <w:t>3. We can decide the result without examining the changed input or the procedure.</w:t>
+      </w:r>
+    </w:p>
+    <w:p>
+      <w:pPr>
+        <w:pStyle w:val="Heading3"/>
+      </w:pPr>
+      <w:r>
+        <w:t>My selected conclusion, deciding fact and explanation</w:t>
+      </w:r>
+    </w:p>
+    <w:p>
+      <w:r>
+        <w:t>________________________________________________________________</w:t>
+      </w:r>
+    </w:p>
+    <w:p>
+      <w:r>
+        <w:t>________________________________________________________________</w:t>
+      </w:r>
+    </w:p>
+    <w:p>
+      <w:r>
+        <w:t>________________________________________________________________</w:t>
+      </w:r>
+    </w:p>
+    <w:p>
+      <w:r>
+        <w:t>________________________________________________________________</w:t>
+      </w:r>
+    </w:p>
+    <w:p>
+      <w:r>
+        <w:t>________________________________________________________________</w:t>
+      </w:r>
+    </w:p>
+    <w:p>
+      <w:pPr>
+        <w:pStyle w:val="ListBullet"/>
+      </w:pPr>
+      <w:r>
+        <w:t>Hint if needed: Use the changed condition and the deciding step in the pictorial trace. The answer must say what follows from those facts.</w:t>
+      </w:r>
+    </w:p>
+    <w:p>
+      <w:pPr>
+        <w:pStyle w:val="Heading2"/>
+      </w:pPr>
+      <w:r>
+        <w:t>Check after the changed attempt · reference / check after trying</w:t>
+      </w:r>
+    </w:p>
+    <w:p>
+      <w:pPr>
+        <w:spacing w:line="336" w:lineRule="auto" w:after="180"/>
+      </w:pPr>
+      <w:r>
+        <w:rPr>
+          <w:b w:val="0"/>
+        </w:rPr>
+        <w:t>After your attempt, compare with the supported explanation: The substantive independence issue remains unresolved. Renaming records does not change their shared source objects.</w:t>
+      </w:r>
+    </w:p>
+    <w:p>
+      <w:pPr>
+        <w:pStyle w:val="Heading2"/>
+      </w:pPr>
+      <w:r>
+        <w:t>Repair and retain the record</w:t>
+      </w:r>
+    </w:p>
+    <w:p>
+      <w:pPr>
+        <w:spacing w:line="336" w:lineRule="auto" w:after="180"/>
+      </w:pPr>
+      <w:r>
+        <w:rPr>
+          <w:b w:val="0"/>
+        </w:rPr>
+        <w:t xml:space="preserve">Review Writing results and limitations (ai-7/31). Goal: Explain the </w:t>
+      </w:r>
+      <w:r>
+        <w:rPr>
+          <w:b/>
+        </w:rPr>
+        <w:t>mechanism</w:t>
+      </w:r>
+      <w:r>
+        <w:rPr>
+          <w:b w:val="0"/>
+        </w:rPr>
+        <w:t xml:space="preserve"> and terminology of writing results and limitations. Short practice: Compute the supported-answer rates for 9/12 and 10/12.</w:t>
+      </w:r>
+    </w:p>
+    <w:p>
+      <w:pPr>
+        <w:spacing w:line="336" w:lineRule="auto" w:after="180"/>
+      </w:pPr>
+      <w:r>
+        <w:rPr>
+          <w:b w:val="0"/>
+        </w:rPr>
+        <w:t xml:space="preserve">What actual outcome was measured, and why is a claim that every student becomes smarter outside this </w:t>
+      </w:r>
+      <w:r>
+        <w:rPr>
+          <w:b/>
+        </w:rPr>
+        <w:t>evidence</w:t>
+      </w:r>
+      <w:r>
+        <w:rPr>
+          <w:b w:val="0"/>
+        </w:rPr>
+        <w:t>?. Return to this week and explain what you changed.</w:t>
+      </w:r>
+    </w:p>
+    <w:p>
+      <w:pPr>
+        <w:spacing w:line="336" w:lineRule="auto" w:after="180"/>
+      </w:pPr>
+      <w:r>
+        <w:rPr>
+          <w:b w:val="0"/>
+        </w:rPr>
+        <w:t xml:space="preserve">Review Figures that preserve </w:t>
+      </w:r>
+      <w:r>
+        <w:rPr>
+          <w:b/>
+        </w:rPr>
+        <w:t>evidence</w:t>
+      </w:r>
+      <w:r>
+        <w:rPr>
+          <w:b w:val="0"/>
+        </w:rPr>
+        <w:t xml:space="preserve"> (ai-7/29). Goal: Explain the </w:t>
+      </w:r>
+      <w:r>
+        <w:rPr>
+          <w:b/>
+        </w:rPr>
+        <w:t>mechanism</w:t>
+      </w:r>
+      <w:r>
+        <w:rPr>
+          <w:b w:val="0"/>
+        </w:rPr>
+        <w:t xml:space="preserve"> and terminology of figures that preserve </w:t>
+      </w:r>
+      <w:r>
+        <w:rPr>
+          <w:b/>
+        </w:rPr>
+        <w:t>evidence</w:t>
+      </w:r>
+      <w:r>
+        <w:rPr>
+          <w:b w:val="0"/>
+        </w:rPr>
+        <w:t>. Short practice: Draw count bars for 6/10 and 8/10 using the stated axis.</w:t>
+      </w:r>
+    </w:p>
+    <w:p>
+      <w:pPr>
+        <w:spacing w:line="336" w:lineRule="auto" w:after="180"/>
+      </w:pPr>
+      <w:r>
+        <w:rPr>
+          <w:b w:val="0"/>
+        </w:rPr>
+        <w:t>Why must the denominator and fixed task context remain visible, and what distortion arises from an undisclosed axis start at five?. Return to this week and explain what you changed.</w:t>
+      </w:r>
+    </w:p>
+    <w:p>
+      <w:pPr>
+        <w:spacing w:line="336" w:lineRule="auto" w:after="180"/>
+      </w:pPr>
+      <w:r>
+        <w:rPr>
+          <w:b w:val="0"/>
+        </w:rPr>
+        <w:t xml:space="preserve">Review Inspecting failures and anomalies (ai-7/26). Goal: Explain the </w:t>
+      </w:r>
+      <w:r>
+        <w:rPr>
+          <w:b/>
+        </w:rPr>
+        <w:t>mechanism</w:t>
+      </w:r>
+      <w:r>
+        <w:rPr>
+          <w:b w:val="0"/>
+        </w:rPr>
+        <w:t xml:space="preserve"> and terminology of inspecting failures and anomalies. Short practice: Calculate mean and median for 2,2,2,10.</w:t>
+      </w:r>
+    </w:p>
+    <w:p>
+      <w:pPr>
+        <w:spacing w:line="336" w:lineRule="auto" w:after="180"/>
+      </w:pPr>
+      <w:r>
+        <w:rPr>
+          <w:b w:val="0"/>
+        </w:rPr>
+        <w:t>What does the timeout log establish, and why is deleting that inconvenient record incompatible with the stated plan?. Return to this week and explain what you changed.</w:t>
+      </w:r>
+    </w:p>
+    <w:p>
+      <w:pPr>
+        <w:spacing w:line="336" w:lineRule="auto" w:after="180"/>
+      </w:pPr>
+      <w:r>
+        <w:rPr>
+          <w:b w:val="0"/>
+        </w:rPr>
+        <w:t xml:space="preserve">Use Download completed work in the hosted lesson to export your answers, reflections, practice feedback and code-run </w:t>
+      </w:r>
+      <w:r>
+        <w:rPr>
+          <w:b/>
+        </w:rPr>
+        <w:t>evidence</w:t>
+      </w:r>
+      <w:r>
+        <w:rPr>
+          <w:b w:val="0"/>
+        </w:rPr>
+        <w:t>. Open the HTML copy to read or print it.</w:t>
+      </w:r>
+    </w:p>
+    <w:p>
+      <w:pPr>
+        <w:spacing w:line="336" w:lineRule="auto" w:after="180"/>
+      </w:pPr>
+      <w:r>
+        <w:rPr>
+          <w:b w:val="0"/>
+        </w:rPr>
+        <w:t>Drafts stay in this browser when storage is available; clear drafts on a shared device.</w:t>
+      </w:r>
+    </w:p>
+    <w:p>
+      <w:pPr>
+        <w:pStyle w:val="Heading3"/>
+      </w:pPr>
+      <w:r>
+        <w:t>What I repaired, the evidence I kept and the next test</w:t>
+      </w:r>
+    </w:p>
+    <w:p>
+      <w:r>
+        <w:t>________________________________________________________________</w:t>
+      </w:r>
+    </w:p>
+    <w:p>
+      <w:r>
+        <w:t>________________________________________________________________</w:t>
+      </w:r>
+    </w:p>
+    <w:p>
+      <w:r>
+        <w:t>________________________________________________________________</w:t>
+      </w:r>
+    </w:p>
+    <w:p>
+      <w:r>
+        <w:t>________________________________________________________________</w:t>
+      </w:r>
+    </w:p>
+    <w:p>
+      <w:r>
+        <w:t>________________________________________________________________</w:t>
+      </w:r>
+    </w:p>
+    <w:p>
+      <w:pPr>
+        <w:pStyle w:val="Heading2"/>
+      </w:pPr>
+      <w:r>
+        <w:t>Earlier wording, alternatives and picture transcripts · reference / check after trying</w:t>
       </w:r>
     </w:p>
     <w:p>
@@ -1573,80 +2137,10 @@
     </w:p>
     <w:p>
       <w:pPr>
-        <w:spacing w:line="336" w:lineRule="auto" w:after="180"/>
-      </w:pPr>
-      <w:r>
-        <w:rPr>
-          <w:b w:val="0"/>
-        </w:rPr>
-        <w:t xml:space="preserve">Respond to a reviewer with </w:t>
-      </w:r>
-      <w:r>
-        <w:rPr>
-          <w:b/>
-        </w:rPr>
-        <w:t>evidence</w:t>
-      </w:r>
-      <w:r>
-        <w:rPr>
-          <w:b w:val="0"/>
-        </w:rPr>
-        <w:t>. A reviewer asks why four photos of one plant were treated as four independent plants.</w:t>
-      </w:r>
-    </w:p>
-    <w:p>
-      <w:pPr>
         <w:pStyle w:val="Heading3"/>
       </w:pPr>
       <w:r>
-        <w:t>Practice 1: explain the deciding evidence</w:t>
-      </w:r>
-    </w:p>
-    <w:p>
-      <w:pPr>
-        <w:spacing w:line="336" w:lineRule="auto" w:after="180"/>
-      </w:pPr>
-      <w:r>
-        <w:rPr>
-          <w:b w:val="0"/>
-        </w:rPr>
-        <w:t>Which labelled step matches this detail? Correct the description and revise any analysis that assumed independence.</w:t>
-      </w:r>
-    </w:p>
-    <w:p>
-      <w:pPr>
-        <w:spacing w:line="336" w:lineRule="auto" w:after="180"/>
-        <w:shd w:fill="F4F9FC"/>
-      </w:pPr>
-      <w:r>
-        <w:rPr>
-          <w:b w:val="0"/>
-        </w:rPr>
-        <w:t>1. Revise transparently</w:t>
-      </w:r>
-    </w:p>
-    <w:p>
-      <w:pPr>
-        <w:spacing w:line="336" w:lineRule="auto" w:after="180"/>
-        <w:shd w:fill="F4F9FC"/>
-      </w:pPr>
-      <w:r>
-        <w:rPr>
-          <w:b w:val="0"/>
-        </w:rPr>
-        <w:t>2. Check the records</w:t>
-      </w:r>
-    </w:p>
-    <w:p>
-      <w:pPr>
-        <w:spacing w:line="336" w:lineRule="auto" w:after="180"/>
-        <w:shd w:fill="F4F9FC"/>
-      </w:pPr>
-      <w:r>
-        <w:rPr>
-          <w:b w:val="0"/>
-        </w:rPr>
-        <w:t>3. Identify the concern</w:t>
+        <w:t>Repair a missing building block</w:t>
       </w:r>
     </w:p>
     <w:p>
@@ -1654,484 +2148,25 @@
         <w:pStyle w:val="Heading3"/>
       </w:pPr>
       <w:r>
-        <w:t>My selected conclusion, deciding fact and explanation</w:t>
-      </w:r>
-    </w:p>
-    <w:p>
-      <w:r>
-        <w:t>________________________________________________________________</w:t>
-      </w:r>
-    </w:p>
-    <w:p>
-      <w:r>
-        <w:t>________________________________________________________________</w:t>
-      </w:r>
-    </w:p>
-    <w:p>
-      <w:r>
-        <w:t>________________________________________________________________</w:t>
-      </w:r>
-    </w:p>
-    <w:p>
-      <w:r>
-        <w:t>________________________________________________________________</w:t>
-      </w:r>
-    </w:p>
-    <w:p>
-      <w:r>
-        <w:t>________________________________________________________________</w:t>
-      </w:r>
-    </w:p>
-    <w:p>
-      <w:pPr>
-        <w:pStyle w:val="Heading3"/>
-      </w:pPr>
-      <w:r>
-        <w:t>Hint · try first</w:t>
-      </w:r>
-    </w:p>
-    <w:p>
-      <w:pPr>
-        <w:spacing w:line="336" w:lineRule="auto" w:after="180"/>
-        <w:shd w:fill="F1F6F8"/>
-      </w:pPr>
-      <w:r>
-        <w:rPr>
-          <w:b w:val="0"/>
-        </w:rPr>
-        <w:t>Hint if needed: Read the steps in the pictorial case. Match the supplied detail to the stage that performs or records it.</w:t>
-      </w:r>
-    </w:p>
-    <w:p>
-      <w:pPr>
-        <w:pStyle w:val="Heading3"/>
-      </w:pPr>
-      <w:r>
-        <w:t>Feedback · compare after trying</w:t>
-      </w:r>
-    </w:p>
-    <w:p>
-      <w:pPr>
-        <w:spacing w:line="336" w:lineRule="auto" w:after="180"/>
-        <w:shd w:fill="F1F6FC"/>
-      </w:pPr>
-      <w:r>
-        <w:rPr>
-          <w:b w:val="0"/>
-        </w:rPr>
-        <w:t>After your attempt, compare with the supported explanation: Revise transparently Correct the description and revise any analysis that assumed independence.</w:t>
-      </w:r>
-    </w:p>
-    <w:p>
-      <w:pPr>
-        <w:spacing w:line="336" w:lineRule="auto" w:after="180"/>
-        <w:shd w:fill="F1F6FC"/>
-      </w:pPr>
-      <w:r>
-        <w:rPr>
-          <w:b w:val="0"/>
-        </w:rPr>
-        <w:t>Peer review should connect a criticism to the actual records and a concrete correction or reasoned response. Polite language alone cannot repair a methodological error.</w:t>
-      </w:r>
-    </w:p>
-    <w:p>
-      <w:pPr>
-        <w:pStyle w:val="Heading3"/>
-      </w:pPr>
-      <w:r>
-        <w:t>Practice 2: explain the deciding evidence</w:t>
-      </w:r>
-    </w:p>
-    <w:p>
-      <w:pPr>
-        <w:pStyle w:val="Heading3"/>
-      </w:pPr>
-      <w:r>
-        <w:t>Changed case · predict first</w:t>
-      </w:r>
-    </w:p>
-    <w:p>
-      <w:pPr>
-        <w:spacing w:line="336" w:lineRule="auto" w:after="180"/>
-        <w:shd w:fill="F5F1FB"/>
-      </w:pPr>
-      <w:r>
-        <w:rPr>
-          <w:b w:val="0"/>
-        </w:rPr>
-        <w:t>Changed-case practice: The team only changes "photos" to "plants" without revisiting analysis. Which conclusion is supported by the supplied facts?</w:t>
-      </w:r>
-    </w:p>
-    <w:p>
-      <w:pPr>
-        <w:spacing w:line="336" w:lineRule="auto" w:after="180"/>
-        <w:shd w:fill="F4F9FC"/>
-      </w:pPr>
-      <w:r>
-        <w:rPr>
-          <w:b w:val="0"/>
-        </w:rPr>
-        <w:t xml:space="preserve">1. This one example guarantees correct results for every future </w:t>
-      </w:r>
-      <w:r>
-        <w:rPr>
-          <w:b/>
-        </w:rPr>
-        <w:t>input</w:t>
-      </w:r>
-      <w:r>
-        <w:rPr>
-          <w:b w:val="0"/>
-        </w:rPr>
-        <w:t>.</w:t>
-      </w:r>
-    </w:p>
-    <w:p>
-      <w:pPr>
-        <w:spacing w:line="336" w:lineRule="auto" w:after="180"/>
-        <w:shd w:fill="F4F9FC"/>
-      </w:pPr>
-      <w:r>
-        <w:rPr>
-          <w:b w:val="0"/>
-        </w:rPr>
-        <w:t>2. The substantive independence issue remains unresolved.</w:t>
-      </w:r>
-    </w:p>
-    <w:p>
-      <w:pPr>
-        <w:spacing w:line="336" w:lineRule="auto" w:after="180"/>
-        <w:shd w:fill="F4F9FC"/>
-      </w:pPr>
-      <w:r>
-        <w:rPr>
-          <w:b w:val="0"/>
-        </w:rPr>
-        <w:t xml:space="preserve">3. We can decide the result without examining the changed </w:t>
-      </w:r>
-      <w:r>
-        <w:rPr>
-          <w:b/>
-        </w:rPr>
-        <w:t>input</w:t>
-      </w:r>
-      <w:r>
-        <w:rPr>
-          <w:b w:val="0"/>
-        </w:rPr>
-        <w:t xml:space="preserve"> or the procedure.</w:t>
-      </w:r>
-    </w:p>
-    <w:p>
-      <w:pPr>
-        <w:pStyle w:val="Heading3"/>
-      </w:pPr>
-      <w:r>
-        <w:t>My selected conclusion, deciding fact and explanation</w:t>
-      </w:r>
-    </w:p>
-    <w:p>
-      <w:r>
-        <w:t>________________________________________________________________</w:t>
-      </w:r>
-    </w:p>
-    <w:p>
-      <w:r>
-        <w:t>________________________________________________________________</w:t>
-      </w:r>
-    </w:p>
-    <w:p>
-      <w:r>
-        <w:t>________________________________________________________________</w:t>
-      </w:r>
-    </w:p>
-    <w:p>
-      <w:r>
-        <w:t>________________________________________________________________</w:t>
-      </w:r>
-    </w:p>
-    <w:p>
-      <w:r>
-        <w:t>________________________________________________________________</w:t>
-      </w:r>
-    </w:p>
-    <w:p>
-      <w:pPr>
-        <w:pStyle w:val="Heading3"/>
-      </w:pPr>
-      <w:r>
-        <w:t>Hint · try first</w:t>
-      </w:r>
-    </w:p>
-    <w:p>
-      <w:pPr>
-        <w:spacing w:line="336" w:lineRule="auto" w:after="180"/>
-        <w:shd w:fill="F1F6F8"/>
-      </w:pPr>
-      <w:r>
-        <w:rPr>
-          <w:b w:val="0"/>
-        </w:rPr>
-        <w:t>Hint if needed: Use the changed condition and the deciding step in the pictorial trace. The answer must say what follows from those facts.</w:t>
-      </w:r>
-    </w:p>
-    <w:p>
-      <w:pPr>
-        <w:pStyle w:val="Heading3"/>
-      </w:pPr>
-      <w:r>
-        <w:t>Feedback · compare after trying</w:t>
-      </w:r>
-    </w:p>
-    <w:p>
-      <w:pPr>
-        <w:spacing w:line="336" w:lineRule="auto" w:after="180"/>
-        <w:shd w:fill="F1F6FC"/>
-      </w:pPr>
-      <w:r>
-        <w:rPr>
-          <w:b w:val="0"/>
-        </w:rPr>
-        <w:t>After your attempt, compare with the supported explanation: The substantive independence issue remains unresolved. Renaming records does not change their shared source objects.</w:t>
-      </w:r>
-    </w:p>
-    <w:p>
-      <w:pPr>
-        <w:pStyle w:val="Heading3"/>
-      </w:pPr>
-      <w:r>
-        <w:t>Repair a missing building block</w:t>
-      </w:r>
-    </w:p>
-    <w:p>
-      <w:pPr>
-        <w:spacing w:line="336" w:lineRule="auto" w:after="180"/>
-      </w:pPr>
-      <w:r>
-        <w:rPr>
-          <w:b w:val="0"/>
-        </w:rPr>
-        <w:t xml:space="preserve">Review Writing results and limitations (ai-7/31). Goal: Explain the </w:t>
-      </w:r>
-      <w:r>
-        <w:rPr>
-          <w:b/>
-        </w:rPr>
-        <w:t>mechanism</w:t>
-      </w:r>
-      <w:r>
-        <w:rPr>
-          <w:b w:val="0"/>
-        </w:rPr>
-        <w:t xml:space="preserve"> and terminology of writing results and limitations. Short practice: Compute the supported-answer rates for 9/12 and 10/12.</w:t>
-      </w:r>
-    </w:p>
-    <w:p>
-      <w:pPr>
-        <w:spacing w:line="336" w:lineRule="auto" w:after="180"/>
-      </w:pPr>
-      <w:r>
-        <w:rPr>
-          <w:b w:val="0"/>
-        </w:rPr>
-        <w:t xml:space="preserve">What actual outcome was measured, and why is a claim that every student becomes smarter outside this </w:t>
-      </w:r>
-      <w:r>
-        <w:rPr>
-          <w:b/>
-        </w:rPr>
-        <w:t>evidence</w:t>
-      </w:r>
-      <w:r>
-        <w:rPr>
-          <w:b w:val="0"/>
-        </w:rPr>
-        <w:t>?. Return to this week and explain what you changed.</w:t>
-      </w:r>
-    </w:p>
-    <w:p>
-      <w:pPr>
-        <w:spacing w:line="336" w:lineRule="auto" w:after="180"/>
-      </w:pPr>
-      <w:r>
-        <w:rPr>
-          <w:b w:val="0"/>
-        </w:rPr>
-        <w:t xml:space="preserve">Review Figures that preserve </w:t>
-      </w:r>
-      <w:r>
-        <w:rPr>
-          <w:b/>
-        </w:rPr>
-        <w:t>evidence</w:t>
-      </w:r>
-      <w:r>
-        <w:rPr>
-          <w:b w:val="0"/>
-        </w:rPr>
-        <w:t xml:space="preserve"> (ai-7/29). Goal: Explain the </w:t>
-      </w:r>
-      <w:r>
-        <w:rPr>
-          <w:b/>
-        </w:rPr>
-        <w:t>mechanism</w:t>
-      </w:r>
-      <w:r>
-        <w:rPr>
-          <w:b w:val="0"/>
-        </w:rPr>
-        <w:t xml:space="preserve"> and terminology of figures that preserve </w:t>
-      </w:r>
-      <w:r>
-        <w:rPr>
-          <w:b/>
-        </w:rPr>
-        <w:t>evidence</w:t>
-      </w:r>
-      <w:r>
-        <w:rPr>
-          <w:b w:val="0"/>
-        </w:rPr>
-        <w:t>. Short practice: Draw count bars for 6/10 and 8/10 using the stated axis.</w:t>
-      </w:r>
-    </w:p>
-    <w:p>
-      <w:pPr>
-        <w:spacing w:line="336" w:lineRule="auto" w:after="180"/>
-      </w:pPr>
-      <w:r>
-        <w:rPr>
-          <w:b w:val="0"/>
-        </w:rPr>
-        <w:t>Why must the denominator and fixed task context remain visible, and what distortion arises from an undisclosed axis start at five?. Return to this week and explain what you changed.</w:t>
-      </w:r>
-    </w:p>
-    <w:p>
-      <w:pPr>
-        <w:spacing w:line="336" w:lineRule="auto" w:after="180"/>
-      </w:pPr>
-      <w:r>
-        <w:rPr>
-          <w:b w:val="0"/>
-        </w:rPr>
-        <w:t xml:space="preserve">Review Inspecting failures and anomalies (ai-7/26). Goal: Explain the </w:t>
-      </w:r>
-      <w:r>
-        <w:rPr>
-          <w:b/>
-        </w:rPr>
-        <w:t>mechanism</w:t>
-      </w:r>
-      <w:r>
-        <w:rPr>
-          <w:b w:val="0"/>
-        </w:rPr>
-        <w:t xml:space="preserve"> and terminology of inspecting failures and anomalies. Short practice: Calculate mean and median for 2,2,2,10.</w:t>
-      </w:r>
-    </w:p>
-    <w:p>
-      <w:pPr>
-        <w:spacing w:line="336" w:lineRule="auto" w:after="180"/>
-      </w:pPr>
-      <w:r>
-        <w:rPr>
-          <w:b w:val="0"/>
-        </w:rPr>
-        <w:t>What does the timeout log establish, and why is deleting that inconvenient record incompatible with the stated plan?. Return to this week and explain what you changed.</w:t>
-      </w:r>
-    </w:p>
-    <w:p>
-      <w:pPr>
-        <w:pStyle w:val="Heading3"/>
-      </w:pPr>
-      <w:r>
         <w:t>Keep your completed work</w:t>
       </w:r>
     </w:p>
     <w:p>
       <w:pPr>
-        <w:spacing w:line="336" w:lineRule="auto" w:after="180"/>
-      </w:pPr>
-      <w:r>
-        <w:rPr>
-          <w:b w:val="0"/>
-        </w:rPr>
-        <w:t xml:space="preserve">Use Download completed work in the hosted lesson to export your answers, reflections, practice feedback and code-run </w:t>
-      </w:r>
-      <w:r>
-        <w:rPr>
-          <w:b/>
-        </w:rPr>
-        <w:t>evidence</w:t>
-      </w:r>
-      <w:r>
-        <w:rPr>
-          <w:b w:val="0"/>
-        </w:rPr>
-        <w:t>. Open the HTML copy to read or print it.</w:t>
-      </w:r>
-    </w:p>
-    <w:p>
-      <w:pPr>
-        <w:spacing w:line="336" w:lineRule="auto" w:after="180"/>
-      </w:pPr>
-      <w:r>
-        <w:rPr>
-          <w:b w:val="0"/>
-        </w:rPr>
-        <w:t>Drafts stay in this browser when storage is available; clear drafts on a shared device.</w:t>
-      </w:r>
-    </w:p>
-    <w:p>
-      <w:pPr>
-        <w:pStyle w:val="Heading3"/>
-      </w:pPr>
-      <w:r>
-        <w:t>What I repaired, the evidence I kept and the next test</w:t>
-      </w:r>
-    </w:p>
-    <w:p>
-      <w:r>
-        <w:t>________________________________________________________________</w:t>
-      </w:r>
-    </w:p>
-    <w:p>
-      <w:r>
-        <w:t>________________________________________________________________</w:t>
-      </w:r>
-    </w:p>
-    <w:p>
-      <w:r>
-        <w:t>________________________________________________________________</w:t>
-      </w:r>
-    </w:p>
-    <w:p>
-      <w:r>
-        <w:t>________________________________________________________________</w:t>
-      </w:r>
-    </w:p>
-    <w:p>
-      <w:r>
-        <w:t>________________________________________________________________</w:t>
-      </w:r>
-    </w:p>
-    <w:p>
-      <w:pPr>
         <w:pStyle w:val="Heading1"/>
       </w:pPr>
       <w:r>
-        <w:t>15. Visual concept journey</w:t>
-      </w:r>
-    </w:p>
-    <w:p>
-      <w:r>
-        <w:t>Explain each Peer review and response picture from its labels, then record a relevant limit.</w:t>
-      </w:r>
-    </w:p>
-    <w:p>
-      <w:pPr>
-        <w:pStyle w:val="Heading3"/>
+        <w:t>15. Reference · Six-picture response sheets</w:t>
+      </w:r>
+    </w:p>
+    <w:p>
+      <w:r>
+        <w:t>Choose the picture that helps explain the current step.</w:t>
+      </w:r>
+    </w:p>
+    <w:p>
+      <w:pPr>
+        <w:pStyle w:val="Heading2"/>
       </w:pPr>
       <w:r>
         <w:t>01. Peer review and response: the case</w:t>
@@ -2142,7 +2177,7 @@
         <w:drawing>
           <wp:inline xmlns:a="http://schemas.openxmlformats.org/drawingml/2006/main" xmlns:pic="http://schemas.openxmlformats.org/drawingml/2006/picture">
             <wp:extent cx="5486400" cy="2834640"/>
-            <wp:docPr id="2" name="Picture 2" descr="Respond to a reviewer with evidence. A reviewer asks why four photos of one plant were treated as four independent plants. Supplied facts: The original table contains four views of P1 and four views of P2: eight photos from two plants."/>
+            <wp:docPr id="3" name="Picture 3" descr="Respond to a reviewer with evidence. A reviewer asks why four photos of one plant were treated as four independent plants. Supplied facts: The original table contains four views of P1 and four views of P2: eight photos from two plants."/>
             <wp:cNvGraphicFramePr>
               <a:graphicFrameLocks noChangeAspect="1"/>
             </wp:cNvGraphicFramePr>
@@ -2154,7 +2189,7 @@
                     <pic:cNvPicPr/>
                   </pic:nvPicPr>
                   <pic:blipFill>
-                    <a:blip r:embed="rId10"/>
+                    <a:blip r:embed="rId11"/>
                     <a:stretch>
                       <a:fillRect/>
                     </a:stretch>
@@ -2210,7 +2245,6 @@
     <w:p>
       <w:pPr>
         <w:spacing w:line="336" w:lineRule="auto" w:after="180"/>
-        <w:shd w:fill="F5F1FB"/>
       </w:pPr>
       <w:r>
         <w:rPr>
@@ -2249,7 +2283,7 @@
     </w:p>
     <w:p>
       <w:pPr>
-        <w:pStyle w:val="Heading3"/>
+        <w:pStyle w:val="Heading2"/>
       </w:pPr>
       <w:r>
         <w:t>02. Follow the deciding steps</w:t>
@@ -2260,7 +2294,7 @@
         <w:drawing>
           <wp:inline xmlns:a="http://schemas.openxmlformats.org/drawingml/2006/main" xmlns:pic="http://schemas.openxmlformats.org/drawingml/2006/picture">
             <wp:extent cx="5486400" cy="3182112"/>
-            <wp:docPr id="3" name="Picture 3" descr="Identify the concern: The reviewer questions the unit of analysis. → Check the records: Plant identifiers confirm two plants, not eight independent plants. → Revise transparently: Correct the description and revise any analysis that assumed independence."/>
+            <wp:docPr id="4" name="Picture 4" descr="Identify the concern: The reviewer questions the unit of analysis. → Check the records: Plant identifiers confirm two plants, not eight independent plants. → Revise transparently: Correct the description and revise any analysis that assumed independence."/>
             <wp:cNvGraphicFramePr>
               <a:graphicFrameLocks noChangeAspect="1"/>
             </wp:cNvGraphicFramePr>
@@ -2272,7 +2306,7 @@
                     <pic:cNvPicPr/>
                   </pic:nvPicPr>
                   <pic:blipFill>
-                    <a:blip r:embed="rId11"/>
+                    <a:blip r:embed="rId12"/>
                     <a:stretch>
                       <a:fillRect/>
                     </a:stretch>
@@ -2305,7 +2339,6 @@
     <w:p>
       <w:pPr>
         <w:spacing w:line="336" w:lineRule="auto" w:after="180"/>
-        <w:shd w:fill="F5F1FB"/>
       </w:pPr>
       <w:r>
         <w:rPr>
@@ -2356,7 +2389,7 @@
     </w:p>
     <w:p>
       <w:pPr>
-        <w:pStyle w:val="Heading3"/>
+        <w:pStyle w:val="Heading2"/>
       </w:pPr>
       <w:r>
         <w:t>03. Peer review and response — evidence trace</w:t>
@@ -2367,7 +2400,7 @@
         <w:drawing>
           <wp:inline xmlns:a="http://schemas.openxmlformats.org/drawingml/2006/main" xmlns:pic="http://schemas.openxmlformats.org/drawingml/2006/picture">
             <wp:extent cx="5486400" cy="2996184"/>
-            <wp:docPr id="4" name="Picture 4" descr="Peer review and response — evidence trace. Reviewer asks for a fitted-line baseline; author responds that the neural network is advanced, without a comparison. | For each comment record concern, response, change location and new evidence if needed. If no new evidence exists, narrow the claim instead of promising an unperformed test. | The response lacks evidence. Add a fair comparison under the plan or narrow the claim to the existing baseline; record any new analysis as such."/>
+            <wp:docPr id="5" name="Picture 5" descr="Peer review and response — evidence trace. Reviewer asks for a fitted-line baseline; author responds that the neural network is advanced, without a comparison. | For each comment record concern, response, change location and new evidence if needed. If no new evidence exists, narrow the claim instead of promising an unperformed test. | The response lacks evidence. Add a fair comparison under the plan or narrow the claim to the existing baseline; record any new analysis as such."/>
             <wp:cNvGraphicFramePr>
               <a:graphicFrameLocks noChangeAspect="1"/>
             </wp:cNvGraphicFramePr>
@@ -2379,7 +2412,7 @@
                     <pic:cNvPicPr/>
                   </pic:nvPicPr>
                   <pic:blipFill>
-                    <a:blip r:embed="rId12"/>
+                    <a:blip r:embed="rId13"/>
                     <a:stretch>
                       <a:fillRect/>
                     </a:stretch>
@@ -2493,7 +2526,6 @@
     <w:p>
       <w:pPr>
         <w:spacing w:line="336" w:lineRule="auto" w:after="180"/>
-        <w:shd w:fill="F5F1FB"/>
       </w:pPr>
       <w:r>
         <w:rPr>
@@ -2532,7 +2564,7 @@
     </w:p>
     <w:p>
       <w:pPr>
-        <w:pStyle w:val="Heading3"/>
+        <w:pStyle w:val="Heading2"/>
       </w:pPr>
       <w:r>
         <w:t>04. Change one thing. Trace what follows.</w:t>
@@ -2543,7 +2575,7 @@
         <w:drawing>
           <wp:inline xmlns:a="http://schemas.openxmlformats.org/drawingml/2006/main" xmlns:pic="http://schemas.openxmlformats.org/drawingml/2006/picture">
             <wp:extent cx="5486400" cy="3026664"/>
-            <wp:docPr id="5" name="Picture 5" descr="Original case: Correct the description and revise any analysis that assumed independence. Changed condition: The team only changes &quot;photos&quot; to &quot;plants&quot; without revisiting analysis. Expected result: The substantive independence issue remains unresolved. Reason: Renaming records does not change their shared source objects."/>
+            <wp:docPr id="6" name="Picture 6" descr="Original case: Correct the description and revise any analysis that assumed independence. Changed condition: The team only changes &quot;photos&quot; to &quot;plants&quot; without revisiting analysis. Expected result: The substantive independence issue remains unresolved. Reason: Renaming records does not change their shared source objects."/>
             <wp:cNvGraphicFramePr>
               <a:graphicFrameLocks noChangeAspect="1"/>
             </wp:cNvGraphicFramePr>
@@ -2555,7 +2587,7 @@
                     <pic:cNvPicPr/>
                   </pic:nvPicPr>
                   <pic:blipFill>
-                    <a:blip r:embed="rId13"/>
+                    <a:blip r:embed="rId14"/>
                     <a:stretch>
                       <a:fillRect/>
                     </a:stretch>
@@ -2599,7 +2631,6 @@
     <w:p>
       <w:pPr>
         <w:spacing w:line="336" w:lineRule="auto" w:after="180"/>
-        <w:shd w:fill="F5F1FB"/>
       </w:pPr>
       <w:r>
         <w:rPr>
@@ -2638,7 +2669,7 @@
     </w:p>
     <w:p>
       <w:pPr>
-        <w:pStyle w:val="Heading3"/>
+        <w:pStyle w:val="Heading2"/>
       </w:pPr>
       <w:r>
         <w:t>05. Connect the explanation to its limit</w:t>
@@ -2649,7 +2680,7 @@
         <w:drawing>
           <wp:inline xmlns:a="http://schemas.openxmlformats.org/drawingml/2006/main" xmlns:pic="http://schemas.openxmlformats.org/drawingml/2006/picture">
             <wp:extent cx="5486400" cy="2834640"/>
-            <wp:docPr id="6" name="Picture 6" descr="Peer review should connect a criticism to the actual records and a concrete correction or reasoned response. Polite language alone cannot repair a methodological error. Limit: Two plants provide limited coverage; grouping correctly does not create more independent evidence."/>
+            <wp:docPr id="7" name="Picture 7" descr="Peer review should connect a criticism to the actual records and a concrete correction or reasoned response. Polite language alone cannot repair a methodological error. Limit: Two plants provide limited coverage; grouping correctly does not create more independent evidence."/>
             <wp:cNvGraphicFramePr>
               <a:graphicFrameLocks noChangeAspect="1"/>
             </wp:cNvGraphicFramePr>
@@ -2661,7 +2692,7 @@
                     <pic:cNvPicPr/>
                   </pic:nvPicPr>
                   <pic:blipFill>
-                    <a:blip r:embed="rId14"/>
+                    <a:blip r:embed="rId15"/>
                     <a:stretch>
                       <a:fillRect/>
                     </a:stretch>
@@ -2717,7 +2748,6 @@
     <w:p>
       <w:pPr>
         <w:spacing w:line="336" w:lineRule="auto" w:after="180"/>
-        <w:shd w:fill="F5F1FB"/>
       </w:pPr>
       <w:r>
         <w:rPr>
@@ -2756,7 +2786,7 @@
     </w:p>
     <w:p>
       <w:pPr>
-        <w:pStyle w:val="Heading3"/>
+        <w:pStyle w:val="Heading2"/>
       </w:pPr>
       <w:r>
         <w:t>06. Make the idea visible in your project</w:t>
@@ -2767,7 +2797,7 @@
         <w:drawing>
           <wp:inline xmlns:a="http://schemas.openxmlformats.org/drawingml/2006/main" xmlns:pic="http://schemas.openxmlformats.org/drawingml/2006/picture">
             <wp:extent cx="5486400" cy="3681984"/>
-            <wp:docPr id="7" name="Picture 7" descr="For the Reproducible AI Research Study, retain an annotated worked trace and the changed-case reasoning. Connect the claim to its records, units and assumptions so another investigator can challenge or reproduce it. Draw your input, deciding step, result and limit. Supported question: Count photos and underlying plants in the reviewer’s concern. What analysis assumption needs revision, and why does changing only the word photos to plants fail to repair it?"/>
+            <wp:docPr id="8" name="Picture 8" descr="For the Reproducible AI Research Study, retain an annotated worked trace and the changed-case reasoning. Connect the claim to its records, units and assumptions so another investigator can challenge or reproduce it. Draw your input, deciding step, result and limit. Supported question: Count photos and underlying plants in the reviewer’s concern. What analysis assumption needs revision, and why does changing only the word photos to plants fail to repair it?"/>
             <wp:cNvGraphicFramePr>
               <a:graphicFrameLocks noChangeAspect="1"/>
             </wp:cNvGraphicFramePr>
@@ -2779,7 +2809,7 @@
                     <pic:cNvPicPr/>
                   </pic:nvPicPr>
                   <pic:blipFill>
-                    <a:blip r:embed="rId15"/>
+                    <a:blip r:embed="rId16"/>
                     <a:stretch>
                       <a:fillRect/>
                     </a:stretch>
@@ -2846,7 +2876,6 @@
     <w:p>
       <w:pPr>
         <w:spacing w:line="336" w:lineRule="auto" w:after="180"/>
-        <w:shd w:fill="F5F1FB"/>
       </w:pPr>
       <w:r>
         <w:rPr>
@@ -2893,6 +2922,62 @@
     <w:p>
       <w:r>
         <w:t>________________________________________________________________</w:t>
+      </w:r>
+    </w:p>
+    <w:p>
+      <w:pPr>
+        <w:pStyle w:val="Heading2"/>
+      </w:pPr>
+      <w:r>
+        <w:t>Earlier wording, alternatives and picture transcripts · reference / check after trying</w:t>
+      </w:r>
+    </w:p>
+    <w:p>
+      <w:pPr>
+        <w:pStyle w:val="Heading3"/>
+      </w:pPr>
+      <w:r>
+        <w:t>01. Peer review and response: the case</w:t>
+      </w:r>
+    </w:p>
+    <w:p>
+      <w:pPr>
+        <w:pStyle w:val="Heading3"/>
+      </w:pPr>
+      <w:r>
+        <w:t>02. Follow the deciding steps</w:t>
+      </w:r>
+    </w:p>
+    <w:p>
+      <w:pPr>
+        <w:pStyle w:val="Heading3"/>
+      </w:pPr>
+      <w:r>
+        <w:t>03. Peer review and response — evidence trace</w:t>
+      </w:r>
+    </w:p>
+    <w:p>
+      <w:pPr>
+        <w:pStyle w:val="Heading3"/>
+      </w:pPr>
+      <w:r>
+        <w:t>04. Change one thing. Trace what follows.</w:t>
+      </w:r>
+    </w:p>
+    <w:p>
+      <w:pPr>
+        <w:pStyle w:val="Heading3"/>
+      </w:pPr>
+      <w:r>
+        <w:t>05. Connect the explanation to its limit</w:t>
+      </w:r>
+    </w:p>
+    <w:p>
+      <w:pPr>
+        <w:pStyle w:val="Heading3"/>
+      </w:pPr>
+      <w:r>
+        <w:t>06. Make the idea visible in your project</w:t>
       </w:r>
     </w:p>
     <w:sectPr>
